--- a/src/_docs/ProcurementGuideFR.docx
+++ b/src/_docs/ProcurementGuideFR.docx
@@ -108,7 +108,7 @@
               <w:rFonts w:eastAsiaTheme="minorEastAsia"/>
               <w:noProof/>
               <w:kern w:val="2"/>
-              <w:sz w:val="22"/>
+              <w:szCs w:val="24"/>
               <w:lang w:val="en-CA" w:eastAsia="en-CA"/>
               <w14:ligatures w14:val="standardContextual"/>
             </w:rPr>
@@ -122,13 +122,13 @@
           <w:r>
             <w:fldChar w:fldCharType="separate"/>
           </w:r>
-          <w:hyperlink w:anchor="_Toc187907158" w:history="1">
+          <w:hyperlink w:anchor="_Toc227226687" w:history="1">
             <w:r>
               <w:rPr>
                 <w:rStyle w:val="Hyperlink"/>
                 <w:noProof/>
               </w:rPr>
-              <w:t>À propos du Guide</w:t>
+              <w:t>Tableau des changements</w:t>
             </w:r>
             <w:r>
               <w:rPr>
@@ -149,7 +149,7 @@
                 <w:noProof/>
                 <w:webHidden/>
               </w:rPr>
-              <w:instrText xml:space="preserve"> PAGEREF _Toc187907158 \h </w:instrText>
+              <w:instrText xml:space="preserve"> PAGEREF _Toc227226687 \h </w:instrText>
             </w:r>
             <w:r>
               <w:rPr>
@@ -187,18 +187,18 @@
               <w:rFonts w:eastAsiaTheme="minorEastAsia"/>
               <w:noProof/>
               <w:kern w:val="2"/>
-              <w:sz w:val="22"/>
+              <w:szCs w:val="24"/>
               <w:lang w:val="en-CA" w:eastAsia="en-CA"/>
               <w14:ligatures w14:val="standardContextual"/>
             </w:rPr>
           </w:pPr>
-          <w:hyperlink w:anchor="_Toc187907159" w:history="1">
+          <w:hyperlink w:anchor="_Toc227226688" w:history="1">
             <w:r>
               <w:rPr>
                 <w:rStyle w:val="Hyperlink"/>
                 <w:noProof/>
               </w:rPr>
-              <w:t>Auditoire</w:t>
+              <w:t>À propos du Guide</w:t>
             </w:r>
             <w:r>
               <w:rPr>
@@ -219,7 +219,7 @@
                 <w:noProof/>
                 <w:webHidden/>
               </w:rPr>
-              <w:instrText xml:space="preserve"> PAGEREF _Toc187907159 \h </w:instrText>
+              <w:instrText xml:space="preserve"> PAGEREF _Toc227226688 \h </w:instrText>
             </w:r>
             <w:r>
               <w:rPr>
@@ -239,7 +239,7 @@
                 <w:noProof/>
                 <w:webHidden/>
               </w:rPr>
-              <w:t>3</w:t>
+              <w:t>2</w:t>
             </w:r>
             <w:r>
               <w:rPr>
@@ -257,18 +257,18 @@
               <w:rFonts w:eastAsiaTheme="minorEastAsia"/>
               <w:noProof/>
               <w:kern w:val="2"/>
-              <w:sz w:val="22"/>
+              <w:szCs w:val="24"/>
               <w:lang w:val="en-CA" w:eastAsia="en-CA"/>
               <w14:ligatures w14:val="standardContextual"/>
             </w:rPr>
           </w:pPr>
-          <w:hyperlink w:anchor="_Toc187907160" w:history="1">
+          <w:hyperlink w:anchor="_Toc227226689" w:history="1">
             <w:r>
               <w:rPr>
                 <w:rStyle w:val="Hyperlink"/>
                 <w:noProof/>
               </w:rPr>
-              <w:t>Contexte</w:t>
+              <w:t>Auditoire</w:t>
             </w:r>
             <w:r>
               <w:rPr>
@@ -289,7 +289,7 @@
                 <w:noProof/>
                 <w:webHidden/>
               </w:rPr>
-              <w:instrText xml:space="preserve"> PAGEREF _Toc187907160 \h </w:instrText>
+              <w:instrText xml:space="preserve"> PAGEREF _Toc227226689 \h </w:instrText>
             </w:r>
             <w:r>
               <w:rPr>
@@ -327,16 +327,86 @@
               <w:rFonts w:eastAsiaTheme="minorEastAsia"/>
               <w:noProof/>
               <w:kern w:val="2"/>
-              <w:sz w:val="22"/>
+              <w:szCs w:val="24"/>
               <w:lang w:val="en-CA" w:eastAsia="en-CA"/>
               <w14:ligatures w14:val="standardContextual"/>
             </w:rPr>
           </w:pPr>
-          <w:hyperlink w:anchor="_Toc187907161" w:history="1">
+          <w:hyperlink w:anchor="_Toc227226690" w:history="1">
             <w:r>
               <w:rPr>
                 <w:rStyle w:val="Hyperlink"/>
                 <w:noProof/>
+              </w:rPr>
+              <w:t>Contexte</w:t>
+            </w:r>
+            <w:r>
+              <w:rPr>
+                <w:noProof/>
+                <w:webHidden/>
+              </w:rPr>
+              <w:tab/>
+            </w:r>
+            <w:r>
+              <w:rPr>
+                <w:noProof/>
+                <w:webHidden/>
+              </w:rPr>
+              <w:fldChar w:fldCharType="begin"/>
+            </w:r>
+            <w:r>
+              <w:rPr>
+                <w:noProof/>
+                <w:webHidden/>
+              </w:rPr>
+              <w:instrText xml:space="preserve"> PAGEREF _Toc227226690 \h </w:instrText>
+            </w:r>
+            <w:r>
+              <w:rPr>
+                <w:noProof/>
+                <w:webHidden/>
+              </w:rPr>
+            </w:r>
+            <w:r>
+              <w:rPr>
+                <w:noProof/>
+                <w:webHidden/>
+              </w:rPr>
+              <w:fldChar w:fldCharType="separate"/>
+            </w:r>
+            <w:r>
+              <w:rPr>
+                <w:noProof/>
+                <w:webHidden/>
+              </w:rPr>
+              <w:t>4</w:t>
+            </w:r>
+            <w:r>
+              <w:rPr>
+                <w:noProof/>
+                <w:webHidden/>
+              </w:rPr>
+              <w:fldChar w:fldCharType="end"/>
+            </w:r>
+          </w:hyperlink>
+        </w:p>
+        <w:p>
+          <w:pPr>
+            <w:pStyle w:val="TOC1"/>
+            <w:rPr>
+              <w:rFonts w:eastAsiaTheme="minorEastAsia"/>
+              <w:noProof/>
+              <w:kern w:val="2"/>
+              <w:szCs w:val="24"/>
+              <w:lang w:val="en-CA" w:eastAsia="en-CA"/>
+              <w14:ligatures w14:val="standardContextual"/>
+            </w:rPr>
+          </w:pPr>
+          <w:hyperlink w:anchor="_Toc227226691" w:history="1">
+            <w:r>
+              <w:rPr>
+                <w:rStyle w:val="Hyperlink"/>
+                <w:noProof/>
                 <w:lang w:eastAsia="en-CA"/>
               </w:rPr>
               <w:t>À propos de la norme EN 301 549</w:t>
@@ -360,7 +430,7 @@
                 <w:noProof/>
                 <w:webHidden/>
               </w:rPr>
-              <w:instrText xml:space="preserve"> PAGEREF _Toc187907161 \h </w:instrText>
+              <w:instrText xml:space="preserve"> PAGEREF _Toc227226691 \h </w:instrText>
             </w:r>
             <w:r>
               <w:rPr>
@@ -401,12 +471,12 @@
               <w:rFonts w:eastAsiaTheme="minorEastAsia"/>
               <w:noProof/>
               <w:kern w:val="2"/>
-              <w:sz w:val="22"/>
+              <w:szCs w:val="24"/>
               <w:lang w:val="en-CA" w:eastAsia="en-CA"/>
               <w14:ligatures w14:val="standardContextual"/>
             </w:rPr>
           </w:pPr>
-          <w:hyperlink w:anchor="_Toc187907162" w:history="1">
+          <w:hyperlink w:anchor="_Toc227226692" w:history="1">
             <w:r>
               <w:rPr>
                 <w:rStyle w:val="Hyperlink"/>
@@ -433,7 +503,7 @@
                 <w:noProof/>
                 <w:webHidden/>
               </w:rPr>
-              <w:instrText xml:space="preserve"> PAGEREF _Toc187907162 \h </w:instrText>
+              <w:instrText xml:space="preserve"> PAGEREF _Toc227226692 \h </w:instrText>
             </w:r>
             <w:r>
               <w:rPr>
@@ -453,7 +523,7 @@
                 <w:noProof/>
                 <w:webHidden/>
               </w:rPr>
-              <w:t>5</w:t>
+              <w:t>6</w:t>
             </w:r>
             <w:r>
               <w:rPr>
@@ -474,18 +544,18 @@
               <w:rFonts w:eastAsiaTheme="minorEastAsia"/>
               <w:noProof/>
               <w:kern w:val="2"/>
-              <w:sz w:val="22"/>
+              <w:szCs w:val="24"/>
               <w:lang w:val="en-CA" w:eastAsia="en-CA"/>
               <w14:ligatures w14:val="standardContextual"/>
             </w:rPr>
           </w:pPr>
-          <w:hyperlink w:anchor="_Toc187907163" w:history="1">
+          <w:hyperlink w:anchor="_Toc227226693" w:history="1">
             <w:r>
               <w:rPr>
                 <w:rStyle w:val="Hyperlink"/>
                 <w:noProof/>
               </w:rPr>
-              <w:t>Utilisez la norme EN 301 549 (2021) plutôt que seulement n’importe quelle version des Règles pour l’accessibilité des contenus Web (WCAG)</w:t>
+              <w:t>Intégrez la plus récente version de la norme EN 301 549 en tant que pratique exemplaire</w:t>
             </w:r>
             <w:r>
               <w:rPr>
@@ -506,7 +576,7 @@
                 <w:noProof/>
                 <w:webHidden/>
               </w:rPr>
-              <w:instrText xml:space="preserve"> PAGEREF _Toc187907163 \h </w:instrText>
+              <w:instrText xml:space="preserve"> PAGEREF _Toc227226693 \h </w:instrText>
             </w:r>
             <w:r>
               <w:rPr>
@@ -526,7 +596,7 @@
                 <w:noProof/>
                 <w:webHidden/>
               </w:rPr>
-              <w:t>5</w:t>
+              <w:t>6</w:t>
             </w:r>
             <w:r>
               <w:rPr>
@@ -547,18 +617,18 @@
               <w:rFonts w:eastAsiaTheme="minorEastAsia"/>
               <w:noProof/>
               <w:kern w:val="2"/>
-              <w:sz w:val="22"/>
+              <w:szCs w:val="24"/>
               <w:lang w:val="en-CA" w:eastAsia="en-CA"/>
               <w14:ligatures w14:val="standardContextual"/>
             </w:rPr>
           </w:pPr>
-          <w:hyperlink w:anchor="_Toc187907164" w:history="1">
+          <w:hyperlink w:anchor="_Toc227226694" w:history="1">
             <w:r>
               <w:rPr>
                 <w:rStyle w:val="Hyperlink"/>
                 <w:noProof/>
               </w:rPr>
-              <w:t>Intégrez la norme EN 301 549 (2021) en tant que pratique exemplaire</w:t>
+              <w:t>Rôles et responsabilités</w:t>
             </w:r>
             <w:r>
               <w:rPr>
@@ -579,7 +649,7 @@
                 <w:noProof/>
                 <w:webHidden/>
               </w:rPr>
-              <w:instrText xml:space="preserve"> PAGEREF _Toc187907164 \h </w:instrText>
+              <w:instrText xml:space="preserve"> PAGEREF _Toc227226694 \h </w:instrText>
             </w:r>
             <w:r>
               <w:rPr>
@@ -599,7 +669,7 @@
                 <w:noProof/>
                 <w:webHidden/>
               </w:rPr>
-              <w:t>6</w:t>
+              <w:t>7</w:t>
             </w:r>
             <w:r>
               <w:rPr>
@@ -620,18 +690,18 @@
               <w:rFonts w:eastAsiaTheme="minorEastAsia"/>
               <w:noProof/>
               <w:kern w:val="2"/>
-              <w:sz w:val="22"/>
+              <w:szCs w:val="24"/>
               <w:lang w:val="en-CA" w:eastAsia="en-CA"/>
               <w14:ligatures w14:val="standardContextual"/>
             </w:rPr>
           </w:pPr>
-          <w:hyperlink w:anchor="_Toc187907165" w:history="1">
+          <w:hyperlink w:anchor="_Toc227226695" w:history="1">
             <w:r>
               <w:rPr>
                 <w:rStyle w:val="Hyperlink"/>
                 <w:noProof/>
               </w:rPr>
-              <w:t>Rôles et responsabilités</w:t>
+              <w:t>Ministères et organismes</w:t>
             </w:r>
             <w:r>
               <w:rPr>
@@ -652,7 +722,77 @@
                 <w:noProof/>
                 <w:webHidden/>
               </w:rPr>
-              <w:instrText xml:space="preserve"> PAGEREF _Toc187907165 \h </w:instrText>
+              <w:instrText xml:space="preserve"> PAGEREF _Toc227226695 \h </w:instrText>
+            </w:r>
+            <w:r>
+              <w:rPr>
+                <w:noProof/>
+                <w:webHidden/>
+              </w:rPr>
+            </w:r>
+            <w:r>
+              <w:rPr>
+                <w:noProof/>
+                <w:webHidden/>
+              </w:rPr>
+              <w:fldChar w:fldCharType="separate"/>
+            </w:r>
+            <w:r>
+              <w:rPr>
+                <w:noProof/>
+                <w:webHidden/>
+              </w:rPr>
+              <w:t>7</w:t>
+            </w:r>
+            <w:r>
+              <w:rPr>
+                <w:noProof/>
+                <w:webHidden/>
+              </w:rPr>
+              <w:fldChar w:fldCharType="end"/>
+            </w:r>
+          </w:hyperlink>
+        </w:p>
+        <w:p>
+          <w:pPr>
+            <w:pStyle w:val="TOC1"/>
+            <w:rPr>
+              <w:rFonts w:eastAsiaTheme="minorEastAsia"/>
+              <w:noProof/>
+              <w:kern w:val="2"/>
+              <w:szCs w:val="24"/>
+              <w:lang w:val="en-CA" w:eastAsia="en-CA"/>
+              <w14:ligatures w14:val="standardContextual"/>
+            </w:rPr>
+          </w:pPr>
+          <w:hyperlink w:anchor="_Toc227226696" w:history="1">
+            <w:r>
+              <w:rPr>
+                <w:rStyle w:val="Hyperlink"/>
+                <w:noProof/>
+              </w:rPr>
+              <w:t>Le résumé du processus doit inclure les exigences d’accessibilité dans les approvisionnements liés aux TIC</w:t>
+            </w:r>
+            <w:r>
+              <w:rPr>
+                <w:noProof/>
+                <w:webHidden/>
+              </w:rPr>
+              <w:tab/>
+            </w:r>
+            <w:r>
+              <w:rPr>
+                <w:noProof/>
+                <w:webHidden/>
+              </w:rPr>
+              <w:fldChar w:fldCharType="begin"/>
+            </w:r>
+            <w:r>
+              <w:rPr>
+                <w:noProof/>
+                <w:webHidden/>
+              </w:rPr>
+              <w:instrText xml:space="preserve"> PAGEREF _Toc227226696 \h </w:instrText>
             </w:r>
             <w:r>
               <w:rPr>
@@ -693,18 +833,18 @@
               <w:rFonts w:eastAsiaTheme="minorEastAsia"/>
               <w:noProof/>
               <w:kern w:val="2"/>
-              <w:sz w:val="22"/>
+              <w:szCs w:val="24"/>
               <w:lang w:val="en-CA" w:eastAsia="en-CA"/>
               <w14:ligatures w14:val="standardContextual"/>
             </w:rPr>
           </w:pPr>
-          <w:hyperlink w:anchor="_Toc187907166" w:history="1">
+          <w:hyperlink w:anchor="_Toc227226697" w:history="1">
             <w:r>
               <w:rPr>
                 <w:rStyle w:val="Hyperlink"/>
                 <w:noProof/>
               </w:rPr>
-              <w:t>Ministères et organismes</w:t>
+              <w:t>On encourage fortement les propriétaires fonctionnels à :</w:t>
             </w:r>
             <w:r>
               <w:rPr>
@@ -725,77 +865,7 @@
                 <w:noProof/>
                 <w:webHidden/>
               </w:rPr>
-              <w:instrText xml:space="preserve"> PAGEREF _Toc187907166 \h </w:instrText>
-            </w:r>
-            <w:r>
-              <w:rPr>
-                <w:noProof/>
-                <w:webHidden/>
-              </w:rPr>
-            </w:r>
-            <w:r>
-              <w:rPr>
-                <w:noProof/>
-                <w:webHidden/>
-              </w:rPr>
-              <w:fldChar w:fldCharType="separate"/>
-            </w:r>
-            <w:r>
-              <w:rPr>
-                <w:noProof/>
-                <w:webHidden/>
-              </w:rPr>
-              <w:t>7</w:t>
-            </w:r>
-            <w:r>
-              <w:rPr>
-                <w:noProof/>
-                <w:webHidden/>
-              </w:rPr>
-              <w:fldChar w:fldCharType="end"/>
-            </w:r>
-          </w:hyperlink>
-        </w:p>
-        <w:p>
-          <w:pPr>
-            <w:pStyle w:val="TOC1"/>
-            <w:rPr>
-              <w:rFonts w:eastAsiaTheme="minorEastAsia"/>
-              <w:noProof/>
-              <w:kern w:val="2"/>
-              <w:sz w:val="22"/>
-              <w:lang w:val="en-CA" w:eastAsia="en-CA"/>
-              <w14:ligatures w14:val="standardContextual"/>
-            </w:rPr>
-          </w:pPr>
-          <w:hyperlink w:anchor="_Toc187907167" w:history="1">
-            <w:r>
-              <w:rPr>
-                <w:rStyle w:val="Hyperlink"/>
-                <w:noProof/>
-              </w:rPr>
-              <w:t>Le résumé du processus doit inclure les exigences d’accessibilité dans les approvisionnements liés aux TIC</w:t>
-            </w:r>
-            <w:r>
-              <w:rPr>
-                <w:noProof/>
-                <w:webHidden/>
-              </w:rPr>
-              <w:tab/>
-            </w:r>
-            <w:r>
-              <w:rPr>
-                <w:noProof/>
-                <w:webHidden/>
-              </w:rPr>
-              <w:fldChar w:fldCharType="begin"/>
-            </w:r>
-            <w:r>
-              <w:rPr>
-                <w:noProof/>
-                <w:webHidden/>
-              </w:rPr>
-              <w:instrText xml:space="preserve"> PAGEREF _Toc187907167 \h </w:instrText>
+              <w:instrText xml:space="preserve"> PAGEREF _Toc227226697 \h </w:instrText>
             </w:r>
             <w:r>
               <w:rPr>
@@ -836,18 +906,18 @@
               <w:rFonts w:eastAsiaTheme="minorEastAsia"/>
               <w:noProof/>
               <w:kern w:val="2"/>
-              <w:sz w:val="22"/>
+              <w:szCs w:val="24"/>
               <w:lang w:val="en-CA" w:eastAsia="en-CA"/>
               <w14:ligatures w14:val="standardContextual"/>
             </w:rPr>
           </w:pPr>
-          <w:hyperlink w:anchor="_Toc187907168" w:history="1">
+          <w:hyperlink w:anchor="_Toc227226698" w:history="1">
             <w:r>
               <w:rPr>
                 <w:rStyle w:val="Hyperlink"/>
                 <w:noProof/>
               </w:rPr>
-              <w:t>On encourage fortement les propriétaires fonctionnels à :</w:t>
+              <w:t>On encourage fortement les autorités contractantes à :</w:t>
             </w:r>
             <w:r>
               <w:rPr>
@@ -868,7 +938,7 @@
                 <w:noProof/>
                 <w:webHidden/>
               </w:rPr>
-              <w:instrText xml:space="preserve"> PAGEREF _Toc187907168 \h </w:instrText>
+              <w:instrText xml:space="preserve"> PAGEREF _Toc227226698 \h </w:instrText>
             </w:r>
             <w:r>
               <w:rPr>
@@ -888,7 +958,7 @@
                 <w:noProof/>
                 <w:webHidden/>
               </w:rPr>
-              <w:t>7</w:t>
+              <w:t>10</w:t>
             </w:r>
             <w:r>
               <w:rPr>
@@ -909,18 +979,18 @@
               <w:rFonts w:eastAsiaTheme="minorEastAsia"/>
               <w:noProof/>
               <w:kern w:val="2"/>
-              <w:sz w:val="22"/>
+              <w:szCs w:val="24"/>
               <w:lang w:val="en-CA" w:eastAsia="en-CA"/>
               <w14:ligatures w14:val="standardContextual"/>
             </w:rPr>
           </w:pPr>
-          <w:hyperlink w:anchor="_Toc187907169" w:history="1">
+          <w:hyperlink w:anchor="_Toc227226699" w:history="1">
             <w:r>
               <w:rPr>
                 <w:rStyle w:val="Hyperlink"/>
                 <w:noProof/>
               </w:rPr>
-              <w:t>On encourage fortement les autorités contractantes à :</w:t>
+              <w:t>Justification des décisions relatives à l’accessibilité</w:t>
             </w:r>
             <w:r>
               <w:rPr>
@@ -941,7 +1011,7 @@
                 <w:noProof/>
                 <w:webHidden/>
               </w:rPr>
-              <w:instrText xml:space="preserve"> PAGEREF _Toc187907169 \h </w:instrText>
+              <w:instrText xml:space="preserve"> PAGEREF _Toc227226699 \h </w:instrText>
             </w:r>
             <w:r>
               <w:rPr>
@@ -961,7 +1031,147 @@
                 <w:noProof/>
                 <w:webHidden/>
               </w:rPr>
-              <w:t>11</w:t>
+              <w:t>12</w:t>
+            </w:r>
+            <w:r>
+              <w:rPr>
+                <w:noProof/>
+                <w:webHidden/>
+              </w:rPr>
+              <w:fldChar w:fldCharType="end"/>
+            </w:r>
+          </w:hyperlink>
+        </w:p>
+        <w:p>
+          <w:pPr>
+            <w:pStyle w:val="TOC1"/>
+            <w:rPr>
+              <w:rFonts w:eastAsiaTheme="minorEastAsia"/>
+              <w:noProof/>
+              <w:kern w:val="2"/>
+              <w:szCs w:val="24"/>
+              <w:lang w:val="en-CA" w:eastAsia="en-CA"/>
+              <w14:ligatures w14:val="standardContextual"/>
+            </w:rPr>
+          </w:pPr>
+          <w:hyperlink w:anchor="_Toc227226700" w:history="1">
+            <w:r>
+              <w:rPr>
+                <w:rStyle w:val="Hyperlink"/>
+                <w:noProof/>
+              </w:rPr>
+              <w:t>Informer la communauté de fournisseurs</w:t>
+            </w:r>
+            <w:r>
+              <w:rPr>
+                <w:noProof/>
+                <w:webHidden/>
+              </w:rPr>
+              <w:tab/>
+            </w:r>
+            <w:r>
+              <w:rPr>
+                <w:noProof/>
+                <w:webHidden/>
+              </w:rPr>
+              <w:fldChar w:fldCharType="begin"/>
+            </w:r>
+            <w:r>
+              <w:rPr>
+                <w:noProof/>
+                <w:webHidden/>
+              </w:rPr>
+              <w:instrText xml:space="preserve"> PAGEREF _Toc227226700 \h </w:instrText>
+            </w:r>
+            <w:r>
+              <w:rPr>
+                <w:noProof/>
+                <w:webHidden/>
+              </w:rPr>
+            </w:r>
+            <w:r>
+              <w:rPr>
+                <w:noProof/>
+                <w:webHidden/>
+              </w:rPr>
+              <w:fldChar w:fldCharType="separate"/>
+            </w:r>
+            <w:r>
+              <w:rPr>
+                <w:noProof/>
+                <w:webHidden/>
+              </w:rPr>
+              <w:t>12</w:t>
+            </w:r>
+            <w:r>
+              <w:rPr>
+                <w:noProof/>
+                <w:webHidden/>
+              </w:rPr>
+              <w:fldChar w:fldCharType="end"/>
+            </w:r>
+          </w:hyperlink>
+        </w:p>
+        <w:p>
+          <w:pPr>
+            <w:pStyle w:val="TOC1"/>
+            <w:rPr>
+              <w:rFonts w:eastAsiaTheme="minorEastAsia"/>
+              <w:noProof/>
+              <w:kern w:val="2"/>
+              <w:szCs w:val="24"/>
+              <w:lang w:val="en-CA" w:eastAsia="en-CA"/>
+              <w14:ligatures w14:val="standardContextual"/>
+            </w:rPr>
+          </w:pPr>
+          <w:hyperlink w:anchor="_Toc227226701" w:history="1">
+            <w:r>
+              <w:rPr>
+                <w:rStyle w:val="Hyperlink"/>
+                <w:noProof/>
+              </w:rPr>
+              <w:t>Où trouver de l’aide et des ressources</w:t>
+            </w:r>
+            <w:r>
+              <w:rPr>
+                <w:noProof/>
+                <w:webHidden/>
+              </w:rPr>
+              <w:tab/>
+            </w:r>
+            <w:r>
+              <w:rPr>
+                <w:noProof/>
+                <w:webHidden/>
+              </w:rPr>
+              <w:fldChar w:fldCharType="begin"/>
+            </w:r>
+            <w:r>
+              <w:rPr>
+                <w:noProof/>
+                <w:webHidden/>
+              </w:rPr>
+              <w:instrText xml:space="preserve"> PAGEREF _Toc227226701 \h </w:instrText>
+            </w:r>
+            <w:r>
+              <w:rPr>
+                <w:noProof/>
+                <w:webHidden/>
+              </w:rPr>
+            </w:r>
+            <w:r>
+              <w:rPr>
+                <w:noProof/>
+                <w:webHidden/>
+              </w:rPr>
+              <w:fldChar w:fldCharType="separate"/>
+            </w:r>
+            <w:r>
+              <w:rPr>
+                <w:noProof/>
+                <w:webHidden/>
+              </w:rPr>
+              <w:t>13</w:t>
             </w:r>
             <w:r>
               <w:rPr>
@@ -982,18 +1192,18 @@
               <w:rFonts w:eastAsiaTheme="minorEastAsia"/>
               <w:noProof/>
               <w:kern w:val="2"/>
-              <w:sz w:val="22"/>
+              <w:szCs w:val="24"/>
               <w:lang w:val="en-CA" w:eastAsia="en-CA"/>
               <w14:ligatures w14:val="standardContextual"/>
             </w:rPr>
           </w:pPr>
-          <w:hyperlink w:anchor="_Toc187907170" w:history="1">
+          <w:hyperlink w:anchor="_Toc227226702" w:history="1">
             <w:r>
               <w:rPr>
                 <w:rStyle w:val="Hyperlink"/>
                 <w:noProof/>
               </w:rPr>
-              <w:t>Justification des décisions relatives à l’accessibilité</w:t>
+              <w:t>Outils et ressources pour le GC :</w:t>
             </w:r>
             <w:r>
               <w:rPr>
@@ -1014,147 +1224,7 @@
                 <w:noProof/>
                 <w:webHidden/>
               </w:rPr>
-              <w:instrText xml:space="preserve"> PAGEREF _Toc187907170 \h </w:instrText>
-            </w:r>
-            <w:r>
-              <w:rPr>
-                <w:noProof/>
-                <w:webHidden/>
-              </w:rPr>
-            </w:r>
-            <w:r>
-              <w:rPr>
-                <w:noProof/>
-                <w:webHidden/>
-              </w:rPr>
-              <w:fldChar w:fldCharType="separate"/>
-            </w:r>
-            <w:r>
-              <w:rPr>
-                <w:noProof/>
-                <w:webHidden/>
-              </w:rPr>
-              <w:t>12</w:t>
-            </w:r>
-            <w:r>
-              <w:rPr>
-                <w:noProof/>
-                <w:webHidden/>
-              </w:rPr>
-              <w:fldChar w:fldCharType="end"/>
-            </w:r>
-          </w:hyperlink>
-        </w:p>
-        <w:p>
-          <w:pPr>
-            <w:pStyle w:val="TOC1"/>
-            <w:rPr>
-              <w:rFonts w:eastAsiaTheme="minorEastAsia"/>
-              <w:noProof/>
-              <w:kern w:val="2"/>
-              <w:sz w:val="22"/>
-              <w:lang w:val="en-CA" w:eastAsia="en-CA"/>
-              <w14:ligatures w14:val="standardContextual"/>
-            </w:rPr>
-          </w:pPr>
-          <w:hyperlink w:anchor="_Toc187907171" w:history="1">
-            <w:r>
-              <w:rPr>
-                <w:rStyle w:val="Hyperlink"/>
-                <w:noProof/>
-              </w:rPr>
-              <w:t>Informer la communauté de fournisseurs</w:t>
-            </w:r>
-            <w:r>
-              <w:rPr>
-                <w:noProof/>
-                <w:webHidden/>
-              </w:rPr>
-              <w:tab/>
-            </w:r>
-            <w:r>
-              <w:rPr>
-                <w:noProof/>
-                <w:webHidden/>
-              </w:rPr>
-              <w:fldChar w:fldCharType="begin"/>
-            </w:r>
-            <w:r>
-              <w:rPr>
-                <w:noProof/>
-                <w:webHidden/>
-              </w:rPr>
-              <w:instrText xml:space="preserve"> PAGEREF _Toc187907171 \h </w:instrText>
-            </w:r>
-            <w:r>
-              <w:rPr>
-                <w:noProof/>
-                <w:webHidden/>
-              </w:rPr>
-            </w:r>
-            <w:r>
-              <w:rPr>
-                <w:noProof/>
-                <w:webHidden/>
-              </w:rPr>
-              <w:fldChar w:fldCharType="separate"/>
-            </w:r>
-            <w:r>
-              <w:rPr>
-                <w:noProof/>
-                <w:webHidden/>
-              </w:rPr>
-              <w:t>13</w:t>
-            </w:r>
-            <w:r>
-              <w:rPr>
-                <w:noProof/>
-                <w:webHidden/>
-              </w:rPr>
-              <w:fldChar w:fldCharType="end"/>
-            </w:r>
-          </w:hyperlink>
-        </w:p>
-        <w:p>
-          <w:pPr>
-            <w:pStyle w:val="TOC1"/>
-            <w:rPr>
-              <w:rFonts w:eastAsiaTheme="minorEastAsia"/>
-              <w:noProof/>
-              <w:kern w:val="2"/>
-              <w:sz w:val="22"/>
-              <w:lang w:val="en-CA" w:eastAsia="en-CA"/>
-              <w14:ligatures w14:val="standardContextual"/>
-            </w:rPr>
-          </w:pPr>
-          <w:hyperlink w:anchor="_Toc187907172" w:history="1">
-            <w:r>
-              <w:rPr>
-                <w:rStyle w:val="Hyperlink"/>
-                <w:noProof/>
-              </w:rPr>
-              <w:t>Où trouver de l’aide et des ressources</w:t>
-            </w:r>
-            <w:r>
-              <w:rPr>
-                <w:noProof/>
-                <w:webHidden/>
-              </w:rPr>
-              <w:tab/>
-            </w:r>
-            <w:r>
-              <w:rPr>
-                <w:noProof/>
-                <w:webHidden/>
-              </w:rPr>
-              <w:fldChar w:fldCharType="begin"/>
-            </w:r>
-            <w:r>
-              <w:rPr>
-                <w:noProof/>
-                <w:webHidden/>
-              </w:rPr>
-              <w:instrText xml:space="preserve"> PAGEREF _Toc187907172 \h </w:instrText>
+              <w:instrText xml:space="preserve"> PAGEREF _Toc227226702 \h </w:instrText>
             </w:r>
             <w:r>
               <w:rPr>
@@ -1195,18 +1265,18 @@
               <w:rFonts w:eastAsiaTheme="minorEastAsia"/>
               <w:noProof/>
               <w:kern w:val="2"/>
-              <w:sz w:val="22"/>
+              <w:szCs w:val="24"/>
               <w:lang w:val="en-CA" w:eastAsia="en-CA"/>
               <w14:ligatures w14:val="standardContextual"/>
             </w:rPr>
           </w:pPr>
-          <w:hyperlink w:anchor="_Toc187907173" w:history="1">
+          <w:hyperlink w:anchor="_Toc227226703" w:history="1">
             <w:r>
               <w:rPr>
                 <w:rStyle w:val="Hyperlink"/>
                 <w:noProof/>
               </w:rPr>
-              <w:t>Outils et ressources pour le GC :</w:t>
+              <w:t>Outils et ressources pour le GC et à l’externe :</w:t>
             </w:r>
             <w:r>
               <w:rPr>
@@ -1227,7 +1297,7 @@
                 <w:noProof/>
                 <w:webHidden/>
               </w:rPr>
-              <w:instrText xml:space="preserve"> PAGEREF _Toc187907173 \h </w:instrText>
+              <w:instrText xml:space="preserve"> PAGEREF _Toc227226703 \h </w:instrText>
             </w:r>
             <w:r>
               <w:rPr>
@@ -1268,18 +1338,18 @@
               <w:rFonts w:eastAsiaTheme="minorEastAsia"/>
               <w:noProof/>
               <w:kern w:val="2"/>
-              <w:sz w:val="22"/>
+              <w:szCs w:val="24"/>
               <w:lang w:val="en-CA" w:eastAsia="en-CA"/>
               <w14:ligatures w14:val="standardContextual"/>
             </w:rPr>
           </w:pPr>
-          <w:hyperlink w:anchor="_Toc187907174" w:history="1">
+          <w:hyperlink w:anchor="_Toc227226704" w:history="1">
             <w:r>
               <w:rPr>
                 <w:rStyle w:val="Hyperlink"/>
                 <w:noProof/>
               </w:rPr>
-              <w:t>Outils et ressources pour le GC et à l’externe :</w:t>
+              <w:t>Services partagés Canada</w:t>
             </w:r>
             <w:r>
               <w:rPr>
@@ -1300,7 +1370,7 @@
                 <w:noProof/>
                 <w:webHidden/>
               </w:rPr>
-              <w:instrText xml:space="preserve"> PAGEREF _Toc187907174 \h </w:instrText>
+              <w:instrText xml:space="preserve"> PAGEREF _Toc227226704 \h </w:instrText>
             </w:r>
             <w:r>
               <w:rPr>
@@ -1320,7 +1390,7 @@
                 <w:noProof/>
                 <w:webHidden/>
               </w:rPr>
-              <w:t>13</w:t>
+              <w:t>14</w:t>
             </w:r>
             <w:r>
               <w:rPr>
@@ -1341,18 +1411,18 @@
               <w:rFonts w:eastAsiaTheme="minorEastAsia"/>
               <w:noProof/>
               <w:kern w:val="2"/>
-              <w:sz w:val="22"/>
+              <w:szCs w:val="24"/>
               <w:lang w:val="en-CA" w:eastAsia="en-CA"/>
               <w14:ligatures w14:val="standardContextual"/>
             </w:rPr>
           </w:pPr>
-          <w:hyperlink w:anchor="_Toc187907175" w:history="1">
+          <w:hyperlink w:anchor="_Toc227226705" w:history="1">
             <w:r>
               <w:rPr>
                 <w:rStyle w:val="Hyperlink"/>
                 <w:noProof/>
               </w:rPr>
-              <w:t>Services partagés Canada</w:t>
+              <w:t>Services publics et Approvisionnement Canada (SPAC)</w:t>
             </w:r>
             <w:r>
               <w:rPr>
@@ -1373,7 +1443,7 @@
                 <w:noProof/>
                 <w:webHidden/>
               </w:rPr>
-              <w:instrText xml:space="preserve"> PAGEREF _Toc187907175 \h </w:instrText>
+              <w:instrText xml:space="preserve"> PAGEREF _Toc227226705 \h </w:instrText>
             </w:r>
             <w:r>
               <w:rPr>
@@ -1394,6 +1464,146 @@
                 <w:webHidden/>
               </w:rPr>
               <w:t>14</w:t>
+            </w:r>
+            <w:r>
+              <w:rPr>
+                <w:noProof/>
+                <w:webHidden/>
+              </w:rPr>
+              <w:fldChar w:fldCharType="end"/>
+            </w:r>
+          </w:hyperlink>
+        </w:p>
+        <w:p>
+          <w:pPr>
+            <w:pStyle w:val="TOC1"/>
+            <w:rPr>
+              <w:rFonts w:eastAsiaTheme="minorEastAsia"/>
+              <w:noProof/>
+              <w:kern w:val="2"/>
+              <w:szCs w:val="24"/>
+              <w:lang w:val="en-CA" w:eastAsia="en-CA"/>
+              <w14:ligatures w14:val="standardContextual"/>
+            </w:rPr>
+          </w:pPr>
+          <w:hyperlink w:anchor="_Toc227226706" w:history="1">
+            <w:r>
+              <w:rPr>
+                <w:rStyle w:val="Hyperlink"/>
+                <w:noProof/>
+              </w:rPr>
+              <w:t>Demandes de renseignements et commentaires au sujet du présent Guide</w:t>
+            </w:r>
+            <w:r>
+              <w:rPr>
+                <w:noProof/>
+                <w:webHidden/>
+              </w:rPr>
+              <w:tab/>
+            </w:r>
+            <w:r>
+              <w:rPr>
+                <w:noProof/>
+                <w:webHidden/>
+              </w:rPr>
+              <w:fldChar w:fldCharType="begin"/>
+            </w:r>
+            <w:r>
+              <w:rPr>
+                <w:noProof/>
+                <w:webHidden/>
+              </w:rPr>
+              <w:instrText xml:space="preserve"> PAGEREF _Toc227226706 \h </w:instrText>
+            </w:r>
+            <w:r>
+              <w:rPr>
+                <w:noProof/>
+                <w:webHidden/>
+              </w:rPr>
+            </w:r>
+            <w:r>
+              <w:rPr>
+                <w:noProof/>
+                <w:webHidden/>
+              </w:rPr>
+              <w:fldChar w:fldCharType="separate"/>
+            </w:r>
+            <w:r>
+              <w:rPr>
+                <w:noProof/>
+                <w:webHidden/>
+              </w:rPr>
+              <w:t>14</w:t>
+            </w:r>
+            <w:r>
+              <w:rPr>
+                <w:noProof/>
+                <w:webHidden/>
+              </w:rPr>
+              <w:fldChar w:fldCharType="end"/>
+            </w:r>
+          </w:hyperlink>
+        </w:p>
+        <w:p>
+          <w:pPr>
+            <w:pStyle w:val="TOC1"/>
+            <w:rPr>
+              <w:rFonts w:eastAsiaTheme="minorEastAsia"/>
+              <w:noProof/>
+              <w:kern w:val="2"/>
+              <w:szCs w:val="24"/>
+              <w:lang w:val="en-CA" w:eastAsia="en-CA"/>
+              <w14:ligatures w14:val="standardContextual"/>
+            </w:rPr>
+          </w:pPr>
+          <w:hyperlink w:anchor="_Toc227226707" w:history="1">
+            <w:r>
+              <w:rPr>
+                <w:rStyle w:val="Hyperlink"/>
+                <w:noProof/>
+              </w:rPr>
+              <w:t>Références</w:t>
+            </w:r>
+            <w:r>
+              <w:rPr>
+                <w:noProof/>
+                <w:webHidden/>
+              </w:rPr>
+              <w:tab/>
+            </w:r>
+            <w:r>
+              <w:rPr>
+                <w:noProof/>
+                <w:webHidden/>
+              </w:rPr>
+              <w:fldChar w:fldCharType="begin"/>
+            </w:r>
+            <w:r>
+              <w:rPr>
+                <w:noProof/>
+                <w:webHidden/>
+              </w:rPr>
+              <w:instrText xml:space="preserve"> PAGEREF _Toc227226707 \h </w:instrText>
+            </w:r>
+            <w:r>
+              <w:rPr>
+                <w:noProof/>
+                <w:webHidden/>
+              </w:rPr>
+            </w:r>
+            <w:r>
+              <w:rPr>
+                <w:noProof/>
+                <w:webHidden/>
+              </w:rPr>
+              <w:fldChar w:fldCharType="separate"/>
+            </w:r>
+            <w:r>
+              <w:rPr>
+                <w:noProof/>
+                <w:webHidden/>
+              </w:rPr>
+              <w:t>15</w:t>
             </w:r>
             <w:r>
               <w:rPr>
@@ -1414,18 +1624,18 @@
               <w:rFonts w:eastAsiaTheme="minorEastAsia"/>
               <w:noProof/>
               <w:kern w:val="2"/>
-              <w:sz w:val="22"/>
+              <w:szCs w:val="24"/>
               <w:lang w:val="en-CA" w:eastAsia="en-CA"/>
               <w14:ligatures w14:val="standardContextual"/>
             </w:rPr>
           </w:pPr>
-          <w:hyperlink w:anchor="_Toc187907176" w:history="1">
+          <w:hyperlink w:anchor="_Toc227226708" w:history="1">
             <w:r>
               <w:rPr>
                 <w:rStyle w:val="Hyperlink"/>
                 <w:noProof/>
               </w:rPr>
-              <w:t>Services publics et Approvisionnement Canada (SPAC)</w:t>
+              <w:t>Normes et spécifications externes connexes</w:t>
             </w:r>
             <w:r>
               <w:rPr>
@@ -1446,7 +1656,7 @@
                 <w:noProof/>
                 <w:webHidden/>
               </w:rPr>
-              <w:instrText xml:space="preserve"> PAGEREF _Toc187907176 \h </w:instrText>
+              <w:instrText xml:space="preserve"> PAGEREF _Toc227226708 \h </w:instrText>
             </w:r>
             <w:r>
               <w:rPr>
@@ -1466,220 +1676,7 @@
                 <w:noProof/>
                 <w:webHidden/>
               </w:rPr>
-              <w:t>14</w:t>
-            </w:r>
-            <w:r>
-              <w:rPr>
-                <w:noProof/>
-                <w:webHidden/>
-              </w:rPr>
-              <w:fldChar w:fldCharType="end"/>
-            </w:r>
-          </w:hyperlink>
-        </w:p>
-        <w:p>
-          <w:pPr>
-            <w:pStyle w:val="TOC1"/>
-            <w:rPr>
-              <w:rFonts w:eastAsiaTheme="minorEastAsia"/>
-              <w:noProof/>
-              <w:kern w:val="2"/>
-              <w:sz w:val="22"/>
-              <w:lang w:val="en-CA" w:eastAsia="en-CA"/>
-              <w14:ligatures w14:val="standardContextual"/>
-            </w:rPr>
-          </w:pPr>
-          <w:hyperlink w:anchor="_Toc187907177" w:history="1">
-            <w:r>
-              <w:rPr>
-                <w:rStyle w:val="Hyperlink"/>
-                <w:noProof/>
-              </w:rPr>
-              <w:t>Demandes de renseignements et commentaires au sujet du présent Guide</w:t>
-            </w:r>
-            <w:r>
-              <w:rPr>
-                <w:noProof/>
-                <w:webHidden/>
-              </w:rPr>
-              <w:tab/>
-            </w:r>
-            <w:r>
-              <w:rPr>
-                <w:noProof/>
-                <w:webHidden/>
-              </w:rPr>
-              <w:fldChar w:fldCharType="begin"/>
-            </w:r>
-            <w:r>
-              <w:rPr>
-                <w:noProof/>
-                <w:webHidden/>
-              </w:rPr>
-              <w:instrText xml:space="preserve"> PAGEREF _Toc187907177 \h </w:instrText>
-            </w:r>
-            <w:r>
-              <w:rPr>
-                <w:noProof/>
-                <w:webHidden/>
-              </w:rPr>
-            </w:r>
-            <w:r>
-              <w:rPr>
-                <w:noProof/>
-                <w:webHidden/>
-              </w:rPr>
-              <w:fldChar w:fldCharType="separate"/>
-            </w:r>
-            <w:r>
-              <w:rPr>
-                <w:noProof/>
-                <w:webHidden/>
-              </w:rPr>
-              <w:t>14</w:t>
-            </w:r>
-            <w:r>
-              <w:rPr>
-                <w:noProof/>
-                <w:webHidden/>
-              </w:rPr>
-              <w:fldChar w:fldCharType="end"/>
-            </w:r>
-          </w:hyperlink>
-        </w:p>
-        <w:p>
-          <w:pPr>
-            <w:pStyle w:val="TOC1"/>
-            <w:rPr>
-              <w:rFonts w:eastAsiaTheme="minorEastAsia"/>
-              <w:noProof/>
-              <w:kern w:val="2"/>
-              <w:sz w:val="22"/>
-              <w:lang w:val="en-CA" w:eastAsia="en-CA"/>
-              <w14:ligatures w14:val="standardContextual"/>
-            </w:rPr>
-          </w:pPr>
-          <w:hyperlink w:anchor="_Toc187907178" w:history="1">
-            <w:r>
-              <w:rPr>
-                <w:rStyle w:val="Hyperlink"/>
-                <w:noProof/>
-              </w:rPr>
-              <w:t>Références</w:t>
-            </w:r>
-            <w:r>
-              <w:rPr>
-                <w:noProof/>
-                <w:webHidden/>
-              </w:rPr>
-              <w:tab/>
-            </w:r>
-            <w:r>
-              <w:rPr>
-                <w:noProof/>
-                <w:webHidden/>
-              </w:rPr>
-              <w:fldChar w:fldCharType="begin"/>
-            </w:r>
-            <w:r>
-              <w:rPr>
-                <w:noProof/>
-                <w:webHidden/>
-              </w:rPr>
-              <w:instrText xml:space="preserve"> PAGEREF _Toc187907178 \h </w:instrText>
-            </w:r>
-            <w:r>
-              <w:rPr>
-                <w:noProof/>
-                <w:webHidden/>
-              </w:rPr>
-            </w:r>
-            <w:r>
-              <w:rPr>
-                <w:noProof/>
-                <w:webHidden/>
-              </w:rPr>
-              <w:fldChar w:fldCharType="separate"/>
-            </w:r>
-            <w:r>
-              <w:rPr>
-                <w:noProof/>
-                <w:webHidden/>
-              </w:rPr>
-              <w:t>14</w:t>
-            </w:r>
-            <w:r>
-              <w:rPr>
-                <w:noProof/>
-                <w:webHidden/>
-              </w:rPr>
-              <w:fldChar w:fldCharType="end"/>
-            </w:r>
-          </w:hyperlink>
-        </w:p>
-        <w:p>
-          <w:pPr>
-            <w:pStyle w:val="TOC2"/>
-            <w:tabs>
-              <w:tab w:val="right" w:leader="dot" w:pos="9350"/>
-            </w:tabs>
-            <w:rPr>
-              <w:rFonts w:eastAsiaTheme="minorEastAsia"/>
-              <w:noProof/>
-              <w:kern w:val="2"/>
-              <w:sz w:val="22"/>
-              <w:lang w:val="en-CA" w:eastAsia="en-CA"/>
-              <w14:ligatures w14:val="standardContextual"/>
-            </w:rPr>
-          </w:pPr>
-          <w:hyperlink w:anchor="_Toc187907179" w:history="1">
-            <w:r>
-              <w:rPr>
-                <w:rStyle w:val="Hyperlink"/>
-                <w:noProof/>
-              </w:rPr>
-              <w:t>Normes et spécifications externes connexes</w:t>
-            </w:r>
-            <w:r>
-              <w:rPr>
-                <w:noProof/>
-                <w:webHidden/>
-              </w:rPr>
-              <w:tab/>
-            </w:r>
-            <w:r>
-              <w:rPr>
-                <w:noProof/>
-                <w:webHidden/>
-              </w:rPr>
-              <w:fldChar w:fldCharType="begin"/>
-            </w:r>
-            <w:r>
-              <w:rPr>
-                <w:noProof/>
-                <w:webHidden/>
-              </w:rPr>
-              <w:instrText xml:space="preserve"> PAGEREF _Toc187907179 \h </w:instrText>
-            </w:r>
-            <w:r>
-              <w:rPr>
-                <w:noProof/>
-                <w:webHidden/>
-              </w:rPr>
-            </w:r>
-            <w:r>
-              <w:rPr>
-                <w:noProof/>
-                <w:webHidden/>
-              </w:rPr>
-              <w:fldChar w:fldCharType="separate"/>
-            </w:r>
-            <w:r>
-              <w:rPr>
-                <w:noProof/>
-                <w:webHidden/>
-              </w:rPr>
-              <w:t>14</w:t>
+              <w:t>15</w:t>
             </w:r>
             <w:r>
               <w:rPr>
@@ -1700,12 +1697,12 @@
               <w:rFonts w:eastAsiaTheme="minorEastAsia"/>
               <w:noProof/>
               <w:kern w:val="2"/>
-              <w:sz w:val="22"/>
+              <w:szCs w:val="24"/>
               <w:lang w:val="en-CA" w:eastAsia="en-CA"/>
               <w14:ligatures w14:val="standardContextual"/>
             </w:rPr>
           </w:pPr>
-          <w:hyperlink w:anchor="_Toc187907180" w:history="1">
+          <w:hyperlink w:anchor="_Toc227226709" w:history="1">
             <w:r>
               <w:rPr>
                 <w:rStyle w:val="Hyperlink"/>
@@ -1732,7 +1729,7 @@
                 <w:noProof/>
                 <w:webHidden/>
               </w:rPr>
-              <w:instrText xml:space="preserve"> PAGEREF _Toc187907180 \h </w:instrText>
+              <w:instrText xml:space="preserve"> PAGEREF _Toc227226709 \h </w:instrText>
             </w:r>
             <w:r>
               <w:rPr>
@@ -1752,7 +1749,7 @@
                 <w:noProof/>
                 <w:webHidden/>
               </w:rPr>
-              <w:t>14</w:t>
+              <w:t>15</w:t>
             </w:r>
             <w:r>
               <w:rPr>
@@ -1773,12 +1770,12 @@
               <w:rFonts w:eastAsiaTheme="minorEastAsia"/>
               <w:noProof/>
               <w:kern w:val="2"/>
-              <w:sz w:val="22"/>
+              <w:szCs w:val="24"/>
               <w:lang w:val="en-CA" w:eastAsia="en-CA"/>
               <w14:ligatures w14:val="standardContextual"/>
             </w:rPr>
           </w:pPr>
-          <w:hyperlink w:anchor="_Toc187907181" w:history="1">
+          <w:hyperlink w:anchor="_Toc227226710" w:history="1">
             <w:r>
               <w:rPr>
                 <w:rStyle w:val="Hyperlink"/>
@@ -1805,7 +1802,7 @@
                 <w:noProof/>
                 <w:webHidden/>
               </w:rPr>
-              <w:instrText xml:space="preserve"> PAGEREF _Toc187907181 \h </w:instrText>
+              <w:instrText xml:space="preserve"> PAGEREF _Toc227226710 \h </w:instrText>
             </w:r>
             <w:r>
               <w:rPr>
@@ -1846,12 +1843,12 @@
               <w:rFonts w:eastAsiaTheme="minorEastAsia"/>
               <w:noProof/>
               <w:kern w:val="2"/>
-              <w:sz w:val="22"/>
+              <w:szCs w:val="24"/>
               <w:lang w:val="en-CA" w:eastAsia="en-CA"/>
               <w14:ligatures w14:val="standardContextual"/>
             </w:rPr>
           </w:pPr>
-          <w:hyperlink w:anchor="_Toc187907182" w:history="1">
+          <w:hyperlink w:anchor="_Toc227226711" w:history="1">
             <w:r>
               <w:rPr>
                 <w:rStyle w:val="Hyperlink"/>
@@ -1878,7 +1875,7 @@
                 <w:noProof/>
                 <w:webHidden/>
               </w:rPr>
-              <w:instrText xml:space="preserve"> PAGEREF _Toc187907182 \h </w:instrText>
+              <w:instrText xml:space="preserve"> PAGEREF _Toc227226711 \h </w:instrText>
             </w:r>
             <w:r>
               <w:rPr>
@@ -1916,12 +1913,12 @@
               <w:rFonts w:eastAsiaTheme="minorEastAsia"/>
               <w:noProof/>
               <w:kern w:val="2"/>
-              <w:sz w:val="22"/>
+              <w:szCs w:val="24"/>
               <w:lang w:val="en-CA" w:eastAsia="en-CA"/>
               <w14:ligatures w14:val="standardContextual"/>
             </w:rPr>
           </w:pPr>
-          <w:hyperlink w:anchor="_Toc187907183" w:history="1">
+          <w:hyperlink w:anchor="_Toc227226712" w:history="1">
             <w:r>
               <w:rPr>
                 <w:rStyle w:val="Hyperlink"/>
@@ -1948,7 +1945,7 @@
                 <w:noProof/>
                 <w:webHidden/>
               </w:rPr>
-              <w:instrText xml:space="preserve"> PAGEREF _Toc187907183 \h </w:instrText>
+              <w:instrText xml:space="preserve"> PAGEREF _Toc227226712 \h </w:instrText>
             </w:r>
             <w:r>
               <w:rPr>
@@ -1986,12 +1983,12 @@
               <w:rFonts w:eastAsiaTheme="minorEastAsia"/>
               <w:noProof/>
               <w:kern w:val="2"/>
-              <w:sz w:val="22"/>
+              <w:szCs w:val="24"/>
               <w:lang w:val="en-CA" w:eastAsia="en-CA"/>
               <w14:ligatures w14:val="standardContextual"/>
             </w:rPr>
           </w:pPr>
-          <w:hyperlink w:anchor="_Toc187907184" w:history="1">
+          <w:hyperlink w:anchor="_Toc227226713" w:history="1">
             <w:r>
               <w:rPr>
                 <w:rStyle w:val="Hyperlink"/>
@@ -2018,7 +2015,7 @@
                 <w:noProof/>
                 <w:webHidden/>
               </w:rPr>
-              <w:instrText xml:space="preserve"> PAGEREF _Toc187907184 \h </w:instrText>
+              <w:instrText xml:space="preserve"> PAGEREF _Toc227226713 \h </w:instrText>
             </w:r>
             <w:r>
               <w:rPr>
@@ -2065,15 +2062,334 @@
       <w:pPr>
         <w:pStyle w:val="Heading1"/>
       </w:pPr>
-      <w:bookmarkStart w:id="0" w:name="_Toc187907158"/>
+      <w:bookmarkStart w:id="0" w:name="_Toc227226687"/>
+      <w:r>
+        <w:t>Tableau des changements</w:t>
+      </w:r>
+      <w:bookmarkEnd w:id="0"/>
+    </w:p>
+    <w:tbl>
+      <w:tblPr>
+        <w:tblStyle w:val="TableGrid"/>
+        <w:tblW w:w="0" w:type="auto"/>
+        <w:tblCellMar>
+          <w:top w:w="85" w:type="dxa"/>
+          <w:bottom w:w="85" w:type="dxa"/>
+        </w:tblCellMar>
+        <w:tblLook w:val="04A0" w:firstRow="1" w:lastRow="0" w:firstColumn="1" w:lastColumn="0" w:noHBand="0" w:noVBand="1"/>
+      </w:tblPr>
+      <w:tblGrid>
+        <w:gridCol w:w="1097"/>
+        <w:gridCol w:w="4567"/>
+        <w:gridCol w:w="3686"/>
+      </w:tblGrid>
+      <w:tr>
+        <w:trPr>
+          <w:tblHeader/>
+        </w:trPr>
+        <w:tc>
+          <w:tcPr>
+            <w:tcW w:w="1097" w:type="dxa"/>
+            <w:tcBorders>
+              <w:top w:val="single" w:sz="4" w:space="0" w:color="auto"/>
+              <w:left w:val="single" w:sz="4" w:space="0" w:color="auto"/>
+              <w:bottom w:val="single" w:sz="4" w:space="0" w:color="auto"/>
+              <w:right w:val="single" w:sz="4" w:space="0" w:color="auto"/>
+            </w:tcBorders>
+            <w:shd w:val="clear" w:color="auto" w:fill="F2F2F2" w:themeFill="background1" w:themeFillShade="F2"/>
+            <w:vAlign w:val="center"/>
+          </w:tcPr>
+          <w:p>
+            <w:pPr>
+              <w:spacing w:line="259" w:lineRule="auto"/>
+              <w:jc w:val="center"/>
+              <w:rPr>
+                <w:b/>
+                <w:bCs/>
+              </w:rPr>
+            </w:pPr>
+            <w:r>
+              <w:rPr>
+                <w:b/>
+                <w:bCs/>
+              </w:rPr>
+              <w:t>N</w:t>
+            </w:r>
+            <w:r>
+              <w:rPr>
+                <w:b/>
+                <w:bCs/>
+                <w:vertAlign w:val="superscript"/>
+              </w:rPr>
+              <w:t>o</w:t>
+            </w:r>
+            <w:r>
+              <w:rPr>
+                <w:b/>
+                <w:bCs/>
+              </w:rPr>
+              <w:t xml:space="preserve"> de version</w:t>
+            </w:r>
+          </w:p>
+        </w:tc>
+        <w:tc>
+          <w:tcPr>
+            <w:tcW w:w="4567" w:type="dxa"/>
+            <w:tcBorders>
+              <w:top w:val="single" w:sz="4" w:space="0" w:color="auto"/>
+              <w:left w:val="single" w:sz="4" w:space="0" w:color="auto"/>
+              <w:bottom w:val="single" w:sz="4" w:space="0" w:color="auto"/>
+              <w:right w:val="single" w:sz="4" w:space="0" w:color="auto"/>
+            </w:tcBorders>
+            <w:shd w:val="clear" w:color="auto" w:fill="F2F2F2" w:themeFill="background1" w:themeFillShade="F2"/>
+            <w:vAlign w:val="center"/>
+          </w:tcPr>
+          <w:p>
+            <w:pPr>
+              <w:spacing w:line="259" w:lineRule="auto"/>
+              <w:jc w:val="center"/>
+              <w:rPr>
+                <w:b/>
+                <w:bCs/>
+              </w:rPr>
+            </w:pPr>
+            <w:r>
+              <w:rPr>
+                <w:b/>
+                <w:bCs/>
+              </w:rPr>
+              <w:t>Résumé des changements</w:t>
+            </w:r>
+          </w:p>
+        </w:tc>
+        <w:tc>
+          <w:tcPr>
+            <w:tcW w:w="3686" w:type="dxa"/>
+            <w:tcBorders>
+              <w:top w:val="single" w:sz="4" w:space="0" w:color="auto"/>
+              <w:left w:val="single" w:sz="4" w:space="0" w:color="auto"/>
+              <w:bottom w:val="single" w:sz="4" w:space="0" w:color="auto"/>
+              <w:right w:val="single" w:sz="4" w:space="0" w:color="auto"/>
+            </w:tcBorders>
+            <w:shd w:val="clear" w:color="auto" w:fill="F2F2F2" w:themeFill="background1" w:themeFillShade="F2"/>
+            <w:vAlign w:val="center"/>
+          </w:tcPr>
+          <w:p>
+            <w:pPr>
+              <w:spacing w:line="259" w:lineRule="auto"/>
+              <w:jc w:val="center"/>
+              <w:rPr>
+                <w:b/>
+                <w:bCs/>
+              </w:rPr>
+            </w:pPr>
+            <w:r>
+              <w:rPr>
+                <w:b/>
+                <w:bCs/>
+              </w:rPr>
+              <w:t>Date de publication</w:t>
+            </w:r>
+            <w:r>
+              <w:rPr>
+                <w:b/>
+                <w:bCs/>
+              </w:rPr>
+              <w:t>/des changements</w:t>
+            </w:r>
+          </w:p>
+        </w:tc>
+      </w:tr>
+      <w:tr>
+        <w:tc>
+          <w:tcPr>
+            <w:tcW w:w="1097" w:type="dxa"/>
+            <w:tcBorders>
+              <w:top w:val="single" w:sz="4" w:space="0" w:color="auto"/>
+              <w:left w:val="single" w:sz="4" w:space="0" w:color="auto"/>
+              <w:bottom w:val="single" w:sz="4" w:space="0" w:color="auto"/>
+              <w:right w:val="single" w:sz="4" w:space="0" w:color="auto"/>
+            </w:tcBorders>
+          </w:tcPr>
+          <w:p>
+            <w:pPr>
+              <w:spacing w:line="259" w:lineRule="auto"/>
+            </w:pPr>
+            <w:r>
+              <w:t>1.0</w:t>
+            </w:r>
+          </w:p>
+        </w:tc>
+        <w:tc>
+          <w:tcPr>
+            <w:tcW w:w="4567" w:type="dxa"/>
+            <w:tcBorders>
+              <w:top w:val="single" w:sz="4" w:space="0" w:color="auto"/>
+              <w:left w:val="single" w:sz="4" w:space="0" w:color="auto"/>
+              <w:bottom w:val="single" w:sz="4" w:space="0" w:color="auto"/>
+              <w:right w:val="single" w:sz="4" w:space="0" w:color="auto"/>
+            </w:tcBorders>
+          </w:tcPr>
+          <w:p>
+            <w:pPr>
+              <w:spacing w:line="259" w:lineRule="auto"/>
+            </w:pPr>
+            <w:r>
+              <w:t>Publication du guide</w:t>
+            </w:r>
+          </w:p>
+        </w:tc>
+        <w:tc>
+          <w:tcPr>
+            <w:tcW w:w="3686" w:type="dxa"/>
+            <w:tcBorders>
+              <w:top w:val="single" w:sz="4" w:space="0" w:color="auto"/>
+              <w:left w:val="single" w:sz="4" w:space="0" w:color="auto"/>
+              <w:bottom w:val="single" w:sz="4" w:space="0" w:color="auto"/>
+              <w:right w:val="single" w:sz="4" w:space="0" w:color="auto"/>
+            </w:tcBorders>
+          </w:tcPr>
+          <w:p>
+            <w:pPr>
+              <w:spacing w:line="259" w:lineRule="auto"/>
+            </w:pPr>
+            <w:r>
+              <w:t>23 janvier 2025</w:t>
+            </w:r>
+          </w:p>
+        </w:tc>
+      </w:tr>
+      <w:tr>
+        <w:tc>
+          <w:tcPr>
+            <w:tcW w:w="1097" w:type="dxa"/>
+            <w:tcBorders>
+              <w:top w:val="single" w:sz="4" w:space="0" w:color="auto"/>
+              <w:left w:val="single" w:sz="4" w:space="0" w:color="auto"/>
+              <w:bottom w:val="single" w:sz="4" w:space="0" w:color="auto"/>
+              <w:right w:val="single" w:sz="4" w:space="0" w:color="auto"/>
+            </w:tcBorders>
+          </w:tcPr>
+          <w:p>
+            <w:pPr>
+              <w:spacing w:line="259" w:lineRule="auto"/>
+            </w:pPr>
+            <w:r>
+              <w:t>1.1</w:t>
+            </w:r>
+          </w:p>
+        </w:tc>
+        <w:tc>
+          <w:tcPr>
+            <w:tcW w:w="4567" w:type="dxa"/>
+            <w:tcBorders>
+              <w:top w:val="single" w:sz="4" w:space="0" w:color="auto"/>
+              <w:left w:val="single" w:sz="4" w:space="0" w:color="auto"/>
+              <w:bottom w:val="single" w:sz="4" w:space="0" w:color="auto"/>
+              <w:right w:val="single" w:sz="4" w:space="0" w:color="auto"/>
+            </w:tcBorders>
+          </w:tcPr>
+          <w:p>
+            <w:pPr>
+              <w:spacing w:line="259" w:lineRule="auto"/>
+              <w:rPr>
+                <w:lang w:val="fr-FR"/>
+              </w:rPr>
+            </w:pPr>
+            <w:r>
+              <w:t xml:space="preserve">Mises à jour </w:t>
+            </w:r>
+            <w:r>
+              <w:t>relatives au</w:t>
+            </w:r>
+            <w:r>
+              <w:t xml:space="preserve"> </w:t>
+            </w:r>
+            <w:r>
+              <w:rPr>
+                <w:i/>
+                <w:iCs/>
+              </w:rPr>
+              <w:t>Règlement canadien sur l’accessibilité</w:t>
+            </w:r>
+            <w:r>
+              <w:t xml:space="preserve"> (DORS </w:t>
+            </w:r>
+            <w:r>
+              <w:t>/2025-255),</w:t>
+            </w:r>
+            <w:r>
+              <w:t xml:space="preserve"> à la </w:t>
+            </w:r>
+            <w:r>
+              <w:t>Direction relative à l’accessibilité des technologies de l’information et des communications</w:t>
+            </w:r>
+            <w:r>
+              <w:t xml:space="preserve"> du SCT</w:t>
+            </w:r>
+            <w:r>
+              <w:t xml:space="preserve">, à l’annulation de la </w:t>
+            </w:r>
+            <w:r>
+              <w:t>Ligne directrice sur l'utilisabilité de la technologie de l'information par tous</w:t>
+            </w:r>
+            <w:r>
+              <w:t>, et modifications mineures</w:t>
+            </w:r>
+          </w:p>
+        </w:tc>
+        <w:tc>
+          <w:tcPr>
+            <w:tcW w:w="3686" w:type="dxa"/>
+            <w:tcBorders>
+              <w:top w:val="single" w:sz="4" w:space="0" w:color="auto"/>
+              <w:left w:val="single" w:sz="4" w:space="0" w:color="auto"/>
+              <w:bottom w:val="single" w:sz="4" w:space="0" w:color="auto"/>
+              <w:right w:val="single" w:sz="4" w:space="0" w:color="auto"/>
+            </w:tcBorders>
+          </w:tcPr>
+          <w:p>
+            <w:pPr>
+              <w:spacing w:line="259" w:lineRule="auto"/>
+            </w:pPr>
+            <w:r>
+              <w:t>16</w:t>
+            </w:r>
+            <w:r>
+              <w:t xml:space="preserve"> </w:t>
+            </w:r>
+            <w:r>
+              <w:t>avr</w:t>
+            </w:r>
+            <w:r>
+              <w:t>il</w:t>
+            </w:r>
+            <w:r>
+              <w:t xml:space="preserve"> 2026</w:t>
+            </w:r>
+          </w:p>
+        </w:tc>
+      </w:tr>
+    </w:tbl>
+    <w:p>
+      <w:pPr>
+        <w:pStyle w:val="Heading1"/>
+      </w:pPr>
+      <w:bookmarkStart w:id="1" w:name="_Toc227226688"/>
       <w:r>
         <w:t>À propos du Guide</w:t>
       </w:r>
-      <w:bookmarkEnd w:id="0"/>
-    </w:p>
-    <w:p>
-      <w:r>
-        <w:t xml:space="preserve">Le présent Guide a été rédigé par les ministères, organismes et organisations du gouvernement du </w:t>
+      <w:bookmarkEnd w:id="1"/>
+    </w:p>
+    <w:p>
+      <w:r>
+        <w:t xml:space="preserve">Le présent Guide a été rédigé </w:t>
+      </w:r>
+      <w:r>
+        <w:t>pour</w:t>
+      </w:r>
+      <w:r>
+        <w:t xml:space="preserve"> les ministères, organismes et organisations du gouvernement du </w:t>
       </w:r>
       <w:r>
         <w:t>Canada</w:t>
@@ -2088,44 +2404,43 @@
         <w:t xml:space="preserve"> </w:t>
       </w:r>
       <w:r>
-        <w:t>Il explique la manière d</w:t>
-      </w:r>
-      <w:r>
-        <w:t>’</w:t>
-      </w:r>
-      <w:r>
-        <w:t xml:space="preserve">appliquer la </w:t>
+        <w:t xml:space="preserve">Il explique </w:t>
+      </w:r>
+      <w:r>
+        <w:t xml:space="preserve">comment se conformer au </w:t>
+      </w:r>
+      <w:r>
+        <w:rPr>
+          <w:i/>
+          <w:iCs/>
+        </w:rPr>
+        <w:t>Règlement canadien sur l’accessibilité</w:t>
+      </w:r>
+      <w:r>
+        <w:t xml:space="preserve"> en vertu de la </w:t>
+      </w:r>
+      <w:r>
+        <w:rPr>
+          <w:i/>
+          <w:iCs/>
+        </w:rPr>
+        <w:t>Loi canadienne sur l’accessibilité</w:t>
+      </w:r>
+      <w:r>
+        <w:t xml:space="preserve"> </w:t>
+      </w:r>
+      <w:r>
+        <w:t>et appliquer la</w:t>
+      </w:r>
+      <w:r>
+        <w:t xml:space="preserve"> </w:t>
       </w:r>
       <w:hyperlink r:id="rId11" w:history="1">
         <w:r>
           <w:rPr>
             <w:rStyle w:val="Hyperlink"/>
           </w:rPr>
-          <w:t>Ligne directrice sur l</w:t>
-        </w:r>
-        <w:r>
-          <w:rPr>
-            <w:rStyle w:val="Hyperlink"/>
-          </w:rPr>
-          <w:t>’</w:t>
-        </w:r>
-        <w:r>
-          <w:rPr>
-            <w:rStyle w:val="Hyperlink"/>
-          </w:rPr>
-          <w:t>utilisabilité de la technologie de l</w:t>
-        </w:r>
-        <w:r>
-          <w:rPr>
-            <w:rStyle w:val="Hyperlink"/>
-          </w:rPr>
-          <w:t>’</w:t>
-        </w:r>
-        <w:r>
-          <w:rPr>
-            <w:rStyle w:val="Hyperlink"/>
-          </w:rPr>
-          <w:t>information (TI) par tous</w:t>
+          <w:t>Direction relative à l’accessibilité des technologies de l’information et des communications</w:t>
         </w:r>
       </w:hyperlink>
       <w:r>
@@ -2164,6 +2479,22 @@
       <w:r>
         <w:t>.</w:t>
       </w:r>
+      <w:r>
+        <w:t xml:space="preserve"> Même si la plupart des exigences du </w:t>
+      </w:r>
+      <w:r>
+        <w:rPr>
+          <w:i/>
+          <w:iCs/>
+        </w:rPr>
+        <w:t>Règlement canadien sur l’accessibilité</w:t>
+      </w:r>
+      <w:r>
+        <w:t xml:space="preserve"> (DORS</w:t>
+      </w:r>
+      <w:r>
+        <w:t>/2025-255) ne sont pas encore en vigueur, vous devez en tenir compte pendant la phase de planification de l’approvisionnement.</w:t>
+      </w:r>
     </w:p>
     <w:p>
       <w:r>
@@ -2202,13 +2533,8 @@
           <w:numId w:val="1"/>
         </w:numPr>
       </w:pPr>
-      <w:proofErr w:type="gramStart"/>
-      <w:r>
-        <w:t>les</w:t>
-      </w:r>
-      <w:proofErr w:type="gramEnd"/>
-      <w:r>
-        <w:t xml:space="preserve"> solutions et l</w:t>
+      <w:r>
+        <w:t>les solutions et l</w:t>
       </w:r>
       <w:r>
         <w:t>’</w:t>
@@ -2249,13 +2575,8 @@
           <w:numId w:val="1"/>
         </w:numPr>
       </w:pPr>
-      <w:proofErr w:type="gramStart"/>
-      <w:r>
-        <w:t>les</w:t>
-      </w:r>
-      <w:proofErr w:type="gramEnd"/>
-      <w:r>
-        <w:t xml:space="preserve"> </w:t>
+      <w:r>
+        <w:t xml:space="preserve">les </w:t>
       </w:r>
       <w:r>
         <w:t>documents (</w:t>
@@ -2281,14 +2602,9 @@
           <w:numId w:val="1"/>
         </w:numPr>
       </w:pPr>
-      <w:bookmarkStart w:id="1" w:name="_Hlk183166644"/>
-      <w:proofErr w:type="gramStart"/>
-      <w:r>
-        <w:t>les</w:t>
-      </w:r>
-      <w:proofErr w:type="gramEnd"/>
-      <w:r>
-        <w:t xml:space="preserve"> manuels d</w:t>
+      <w:bookmarkStart w:id="2" w:name="_Hlk183166644"/>
+      <w:r>
+        <w:t>les manuels d</w:t>
       </w:r>
       <w:r>
         <w:t>’</w:t>
@@ -2305,13 +2621,8 @@
           <w:numId w:val="1"/>
         </w:numPr>
       </w:pPr>
-      <w:proofErr w:type="gramStart"/>
-      <w:r>
-        <w:t>le</w:t>
-      </w:r>
-      <w:proofErr w:type="gramEnd"/>
-      <w:r>
-        <w:t xml:space="preserve"> matériel de formation</w:t>
+      <w:r>
+        <w:t>le matériel de formation</w:t>
       </w:r>
       <w:r>
         <w:t>;</w:t>
@@ -2325,13 +2636,8 @@
           <w:numId w:val="1"/>
         </w:numPr>
       </w:pPr>
-      <w:proofErr w:type="gramStart"/>
-      <w:r>
-        <w:t>les</w:t>
-      </w:r>
-      <w:proofErr w:type="gramEnd"/>
-      <w:r>
-        <w:t xml:space="preserve"> pré</w:t>
+      <w:r>
+        <w:t>les pré</w:t>
       </w:r>
       <w:r>
         <w:t>sentations;</w:t>
@@ -2345,13 +2651,8 @@
           <w:numId w:val="1"/>
         </w:numPr>
       </w:pPr>
-      <w:proofErr w:type="gramStart"/>
-      <w:r>
-        <w:t>les</w:t>
-      </w:r>
-      <w:proofErr w:type="gramEnd"/>
-      <w:r>
-        <w:t xml:space="preserve"> rap</w:t>
+      <w:r>
+        <w:t>les rap</w:t>
       </w:r>
       <w:r>
         <w:t>ports;</w:t>
@@ -2365,19 +2666,14 @@
           <w:numId w:val="1"/>
         </w:numPr>
       </w:pPr>
-      <w:proofErr w:type="gramStart"/>
-      <w:r>
-        <w:t>les</w:t>
-      </w:r>
-      <w:proofErr w:type="gramEnd"/>
-      <w:r>
-        <w:t xml:space="preserve"> courriels</w:t>
+      <w:r>
+        <w:t>les courriels</w:t>
       </w:r>
       <w:r>
         <w:t>;</w:t>
       </w:r>
     </w:p>
-    <w:bookmarkEnd w:id="1"/>
+    <w:bookmarkEnd w:id="2"/>
     <w:p>
       <w:pPr>
         <w:pStyle w:val="ListParagraph"/>
@@ -2386,13 +2682,8 @@
           <w:numId w:val="1"/>
         </w:numPr>
       </w:pPr>
-      <w:proofErr w:type="gramStart"/>
-      <w:r>
-        <w:t>les</w:t>
-      </w:r>
-      <w:proofErr w:type="gramEnd"/>
-      <w:r>
-        <w:t xml:space="preserve"> services de soutien</w:t>
+      <w:r>
+        <w:t>les services de soutien</w:t>
       </w:r>
       <w:r>
         <w:t>;</w:t>
@@ -2406,13 +2697,8 @@
           <w:numId w:val="1"/>
         </w:numPr>
       </w:pPr>
-      <w:proofErr w:type="gramStart"/>
-      <w:r>
-        <w:t>le</w:t>
-      </w:r>
-      <w:proofErr w:type="gramEnd"/>
-      <w:r>
-        <w:t xml:space="preserve"> service d</w:t>
+      <w:r>
+        <w:t>le service d</w:t>
       </w:r>
       <w:r>
         <w:t>’</w:t>
@@ -2426,7 +2712,6 @@
     </w:p>
     <w:p>
       <w:r>
-        <w:lastRenderedPageBreak/>
         <w:t>Le présent Guide vous explique en détail les étapes de la prise en compte de l</w:t>
       </w:r>
       <w:r>
@@ -2452,14 +2737,14 @@
       <w:pPr>
         <w:pStyle w:val="Heading1"/>
       </w:pPr>
-      <w:bookmarkStart w:id="2" w:name="_Toc187907159"/>
+      <w:bookmarkStart w:id="3" w:name="_Toc227226689"/>
       <w:r>
         <w:t>Audi</w:t>
       </w:r>
       <w:r>
         <w:t>toire</w:t>
       </w:r>
-      <w:bookmarkEnd w:id="2"/>
+      <w:bookmarkEnd w:id="3"/>
     </w:p>
     <w:p>
       <w:r>
@@ -2487,6 +2772,8 @@
         <w:r>
           <w:rPr>
             <w:rStyle w:val="Hyperlink"/>
+            <w:i/>
+            <w:iCs/>
           </w:rPr>
           <w:t>Loi sur la gestion des finances publiques</w:t>
         </w:r>
@@ -2508,13 +2795,8 @@
           <w:numId w:val="2"/>
         </w:numPr>
       </w:pPr>
-      <w:proofErr w:type="gramStart"/>
-      <w:r>
-        <w:t>les</w:t>
-      </w:r>
-      <w:proofErr w:type="gramEnd"/>
-      <w:r>
-        <w:t xml:space="preserve"> propriétaires fonctionnels</w:t>
+      <w:r>
+        <w:t>les propriétaires fonctionnels</w:t>
       </w:r>
       <w:r>
         <w:t xml:space="preserve"> (</w:t>
@@ -2546,13 +2828,8 @@
           <w:numId w:val="2"/>
         </w:numPr>
       </w:pPr>
-      <w:proofErr w:type="gramStart"/>
-      <w:r>
-        <w:t>les</w:t>
-      </w:r>
-      <w:proofErr w:type="gramEnd"/>
-      <w:r>
-        <w:t xml:space="preserve"> fournisseurs qui veulent en savoir plus sur les exigences d</w:t>
+      <w:r>
+        <w:t>les fournisseurs qui veulent en savoir plus sur les exigences d</w:t>
       </w:r>
       <w:r>
         <w:t>’</w:t>
@@ -2571,14 +2848,14 @@
           <w:lang w:eastAsia="en-CA"/>
         </w:rPr>
       </w:pPr>
-      <w:bookmarkStart w:id="3" w:name="_Toc187907160"/>
+      <w:bookmarkStart w:id="4" w:name="_Toc227226690"/>
       <w:r>
         <w:t>Context</w:t>
       </w:r>
       <w:r>
         <w:t>e</w:t>
       </w:r>
-      <w:bookmarkEnd w:id="3"/>
+      <w:bookmarkEnd w:id="4"/>
     </w:p>
     <w:p>
       <w:pPr>
@@ -2729,9 +3006,6 @@
       <w:r>
         <w:t>.</w:t>
       </w:r>
-      <w:r>
-        <w:t> </w:t>
-      </w:r>
     </w:p>
     <w:p>
       <w:r>
@@ -2758,7 +3032,10 @@
         </w:r>
       </w:hyperlink>
       <w:r>
-        <w:t xml:space="preserve"> :</w:t>
+        <w:t> </w:t>
+      </w:r>
+      <w:r>
+        <w:t>:</w:t>
       </w:r>
     </w:p>
     <w:p>
@@ -2769,13 +3046,8 @@
           <w:numId w:val="3"/>
         </w:numPr>
       </w:pPr>
-      <w:proofErr w:type="gramStart"/>
-      <w:r>
-        <w:t>définit</w:t>
-      </w:r>
-      <w:proofErr w:type="gramEnd"/>
-      <w:r>
-        <w:t xml:space="preserve"> la manière dont le GC fera progresser l</w:t>
+      <w:r>
+        <w:t>définit la manière dont le GC fera progresser l</w:t>
       </w:r>
       <w:r>
         <w:t>’</w:t>
@@ -2792,13 +3064,8 @@
           <w:numId w:val="3"/>
         </w:numPr>
       </w:pPr>
-      <w:proofErr w:type="gramStart"/>
-      <w:r>
-        <w:t>désigne</w:t>
-      </w:r>
-      <w:proofErr w:type="gramEnd"/>
-      <w:r>
-        <w:t xml:space="preserve"> SPC comme responsable de l</w:t>
+      <w:r>
+        <w:t>désigne SPC comme responsable de l</w:t>
       </w:r>
       <w:r>
         <w:t>’</w:t>
@@ -2821,38 +3088,17 @@
     </w:p>
     <w:p>
       <w:r>
-        <w:t xml:space="preserve">La </w:t>
+        <w:t>La</w:t>
+      </w:r>
+      <w:r>
+        <w:t xml:space="preserve"> </w:t>
       </w:r>
       <w:hyperlink r:id="rId16" w:history="1">
         <w:r>
           <w:rPr>
             <w:rStyle w:val="Hyperlink"/>
           </w:rPr>
-          <w:t>Ligne directrice sur l</w:t>
-        </w:r>
-        <w:r>
-          <w:rPr>
-            <w:rStyle w:val="Hyperlink"/>
-          </w:rPr>
-          <w:t>’</w:t>
-        </w:r>
-        <w:r>
-          <w:rPr>
-            <w:rStyle w:val="Hyperlink"/>
-          </w:rPr>
-          <w:t>utilisabilité de la technologie de l</w:t>
-        </w:r>
-        <w:r>
-          <w:rPr>
-            <w:rStyle w:val="Hyperlink"/>
-          </w:rPr>
-          <w:t>’</w:t>
-        </w:r>
-        <w:r>
-          <w:rPr>
-            <w:rStyle w:val="Hyperlink"/>
-          </w:rPr>
-          <w:t>information (TI) par tous</w:t>
+          <w:t>Direction relative à l’accessibilité des technologies de l’information et des communications</w:t>
         </w:r>
       </w:hyperlink>
       <w:r>
@@ -2867,13 +3113,8 @@
           <w:numId w:val="4"/>
         </w:numPr>
       </w:pPr>
-      <w:proofErr w:type="gramStart"/>
-      <w:r>
-        <w:t>encourage</w:t>
-      </w:r>
-      <w:proofErr w:type="gramEnd"/>
-      <w:r>
-        <w:t xml:space="preserve"> fortement les ministères, les organismes et les organisations à s</w:t>
+      <w:r>
+        <w:t>encourage fortement les ministères, les organismes et les organisations à s</w:t>
       </w:r>
       <w:r>
         <w:t>’</w:t>
@@ -2887,7 +3128,7 @@
       <w:r>
         <w:t>« </w:t>
       </w:r>
-      <w:bookmarkStart w:id="4" w:name="_Hlk183174414"/>
+      <w:bookmarkStart w:id="5" w:name="_Hlk183174414"/>
       <w:r>
         <w:fldChar w:fldCharType="begin"/>
       </w:r>
@@ -2925,19 +3166,12 @@
         <w:rPr>
           <w:rStyle w:val="Hyperlink"/>
         </w:rPr>
-        <w:t xml:space="preserve">accessibilité </w:t>
-      </w:r>
-      <w:r>
-        <w:rPr>
-          <w:rStyle w:val="Hyperlink"/>
-        </w:rPr>
-        <w:lastRenderedPageBreak/>
-        <w:t>pour les produits et services TIC (EN 301 549:2021, IDT)</w:t>
+        <w:t>accessibilité pour les produits et services TIC (EN 301 549:2021, IDT)</w:t>
       </w:r>
       <w:r>
         <w:fldChar w:fldCharType="end"/>
       </w:r>
-      <w:bookmarkEnd w:id="4"/>
+      <w:bookmarkEnd w:id="5"/>
       <w:r>
         <w:t> » (norme CAN/ASC)</w:t>
       </w:r>
@@ -2962,13 +3196,8 @@
           <w:numId w:val="4"/>
         </w:numPr>
       </w:pPr>
-      <w:proofErr w:type="gramStart"/>
-      <w:r>
-        <w:t>fournit</w:t>
-      </w:r>
-      <w:proofErr w:type="gramEnd"/>
-      <w:r>
-        <w:t xml:space="preserve"> un contexte supplémentaire pour expliquer pourquoi l</w:t>
+      <w:r>
+        <w:t>fournit un contexte supplémentaire pour expliquer pourquoi l</w:t>
       </w:r>
       <w:r>
         <w:t>’</w:t>
@@ -3026,7 +3255,7 @@
           <w:lang w:eastAsia="en-CA"/>
         </w:rPr>
       </w:pPr>
-      <w:bookmarkStart w:id="5" w:name="_Toc187907161"/>
+      <w:bookmarkStart w:id="6" w:name="_Toc227226691"/>
       <w:r>
         <w:rPr>
           <w:lang w:eastAsia="en-CA"/>
@@ -3039,7 +3268,7 @@
         </w:rPr>
         <w:t>EN 301 549</w:t>
       </w:r>
-      <w:bookmarkEnd w:id="5"/>
+      <w:bookmarkEnd w:id="6"/>
     </w:p>
     <w:p>
       <w:r>
@@ -3078,6 +3307,15 @@
         <w:t>.</w:t>
       </w:r>
       <w:r>
+        <w:t xml:space="preserve"> La norme EN</w:t>
+      </w:r>
+      <w:r>
+        <w:t xml:space="preserve"> 301 549 est mise à jour de temps à autre</w:t>
+      </w:r>
+      <w:r>
+        <w:t>s et toute référence à celle-ci dans le présent document se rapporte à la version la plus récente.</w:t>
+      </w:r>
+      <w:r>
         <w:t xml:space="preserve"> </w:t>
       </w:r>
       <w:r>
@@ -3100,8 +3338,8 @@
       </w:r>
     </w:p>
     <w:p>
-      <w:bookmarkStart w:id="6" w:name="_What_are_you"/>
-      <w:bookmarkEnd w:id="6"/>
+      <w:bookmarkStart w:id="7" w:name="_What_are_you"/>
+      <w:bookmarkEnd w:id="7"/>
       <w:r>
         <w:t xml:space="preserve">La norme </w:t>
       </w:r>
@@ -3129,13 +3367,8 @@
           <w:numId w:val="5"/>
         </w:numPr>
       </w:pPr>
-      <w:proofErr w:type="gramStart"/>
-      <w:r>
-        <w:t>les</w:t>
-      </w:r>
-      <w:proofErr w:type="gramEnd"/>
-      <w:r>
-        <w:t xml:space="preserve"> logiciels, y compris les applications mobiles</w:t>
+      <w:r>
+        <w:t>les logiciels, y compris les applications mobiles</w:t>
       </w:r>
       <w:r>
         <w:t>;</w:t>
@@ -3149,13 +3382,8 @@
           <w:numId w:val="5"/>
         </w:numPr>
       </w:pPr>
-      <w:proofErr w:type="gramStart"/>
-      <w:r>
-        <w:t>les</w:t>
-      </w:r>
-      <w:proofErr w:type="gramEnd"/>
-      <w:r>
-        <w:t xml:space="preserve"> sites Web/pages Web </w:t>
+      <w:r>
+        <w:t xml:space="preserve">les sites Web/pages Web </w:t>
       </w:r>
       <w:r>
         <w:t>(</w:t>
@@ -3184,13 +3412,8 @@
           <w:numId w:val="5"/>
         </w:numPr>
       </w:pPr>
-      <w:proofErr w:type="gramStart"/>
-      <w:r>
-        <w:t>les</w:t>
-      </w:r>
-      <w:proofErr w:type="gramEnd"/>
-      <w:r>
-        <w:t xml:space="preserve"> panneaux d</w:t>
+      <w:r>
+        <w:t>les panneaux d</w:t>
       </w:r>
       <w:r>
         <w:t>’</w:t>
@@ -3210,13 +3433,8 @@
           <w:numId w:val="5"/>
         </w:numPr>
       </w:pPr>
-      <w:proofErr w:type="gramStart"/>
-      <w:r>
-        <w:t>les</w:t>
-      </w:r>
-      <w:proofErr w:type="gramEnd"/>
-      <w:r>
-        <w:t xml:space="preserve"> appareils mobiles</w:t>
+      <w:r>
+        <w:t>les appareils mobiles</w:t>
       </w:r>
       <w:r>
         <w:t>;</w:t>
@@ -3230,13 +3448,8 @@
           <w:numId w:val="5"/>
         </w:numPr>
       </w:pPr>
-      <w:proofErr w:type="gramStart"/>
-      <w:r>
-        <w:t>le</w:t>
-      </w:r>
-      <w:proofErr w:type="gramEnd"/>
-      <w:r>
-        <w:t xml:space="preserve"> matériel, y compris les ordinateurs portables</w:t>
+      <w:r>
+        <w:t>le matériel, y compris les ordinateurs portables</w:t>
       </w:r>
       <w:r>
         <w:t>;</w:t>
@@ -3250,13 +3463,8 @@
           <w:numId w:val="5"/>
         </w:numPr>
       </w:pPr>
-      <w:proofErr w:type="gramStart"/>
-      <w:r>
-        <w:t>les</w:t>
-      </w:r>
-      <w:proofErr w:type="gramEnd"/>
-      <w:r>
-        <w:t xml:space="preserve"> imprimantes</w:t>
+      <w:r>
+        <w:t>les imprimantes</w:t>
       </w:r>
       <w:r>
         <w:t>;</w:t>
@@ -3270,13 +3478,8 @@
           <w:numId w:val="5"/>
         </w:numPr>
       </w:pPr>
-      <w:proofErr w:type="gramStart"/>
-      <w:r>
-        <w:t>les</w:t>
-      </w:r>
-      <w:proofErr w:type="gramEnd"/>
-      <w:r>
-        <w:t xml:space="preserve"> </w:t>
+      <w:r>
+        <w:t xml:space="preserve">les </w:t>
       </w:r>
       <w:r>
         <w:t>guichets d</w:t>
@@ -3302,13 +3505,8 @@
           <w:numId w:val="5"/>
         </w:numPr>
       </w:pPr>
-      <w:proofErr w:type="gramStart"/>
-      <w:r>
-        <w:t>les</w:t>
-      </w:r>
-      <w:proofErr w:type="gramEnd"/>
-      <w:r>
-        <w:t xml:space="preserve"> </w:t>
+      <w:r>
+        <w:t xml:space="preserve">les </w:t>
       </w:r>
       <w:r>
         <w:t>d</w:t>
@@ -3337,13 +3535,8 @@
           <w:numId w:val="5"/>
         </w:numPr>
       </w:pPr>
-      <w:proofErr w:type="gramStart"/>
-      <w:r>
-        <w:t>les</w:t>
-      </w:r>
-      <w:proofErr w:type="gramEnd"/>
-      <w:r>
-        <w:t xml:space="preserve"> manuels d</w:t>
+      <w:r>
+        <w:t>les manuels d</w:t>
       </w:r>
       <w:r>
         <w:t>’</w:t>
@@ -3360,13 +3553,8 @@
           <w:numId w:val="5"/>
         </w:numPr>
       </w:pPr>
-      <w:proofErr w:type="gramStart"/>
-      <w:r>
-        <w:t>le</w:t>
-      </w:r>
-      <w:proofErr w:type="gramEnd"/>
-      <w:r>
-        <w:t xml:space="preserve"> matériel de formation;</w:t>
+      <w:r>
+        <w:t>le matériel de formation;</w:t>
       </w:r>
     </w:p>
     <w:p>
@@ -3377,13 +3565,8 @@
           <w:numId w:val="5"/>
         </w:numPr>
       </w:pPr>
-      <w:proofErr w:type="gramStart"/>
-      <w:r>
-        <w:t>les</w:t>
-      </w:r>
-      <w:proofErr w:type="gramEnd"/>
-      <w:r>
-        <w:t xml:space="preserve"> présentations;</w:t>
+      <w:r>
+        <w:t>les présentations;</w:t>
       </w:r>
     </w:p>
     <w:p>
@@ -3394,13 +3577,8 @@
           <w:numId w:val="5"/>
         </w:numPr>
       </w:pPr>
-      <w:proofErr w:type="gramStart"/>
-      <w:r>
-        <w:t>les</w:t>
-      </w:r>
-      <w:proofErr w:type="gramEnd"/>
-      <w:r>
-        <w:t xml:space="preserve"> rapports;</w:t>
+      <w:r>
+        <w:t>les rapports;</w:t>
       </w:r>
     </w:p>
     <w:p>
@@ -3411,13 +3589,8 @@
           <w:numId w:val="5"/>
         </w:numPr>
       </w:pPr>
-      <w:proofErr w:type="gramStart"/>
-      <w:r>
-        <w:t>les</w:t>
-      </w:r>
-      <w:proofErr w:type="gramEnd"/>
-      <w:r>
-        <w:t xml:space="preserve"> courriels</w:t>
+      <w:r>
+        <w:t>les courriels</w:t>
       </w:r>
       <w:r>
         <w:t>.</w:t>
@@ -3431,14 +3604,8 @@
           <w:numId w:val="5"/>
         </w:numPr>
       </w:pPr>
-      <w:proofErr w:type="gramStart"/>
-      <w:r>
-        <w:lastRenderedPageBreak/>
-        <w:t>le</w:t>
-      </w:r>
-      <w:proofErr w:type="gramEnd"/>
-      <w:r>
-        <w:t xml:space="preserve"> soutien des TIC, y compris :</w:t>
+      <w:r>
+        <w:t>le soutien des TIC, y compris :</w:t>
       </w:r>
     </w:p>
     <w:p>
@@ -3449,13 +3616,8 @@
           <w:numId w:val="5"/>
         </w:numPr>
       </w:pPr>
-      <w:proofErr w:type="gramStart"/>
-      <w:r>
-        <w:t>les</w:t>
-      </w:r>
-      <w:proofErr w:type="gramEnd"/>
-      <w:r>
-        <w:t xml:space="preserve"> services d</w:t>
+      <w:r>
+        <w:t>les services d</w:t>
       </w:r>
       <w:r>
         <w:t>’</w:t>
@@ -3472,13 +3634,8 @@
           <w:numId w:val="5"/>
         </w:numPr>
       </w:pPr>
-      <w:proofErr w:type="gramStart"/>
-      <w:r>
-        <w:t>le</w:t>
-      </w:r>
-      <w:proofErr w:type="gramEnd"/>
-      <w:r>
-        <w:t xml:space="preserve"> soutien du service à la clientèle</w:t>
+      <w:r>
+        <w:t>le soutien du service à la clientèle</w:t>
       </w:r>
       <w:r>
         <w:t>.</w:t>
@@ -3492,13 +3649,8 @@
           <w:numId w:val="5"/>
         </w:numPr>
       </w:pPr>
-      <w:proofErr w:type="gramStart"/>
-      <w:r>
-        <w:t>les</w:t>
-      </w:r>
-      <w:proofErr w:type="gramEnd"/>
-      <w:r>
-        <w:t xml:space="preserve"> produits de télé</w:t>
+      <w:r>
+        <w:t>les produits de télé</w:t>
       </w:r>
       <w:r>
         <w:t xml:space="preserve">communications, </w:t>
@@ -3515,13 +3667,8 @@
           <w:numId w:val="5"/>
         </w:numPr>
       </w:pPr>
-      <w:proofErr w:type="gramStart"/>
-      <w:r>
-        <w:t>les</w:t>
-      </w:r>
-      <w:proofErr w:type="gramEnd"/>
-      <w:r>
-        <w:t xml:space="preserve"> séances de clavardage en groupe</w:t>
+      <w:r>
+        <w:t>les séances de clavardage en groupe</w:t>
       </w:r>
       <w:r>
         <w:t>;</w:t>
@@ -3535,13 +3682,8 @@
           <w:numId w:val="5"/>
         </w:numPr>
       </w:pPr>
-      <w:proofErr w:type="gramStart"/>
-      <w:r>
-        <w:t>les</w:t>
-      </w:r>
-      <w:proofErr w:type="gramEnd"/>
-      <w:r>
-        <w:t xml:space="preserve"> vidéos;</w:t>
+      <w:r>
+        <w:t>les vidéos;</w:t>
       </w:r>
     </w:p>
     <w:p>
@@ -3552,13 +3694,8 @@
           <w:numId w:val="5"/>
         </w:numPr>
       </w:pPr>
-      <w:proofErr w:type="gramStart"/>
-      <w:r>
-        <w:t>les</w:t>
-      </w:r>
-      <w:proofErr w:type="gramEnd"/>
-      <w:r>
-        <w:t xml:space="preserve"> services de technologie de l</w:t>
+      <w:r>
+        <w:t>les services de technologie de l</w:t>
       </w:r>
       <w:r>
         <w:t>’</w:t>
@@ -3566,7 +3703,7 @@
       <w:r>
         <w:t>information</w:t>
       </w:r>
-      <w:bookmarkStart w:id="7" w:name="_Toc208490739"/>
+      <w:bookmarkStart w:id="8" w:name="_Toc208490739"/>
       <w:r>
         <w:t>.</w:t>
       </w:r>
@@ -3746,7 +3883,7 @@
       <w:pPr>
         <w:pStyle w:val="Heading2"/>
       </w:pPr>
-      <w:bookmarkStart w:id="8" w:name="_Toc187907162"/>
+      <w:bookmarkStart w:id="9" w:name="_Toc227226692"/>
       <w:r>
         <w:t>Normes d</w:t>
       </w:r>
@@ -3780,7 +3917,7 @@
       <w:r>
         <w:t xml:space="preserve"> 301 549</w:t>
       </w:r>
-      <w:bookmarkEnd w:id="8"/>
+      <w:bookmarkEnd w:id="9"/>
     </w:p>
     <w:p>
       <w:hyperlink r:id="rId19" w:history="1">
@@ -3828,21 +3965,10 @@
         <w:t xml:space="preserve"> </w:t>
       </w:r>
       <w:r>
-        <w:t xml:space="preserve">En tant que norme officielle du gouvernement du Canada, elle est approuvée pour être utilisée dans tout le </w:t>
-      </w:r>
-      <w:proofErr w:type="gramStart"/>
-      <w:r>
-        <w:t>pays.</w:t>
-      </w:r>
-      <w:r>
-        <w:t xml:space="preserve"> </w:t>
-      </w:r>
-      <w:r>
-        <w:t> »</w:t>
-      </w:r>
-      <w:proofErr w:type="gramEnd"/>
-      <w:r>
-        <w:t xml:space="preserve"> </w:t>
+        <w:t>En tant que norme officielle du gouvernement du Canada, elle est approuvée pour être utilisée dans tout le pays.</w:t>
+      </w:r>
+      <w:r>
+        <w:t xml:space="preserve"> » </w:t>
       </w:r>
       <w:r>
         <w:t>Cette norme n</w:t>
@@ -3858,260 +3984,63 @@
       <w:pPr>
         <w:pStyle w:val="Heading2"/>
       </w:pPr>
-      <w:bookmarkStart w:id="9" w:name="_Toc187907163"/>
-      <w:r>
-        <w:t>Utilisez la norme EN 301 549 (2021) plutôt que seulement n’importe quelle version des Règles pour l’accessibilité des contenus Web (WCAG)</w:t>
-      </w:r>
-      <w:bookmarkEnd w:id="9"/>
-    </w:p>
-    <w:p>
-      <w:r>
-        <w:t xml:space="preserve">Bien que la </w:t>
-      </w:r>
-      <w:hyperlink r:id="rId20" w:history="1">
-        <w:r>
-          <w:rPr>
-            <w:rStyle w:val="Hyperlink"/>
-          </w:rPr>
-          <w:t>Norme sur l’accessibilité des sites Web</w:t>
-        </w:r>
-      </w:hyperlink>
-      <w:r>
-        <w:t xml:space="preserve"> exige que chaque </w:t>
-      </w:r>
-      <w:hyperlink r:id="rId21" w:anchor="pageweb" w:tooltip="Web page: definition" w:history="1">
-        <w:r>
-          <w:rPr>
-            <w:rStyle w:val="Hyperlink"/>
-          </w:rPr>
-          <w:t>page Web</w:t>
-        </w:r>
-      </w:hyperlink>
-      <w:r>
-        <w:t xml:space="preserve"> du gouvernement qui s’adresse au public respecte les cinq </w:t>
-      </w:r>
-      <w:hyperlink r:id="rId22" w:anchor="conformance-reqs" w:history="1">
-        <w:r>
-          <w:rPr>
-            <w:rStyle w:val="Hyperlink"/>
-          </w:rPr>
-          <w:t xml:space="preserve">exigences de conformité aux </w:t>
-        </w:r>
-        <w:r>
-          <w:rPr>
-            <w:rStyle w:val="Hyperlink"/>
-          </w:rPr>
-          <w:lastRenderedPageBreak/>
-          <w:t>WCAG 2.0</w:t>
-        </w:r>
-      </w:hyperlink>
-      <w:r>
-        <w:t xml:space="preserve">, le Secrétariat du Conseil du Trésor du Canada (SCT) examine actuellement la Norme sur l’accessibilité des sites Web et recommande aux organisations : </w:t>
-      </w:r>
-    </w:p>
-    <w:p>
-      <w:pPr>
-        <w:pStyle w:val="ListParagraph"/>
-        <w:numPr>
-          <w:ilvl w:val="0"/>
-          <w:numId w:val="7"/>
-        </w:numPr>
-      </w:pPr>
-      <w:proofErr w:type="gramStart"/>
-      <w:r>
-        <w:t>d’adopter</w:t>
-      </w:r>
-      <w:proofErr w:type="gramEnd"/>
-      <w:r>
-        <w:t xml:space="preserve"> la norme CAN/ASC (</w:t>
-      </w:r>
-      <w:hyperlink r:id="rId23" w:history="1">
-        <w:r>
-          <w:rPr>
-            <w:rStyle w:val="Hyperlink"/>
-          </w:rPr>
-          <w:t>EN 301 549 (en anglais seulement)</w:t>
-        </w:r>
-      </w:hyperlink>
-      <w:r>
-        <w:t>);</w:t>
-      </w:r>
-    </w:p>
-    <w:p>
-      <w:pPr>
-        <w:pStyle w:val="ListParagraph"/>
-        <w:numPr>
-          <w:ilvl w:val="0"/>
-          <w:numId w:val="7"/>
-        </w:numPr>
-      </w:pPr>
-      <w:proofErr w:type="gramStart"/>
-      <w:r>
-        <w:t>de</w:t>
-      </w:r>
-      <w:proofErr w:type="gramEnd"/>
-      <w:r>
-        <w:t xml:space="preserve"> suivre l’orientation de la </w:t>
-      </w:r>
-      <w:hyperlink r:id="rId24" w:history="1">
-        <w:r>
-          <w:rPr>
-            <w:rStyle w:val="Hyperlink"/>
-          </w:rPr>
-          <w:t>Ligne directrice sur l’utilisabilité de la technologie de l’information (TI) par tous</w:t>
-        </w:r>
-      </w:hyperlink>
-      <w:r>
-        <w:t>.</w:t>
-      </w:r>
-    </w:p>
-    <w:p>
-      <w:r>
-        <w:rPr>
-          <w:rStyle w:val="Strong"/>
-          <w:b w:val="0"/>
-          <w:bCs w:val="0"/>
-        </w:rPr>
-        <w:t>Remarque</w:t>
-      </w:r>
-      <w:r>
-        <w:rPr>
-          <w:rStyle w:val="Strong"/>
-        </w:rPr>
-        <w:t> :</w:t>
-      </w:r>
-      <w:r>
-        <w:t xml:space="preserve"> La norme EN 301 549 (2021) est plus inclusive et dépasse le minimum requis par la Norme sur l’accessibilité des sites Web. Par exemple, la norme EN 501 349 (2021) comprend :</w:t>
-      </w:r>
-    </w:p>
-    <w:p>
-      <w:pPr>
-        <w:pStyle w:val="ListParagraph"/>
-        <w:numPr>
-          <w:ilvl w:val="0"/>
-          <w:numId w:val="8"/>
-        </w:numPr>
-      </w:pPr>
-      <w:proofErr w:type="gramStart"/>
-      <w:r>
-        <w:t>les</w:t>
-      </w:r>
-      <w:proofErr w:type="gramEnd"/>
-      <w:r>
-        <w:t xml:space="preserve"> WCAG 2.1 pour le Web, les logiciels natifs et les documents non destinés au Web;</w:t>
-      </w:r>
-    </w:p>
-    <w:p>
-      <w:pPr>
-        <w:pStyle w:val="ListParagraph"/>
-        <w:numPr>
-          <w:ilvl w:val="0"/>
-          <w:numId w:val="8"/>
-        </w:numPr>
-      </w:pPr>
-      <w:proofErr w:type="gramStart"/>
-      <w:r>
-        <w:t>des</w:t>
-      </w:r>
-      <w:proofErr w:type="gramEnd"/>
-      <w:r>
-        <w:t xml:space="preserve"> exigences supplémentaires pour le matériel, les outils-auteurs, les services de soutien, et plus encore.</w:t>
-      </w:r>
-    </w:p>
-    <w:p>
-      <w:r>
-        <w:t>Les progrès constants de la technologie obligent le GC à utiliser une norme plus large pour l’accessibilité des TIC. C’est pourquoi ce guide recommande aux propriétaires fonctionnels :</w:t>
-      </w:r>
-    </w:p>
-    <w:p>
-      <w:pPr>
-        <w:pStyle w:val="ListParagraph"/>
-        <w:numPr>
-          <w:ilvl w:val="0"/>
-          <w:numId w:val="9"/>
-        </w:numPr>
-      </w:pPr>
-      <w:proofErr w:type="gramStart"/>
-      <w:r>
-        <w:t>de</w:t>
-      </w:r>
-      <w:proofErr w:type="gramEnd"/>
-      <w:r>
-        <w:t xml:space="preserve"> mettre en œuvre la norme EN 301 549 (2021) jusqu’à ce qu’une norme EN 301 549 mise à jour soit publiée et qu’une directive indique de passer à la prochaine version;</w:t>
-      </w:r>
-    </w:p>
-    <w:p>
-      <w:pPr>
-        <w:pStyle w:val="ListParagraph"/>
-        <w:numPr>
-          <w:ilvl w:val="0"/>
-          <w:numId w:val="9"/>
-        </w:numPr>
-      </w:pPr>
-      <w:proofErr w:type="gramStart"/>
-      <w:r>
-        <w:t>de</w:t>
-      </w:r>
-      <w:proofErr w:type="gramEnd"/>
-      <w:r>
-        <w:t xml:space="preserve"> ne pas utiliser seulement une version quelconque des WCAG, mais d’utiliser plutôt la norme EN 301 549 (2021) qui comprend les WCAG 2.1; </w:t>
-      </w:r>
-    </w:p>
-    <w:p>
-      <w:pPr>
-        <w:pStyle w:val="ListParagraph"/>
-        <w:numPr>
-          <w:ilvl w:val="0"/>
-          <w:numId w:val="9"/>
-        </w:numPr>
-      </w:pPr>
-      <w:proofErr w:type="gramStart"/>
-      <w:r>
-        <w:t>d’utiliser</w:t>
-      </w:r>
-      <w:proofErr w:type="gramEnd"/>
-      <w:r>
-        <w:t xml:space="preserve"> la norme EN 301 549 (2021) et les </w:t>
-      </w:r>
-      <w:hyperlink r:id="rId25" w:history="1">
-        <w:r>
-          <w:rPr>
-            <w:rStyle w:val="Hyperlink"/>
-          </w:rPr>
-          <w:t>WCAG 2.2 (en anglais seulement)</w:t>
-        </w:r>
-      </w:hyperlink>
-      <w:r>
-        <w:t>.</w:t>
-      </w:r>
-    </w:p>
-    <w:p>
-      <w:pPr>
-        <w:pStyle w:val="Heading2"/>
-      </w:pPr>
-      <w:bookmarkStart w:id="10" w:name="_Toc187907164"/>
-      <w:r>
-        <w:t>Intégrez la norme EN 301 549 (2021) en tant que pratique exemplaire</w:t>
+      <w:bookmarkStart w:id="10" w:name="_Toc227226693"/>
+      <w:r>
+        <w:t xml:space="preserve">Intégrez </w:t>
+      </w:r>
+      <w:r>
+        <w:t xml:space="preserve">la plus récente version de </w:t>
+      </w:r>
+      <w:r>
+        <w:t>la norme EN 301 549 en tant que pratique exemplaire</w:t>
       </w:r>
       <w:bookmarkEnd w:id="10"/>
     </w:p>
     <w:p>
       <w:r>
-        <w:t xml:space="preserve">Nous recommandons également aux propriétaires fonctionnels d’inclure toutes les exigences d’accessibilité des TIC pertinentes de la norme EN 301 549 (2021) dans les approvisionnements liés aux TIC. Cela comprend les offres à commandes et les commandes subséquentes, les arrangements en matière d'approvisionnement et les </w:t>
+        <w:t xml:space="preserve">Nous recommandons également aux propriétaires fonctionnels d’inclure toutes les exigences d’accessibilité des TIC pertinentes de </w:t>
+      </w:r>
+      <w:r>
+        <w:t xml:space="preserve">la </w:t>
+      </w:r>
+      <w:r>
+        <w:t xml:space="preserve">plus récente version de </w:t>
+      </w:r>
+      <w:r>
+        <w:t xml:space="preserve">la norme </w:t>
+      </w:r>
+      <w:r>
+        <w:t>EN</w:t>
+      </w:r>
+      <w:r>
+        <w:t> </w:t>
+      </w:r>
+      <w:r>
+        <w:t>301</w:t>
+      </w:r>
+      <w:r>
+        <w:t> </w:t>
+      </w:r>
+      <w:r>
+        <w:t>549 dans les approvisionnements liés aux TIC. Cela comprend l</w:t>
+      </w:r>
+      <w:r>
+        <w:t>a création ou le renouvellement d</w:t>
+      </w:r>
+      <w:r>
+        <w:t>es offres à commandes et les commandes subséquentes, l</w:t>
+      </w:r>
+      <w:r>
+        <w:t>a création ou le renouvellement d</w:t>
+      </w:r>
+      <w:r>
+        <w:t xml:space="preserve">es arrangements en matière d'approvisionnement et les </w:t>
       </w:r>
       <w:r>
         <w:t>contrats</w:t>
       </w:r>
       <w:r>
-        <w:t xml:space="preserve">, les contrats et </w:t>
-      </w:r>
-      <w:proofErr w:type="gramStart"/>
-      <w:r>
-        <w:t>les autorisation</w:t>
-      </w:r>
-      <w:proofErr w:type="gramEnd"/>
-      <w:r>
-        <w:t xml:space="preserve"> de tâches. L’inclusion des exigences d’accessibilité des TIC permet de s’assurer que :</w:t>
+        <w:t>, les contrats et les autorisation de tâches. L’inclusion des exigences d’accessibilité des TIC permet de s’assurer que :</w:t>
       </w:r>
     </w:p>
     <w:p>
@@ -4122,13 +4051,8 @@
           <w:numId w:val="10"/>
         </w:numPr>
       </w:pPr>
-      <w:proofErr w:type="gramStart"/>
-      <w:r>
-        <w:t>l’approvisionnement</w:t>
-      </w:r>
-      <w:proofErr w:type="gramEnd"/>
-      <w:r>
-        <w:t xml:space="preserve"> est rentable en évitant :</w:t>
+      <w:r>
+        <w:t>l’approvisionnement est rentable en évitant :</w:t>
       </w:r>
     </w:p>
     <w:p>
@@ -4139,14 +4063,8 @@
           <w:numId w:val="10"/>
         </w:numPr>
       </w:pPr>
-      <w:proofErr w:type="gramStart"/>
-      <w:r>
-        <w:lastRenderedPageBreak/>
-        <w:t>d’engager</w:t>
-      </w:r>
-      <w:proofErr w:type="gramEnd"/>
-      <w:r>
-        <w:t xml:space="preserve"> des coûts supplémentaires pour corriger les TIC parce que l’accessibilité des TIC n’a pas été prise en compte dans l’approvisionnement initial; ou </w:t>
+      <w:r>
+        <w:t xml:space="preserve">d’engager des coûts supplémentaires pour corriger les TIC parce que l’accessibilité des TIC n’a pas été prise en compte dans l’approvisionnement initial; ou </w:t>
       </w:r>
     </w:p>
     <w:p>
@@ -4157,13 +4075,8 @@
           <w:numId w:val="10"/>
         </w:numPr>
       </w:pPr>
-      <w:proofErr w:type="gramStart"/>
-      <w:r>
-        <w:t>de</w:t>
-      </w:r>
-      <w:proofErr w:type="gramEnd"/>
-      <w:r>
-        <w:t xml:space="preserve"> se réapprovisionner en solution accessible.</w:t>
+      <w:r>
+        <w:t>de se réapprovisionner en solution accessible.</w:t>
       </w:r>
     </w:p>
     <w:p>
@@ -4174,13 +4087,8 @@
           <w:numId w:val="10"/>
         </w:numPr>
       </w:pPr>
-      <w:proofErr w:type="gramStart"/>
-      <w:r>
-        <w:t>les</w:t>
-      </w:r>
-      <w:proofErr w:type="gramEnd"/>
-      <w:r>
-        <w:t xml:space="preserve"> biens et services ont une conception inclusive et sont accessibles par défaut.</w:t>
+      <w:r>
+        <w:t>les biens et services ont une conception inclusive et sont accessibles par défaut.</w:t>
       </w:r>
     </w:p>
     <w:p>
@@ -4205,7 +4113,7 @@
       </w:pPr>
       <w:bookmarkStart w:id="11" w:name="_Toc201119456"/>
       <w:bookmarkStart w:id="12" w:name="_Toc208490740"/>
-      <w:bookmarkStart w:id="13" w:name="_Toc187907165"/>
+      <w:bookmarkStart w:id="13" w:name="_Toc227226694"/>
       <w:r>
         <w:t>R</w:t>
       </w:r>
@@ -4220,7 +4128,7 @@
       <w:r>
         <w:t xml:space="preserve">Consultez la </w:t>
       </w:r>
-      <w:hyperlink r:id="rId26" w:history="1">
+      <w:hyperlink r:id="rId20" w:history="1">
         <w:r>
           <w:rPr>
             <w:rStyle w:val="Hyperlink"/>
@@ -4239,7 +4147,7 @@
       <w:pPr>
         <w:pStyle w:val="Heading2"/>
       </w:pPr>
-      <w:bookmarkStart w:id="14" w:name="_Toc187907166"/>
+      <w:bookmarkStart w:id="14" w:name="_Toc227226695"/>
       <w:r>
         <w:t>Ministères et organismes</w:t>
       </w:r>
@@ -4258,13 +4166,8 @@
           <w:numId w:val="11"/>
         </w:numPr>
       </w:pPr>
-      <w:proofErr w:type="gramStart"/>
-      <w:r>
-        <w:t>ne</w:t>
-      </w:r>
-      <w:proofErr w:type="gramEnd"/>
-      <w:r>
-        <w:t xml:space="preserve"> comprennent pas d’exigences d’accessibilité; ou</w:t>
+      <w:r>
+        <w:t>ne comprennent pas d’exigences d’accessibilité; ou</w:t>
       </w:r>
     </w:p>
     <w:p>
@@ -4275,30 +4178,20 @@
           <w:numId w:val="11"/>
         </w:numPr>
       </w:pPr>
-      <w:proofErr w:type="gramStart"/>
-      <w:r>
-        <w:t>comprennent</w:t>
-      </w:r>
-      <w:proofErr w:type="gramEnd"/>
-      <w:r>
-        <w:t xml:space="preserve"> une approche par étapes vers la conformité de l’accessibilité des TIC (c.-à-d. un plan de correction ou une feuille de route),</w:t>
-      </w:r>
-    </w:p>
-    <w:p>
-      <w:proofErr w:type="gramStart"/>
-      <w:r>
-        <w:t>les</w:t>
-      </w:r>
-      <w:proofErr w:type="gramEnd"/>
-      <w:r>
-        <w:t xml:space="preserve"> ministères et organismes sont fortement encouragés à obtenir l’approbation de la justification auprès d’une autorité compétente (p. ex., la haute direction, l’article 32, etc.).</w:t>
+      <w:r>
+        <w:t>comprennent une approche par étapes vers la conformité de l’accessibilité des TIC (c.-à-d. un plan de correction ou une feuille de route),</w:t>
+      </w:r>
+    </w:p>
+    <w:p>
+      <w:r>
+        <w:t>les ministères et organismes sont fortement encouragés à obtenir l’approbation de la justification auprès d’une autorité compétente (p. ex., la haute direction, l’article 32, etc.).</w:t>
       </w:r>
     </w:p>
     <w:p>
       <w:pPr>
         <w:pStyle w:val="Heading1"/>
       </w:pPr>
-      <w:bookmarkStart w:id="15" w:name="_Toc187907167"/>
+      <w:bookmarkStart w:id="15" w:name="_Toc227226696"/>
       <w:r>
         <w:t>Le résumé du processus doit inclure les exigences d’accessibilité dans les approvisionnements liés aux TIC</w:t>
       </w:r>
@@ -4308,7 +4201,7 @@
       <w:pPr>
         <w:pStyle w:val="Heading2"/>
       </w:pPr>
-      <w:bookmarkStart w:id="16" w:name="_Toc187907168"/>
+      <w:bookmarkStart w:id="16" w:name="_Toc227226697"/>
       <w:r>
         <w:t>On encourage fortement les propriétaires fonctionnels à :</w:t>
       </w:r>
@@ -4322,13 +4215,14 @@
           <w:numId w:val="12"/>
         </w:numPr>
       </w:pPr>
-      <w:proofErr w:type="gramStart"/>
-      <w:r>
-        <w:t>comprendre</w:t>
-      </w:r>
-      <w:proofErr w:type="gramEnd"/>
-      <w:r>
-        <w:t xml:space="preserve"> les composantes TIC de l’exigence et les exigences d’accessibilité de la norme EN 301 549 (2021) qui s’appliquent à l’approvisionnement;</w:t>
+      <w:r>
+        <w:t>comprendre les composantes TIC de l’exigence et les exigences d’accessibilité de la</w:t>
+      </w:r>
+      <w:r>
+        <w:t xml:space="preserve"> plus récente version de la</w:t>
+      </w:r>
+      <w:r>
+        <w:t xml:space="preserve"> norme EN 301 549 qui s’appliquent à l’approvisionnement;</w:t>
       </w:r>
     </w:p>
     <w:p>
@@ -4339,13 +4233,8 @@
           <w:numId w:val="12"/>
         </w:numPr>
       </w:pPr>
-      <w:proofErr w:type="gramStart"/>
-      <w:r>
-        <w:t>inclure</w:t>
-      </w:r>
-      <w:proofErr w:type="gramEnd"/>
-      <w:r>
-        <w:t xml:space="preserve"> les exigences d’accessibilité des TIC dans les exigences techniques pour établir ou renouveler une méthode d’approvisionnement commune telle que les offres à commandes</w:t>
+      <w:r>
+        <w:t>inclure les exigences d’accessibilité des TIC dans les exigences techniques pour établir ou renouveler une méthode d’approvisionnement commune telle que les offres à commandes</w:t>
       </w:r>
       <w:r>
         <w:t xml:space="preserve"> </w:t>
@@ -4368,19 +4257,20 @@
           <w:numId w:val="12"/>
         </w:numPr>
       </w:pPr>
-      <w:proofErr w:type="gramStart"/>
-      <w:r>
-        <w:t>cela</w:t>
-      </w:r>
-      <w:proofErr w:type="gramEnd"/>
-      <w:r>
-        <w:t xml:space="preserve"> permettra au ministère ou à l’organisme qui passe une commande subséquente ou un </w:t>
+      <w:r>
+        <w:t xml:space="preserve">cela permettra au ministère ou à l’organisme qui passe une commande subséquente ou un </w:t>
       </w:r>
       <w:r>
         <w:t>contrat</w:t>
       </w:r>
       <w:r>
-        <w:t xml:space="preserve"> d’intégrer des exigences d’accessibilité précises de la norme EN 301 549 (2021).</w:t>
+        <w:t xml:space="preserve"> d’intégrer des exigences d’accessibilité précises de la</w:t>
+      </w:r>
+      <w:r>
+        <w:t xml:space="preserve"> plus récente version de la</w:t>
+      </w:r>
+      <w:r>
+        <w:t xml:space="preserve"> norme EN 301 549.</w:t>
       </w:r>
     </w:p>
     <w:p>
@@ -4391,14 +4281,8 @@
           <w:numId w:val="12"/>
         </w:numPr>
       </w:pPr>
-      <w:proofErr w:type="gramStart"/>
-      <w:r>
-        <w:lastRenderedPageBreak/>
-        <w:t>élaborer</w:t>
-      </w:r>
-      <w:proofErr w:type="gramEnd"/>
-      <w:r>
-        <w:t xml:space="preserve"> un budget pour inclure des tests de conformité de l’accessibilité, des tests auprès des utilisateurs finals et d’autres exigences de validation (le cas échéant) dans leur plan de projet;</w:t>
+      <w:r>
+        <w:t>élaborer un budget pour inclure des tests de conformité de l’accessibilité, des tests auprès des utilisateurs finals et d’autres exigences de validation (le cas échéant) dans leur plan de projet;</w:t>
       </w:r>
     </w:p>
     <w:p>
@@ -4409,13 +4293,8 @@
           <w:numId w:val="12"/>
         </w:numPr>
       </w:pPr>
-      <w:proofErr w:type="gramStart"/>
-      <w:r>
-        <w:t>déterminer</w:t>
-      </w:r>
-      <w:proofErr w:type="gramEnd"/>
-      <w:r>
-        <w:t xml:space="preserve"> comment évaluer la conformité aux exigences d’accessibilité pendant toute la durée du contrat;</w:t>
+      <w:r>
+        <w:t>déterminer comment évaluer la conformité aux exigences d’accessibilité pendant toute la durée du contrat;</w:t>
       </w:r>
     </w:p>
     <w:p>
@@ -4426,13 +4305,8 @@
           <w:numId w:val="12"/>
         </w:numPr>
       </w:pPr>
-      <w:proofErr w:type="gramStart"/>
-      <w:r>
-        <w:t>déterminer</w:t>
-      </w:r>
-      <w:proofErr w:type="gramEnd"/>
-      <w:r>
-        <w:t xml:space="preserve"> les délais de mise au point, de mise à l’essai et de mise en production d’une solution de TIC, y compris les dispositions relatives aux solutions de rechange temporaires pour aborder les obstacles à l’accessibilité avant que les TIC ne répondent pleinement aux exigences d’accessibilité;</w:t>
+      <w:r>
+        <w:t>déterminer les délais de mise au point, de mise à l’essai et de mise en production d’une solution de TIC, y compris les dispositions relatives aux solutions de rechange temporaires pour aborder les obstacles à l’accessibilité avant que les TIC ne répondent pleinement aux exigences d’accessibilité;</w:t>
       </w:r>
     </w:p>
     <w:p>
@@ -4443,13 +4317,8 @@
           <w:numId w:val="12"/>
         </w:numPr>
       </w:pPr>
-      <w:proofErr w:type="gramStart"/>
-      <w:r>
-        <w:t>comprendre</w:t>
-      </w:r>
-      <w:proofErr w:type="gramEnd"/>
-      <w:r>
-        <w:t xml:space="preserve"> la maturité du marché pour procurer des TIC accessibles : </w:t>
+      <w:r>
+        <w:t xml:space="preserve">comprendre la maturité du marché pour procurer des TIC accessibles : </w:t>
       </w:r>
     </w:p>
     <w:p>
@@ -4460,13 +4329,8 @@
           <w:numId w:val="12"/>
         </w:numPr>
       </w:pPr>
-      <w:proofErr w:type="gramStart"/>
-      <w:r>
-        <w:t>à</w:t>
-      </w:r>
-      <w:proofErr w:type="gramEnd"/>
-      <w:r>
-        <w:t xml:space="preserve"> la clôture des soumissions, ou</w:t>
+      <w:r>
+        <w:t>à la clôture des soumissions, ou</w:t>
       </w:r>
     </w:p>
     <w:p>
@@ -4477,13 +4341,8 @@
           <w:numId w:val="12"/>
         </w:numPr>
       </w:pPr>
-      <w:proofErr w:type="gramStart"/>
-      <w:r>
-        <w:t>dans</w:t>
-      </w:r>
-      <w:proofErr w:type="gramEnd"/>
-      <w:r>
-        <w:t xml:space="preserve"> le délai précisé dans l’approvisionnement.</w:t>
+      <w:r>
+        <w:t>dans le délai précisé dans l’approvisionnement.</w:t>
       </w:r>
     </w:p>
     <w:p>
@@ -4494,13 +4353,8 @@
           <w:numId w:val="12"/>
         </w:numPr>
       </w:pPr>
-      <w:proofErr w:type="gramStart"/>
-      <w:r>
-        <w:t>organiser</w:t>
-      </w:r>
-      <w:proofErr w:type="gramEnd"/>
-      <w:r>
-        <w:t xml:space="preserve"> des journées de l’industrie à un stade précoce de la procédure d’approvisionnement lié aux TIC afin de permettre aux fournisseurs de poser des questions au sujet :</w:t>
+      <w:r>
+        <w:t>organiser des journées de l’industrie à un stade précoce de la procédure d’approvisionnement lié aux TIC afin de permettre aux fournisseurs de poser des questions au sujet :</w:t>
       </w:r>
     </w:p>
     <w:p>
@@ -4511,13 +4365,8 @@
           <w:numId w:val="12"/>
         </w:numPr>
       </w:pPr>
-      <w:proofErr w:type="gramStart"/>
-      <w:r>
-        <w:t>des</w:t>
-      </w:r>
-      <w:proofErr w:type="gramEnd"/>
-      <w:r>
-        <w:t xml:space="preserve"> exigences d’accessibilité des TIC;</w:t>
+      <w:r>
+        <w:t>des exigences d’accessibilité des TIC;</w:t>
       </w:r>
     </w:p>
     <w:p>
@@ -4528,13 +4377,8 @@
           <w:numId w:val="12"/>
         </w:numPr>
       </w:pPr>
-      <w:proofErr w:type="gramStart"/>
-      <w:r>
-        <w:t>d’autres</w:t>
-      </w:r>
-      <w:proofErr w:type="gramEnd"/>
-      <w:r>
-        <w:t xml:space="preserve"> exigences clés.</w:t>
+      <w:r>
+        <w:t>d’autres exigences clés.</w:t>
       </w:r>
     </w:p>
     <w:p>
@@ -4545,15 +4389,10 @@
           <w:numId w:val="12"/>
         </w:numPr>
       </w:pPr>
-      <w:proofErr w:type="gramStart"/>
-      <w:r>
-        <w:t>exiger</w:t>
-      </w:r>
-      <w:proofErr w:type="gramEnd"/>
-      <w:r>
-        <w:t xml:space="preserve"> que tous les fournisseurs des TIC présentent, dans un format accessible, un rapport de conformité de l’accessibilité (RCA), de préférence en utilisant le modèle volontaire d’accessibilité des produits (</w:t>
-      </w:r>
-      <w:hyperlink r:id="rId27" w:history="1">
+      <w:r>
+        <w:t>exiger que tous les fournisseurs des TIC présentent, dans un format accessible, un rapport de conformité de l’accessibilité (RCA), de préférence en utilisant le modèle volontaire d’accessibilité des produits (</w:t>
+      </w:r>
+      <w:hyperlink r:id="rId21" w:history="1">
         <w:r>
           <w:rPr>
             <w:rStyle w:val="Hyperlink"/>
@@ -4636,7 +4475,6 @@
         </w:numPr>
       </w:pPr>
       <w:r>
-        <w:lastRenderedPageBreak/>
         <w:t xml:space="preserve">Lorsqu’un contrat est passé pour une </w:t>
       </w:r>
       <w:r>
@@ -4678,13 +4516,8 @@
           <w:numId w:val="12"/>
         </w:numPr>
       </w:pPr>
-      <w:proofErr w:type="gramStart"/>
-      <w:r>
-        <w:t>mettre</w:t>
-      </w:r>
-      <w:proofErr w:type="gramEnd"/>
-      <w:r>
-        <w:t xml:space="preserve"> en œuvre la solution pour se conformer à la norme EN 301 549, dans la mesure où la plate-forme du FEO le permet, en utilisant et en activant les fonctions d’accessibilité fournies par le FEO ou par le biais de mises en œuvre personnalisées, le cas échéant;</w:t>
+      <w:r>
+        <w:t>mettre en œuvre la solution pour se conformer à la norme EN 301 549, dans la mesure où la plate-forme du FEO le permet, en utilisant et en activant les fonctions d’accessibilité fournies par le FEO ou par le biais de mises en œuvre personnalisées, le cas échéant;</w:t>
       </w:r>
     </w:p>
     <w:p>
@@ -4695,13 +4528,8 @@
           <w:numId w:val="12"/>
         </w:numPr>
       </w:pPr>
-      <w:proofErr w:type="gramStart"/>
-      <w:r>
-        <w:t>entretenir</w:t>
-      </w:r>
-      <w:proofErr w:type="gramEnd"/>
-      <w:r>
-        <w:t xml:space="preserve"> de bonnes relations de travail avec le FEO;</w:t>
+      <w:r>
+        <w:t>entretenir de bonnes relations de travail avec le FEO;</w:t>
       </w:r>
     </w:p>
     <w:p>
@@ -4712,13 +4540,8 @@
           <w:numId w:val="12"/>
         </w:numPr>
       </w:pPr>
-      <w:proofErr w:type="gramStart"/>
-      <w:r>
-        <w:t>collaborer</w:t>
-      </w:r>
-      <w:proofErr w:type="gramEnd"/>
-      <w:r>
-        <w:t xml:space="preserve"> avec le FEO pour aborder les problèmes d’accessibilité.</w:t>
+      <w:r>
+        <w:t>collaborer avec le FEO pour aborder les problèmes d’accessibilité.</w:t>
       </w:r>
     </w:p>
     <w:p>
@@ -4729,13 +4552,8 @@
           <w:numId w:val="12"/>
         </w:numPr>
       </w:pPr>
-      <w:proofErr w:type="gramStart"/>
-      <w:r>
-        <w:t>exiger</w:t>
-      </w:r>
-      <w:proofErr w:type="gramEnd"/>
-      <w:r>
-        <w:t xml:space="preserve"> que les fournisseurs des TIC fassent préparer le RCA soit par :</w:t>
+      <w:r>
+        <w:t>exiger que les fournisseurs des TIC fassent préparer le RCA soit par :</w:t>
       </w:r>
     </w:p>
     <w:p>
@@ -4746,13 +4564,8 @@
           <w:numId w:val="12"/>
         </w:numPr>
       </w:pPr>
-      <w:proofErr w:type="gramStart"/>
-      <w:r>
-        <w:t>un</w:t>
-      </w:r>
-      <w:proofErr w:type="gramEnd"/>
-      <w:r>
-        <w:t xml:space="preserve"> tiers se spécialisant dans les tests de conformité de l’accessibilité des TIC (de préférence);</w:t>
+      <w:r>
+        <w:t>un tiers se spécialisant dans les tests de conformité de l’accessibilité des TIC (de préférence);</w:t>
       </w:r>
     </w:p>
     <w:p>
@@ -4763,13 +4576,8 @@
           <w:numId w:val="12"/>
         </w:numPr>
       </w:pPr>
-      <w:proofErr w:type="gramStart"/>
-      <w:r>
-        <w:t>les</w:t>
-      </w:r>
-      <w:proofErr w:type="gramEnd"/>
-      <w:r>
-        <w:t xml:space="preserve"> spécialistes en accessibilité internes du fournisseur. </w:t>
+      <w:r>
+        <w:t xml:space="preserve">les spécialistes en accessibilité internes du fournisseur. </w:t>
       </w:r>
     </w:p>
     <w:p>
@@ -4780,13 +4588,8 @@
           <w:numId w:val="12"/>
         </w:numPr>
       </w:pPr>
-      <w:proofErr w:type="gramStart"/>
-      <w:r>
-        <w:t>préciser</w:t>
-      </w:r>
-      <w:proofErr w:type="gramEnd"/>
-      <w:r>
-        <w:t xml:space="preserve"> quelles normes d’accessibilité des TIC seront acceptées dans le cadre du rapport de conformité de l’accessibilité (RCA); </w:t>
+      <w:r>
+        <w:t xml:space="preserve">préciser quelles normes d’accessibilité des TIC seront acceptées dans le cadre du rapport de conformité de l’accessibilité (RCA); </w:t>
       </w:r>
     </w:p>
     <w:p>
@@ -4797,13 +4600,8 @@
           <w:numId w:val="12"/>
         </w:numPr>
       </w:pPr>
-      <w:proofErr w:type="gramStart"/>
-      <w:r>
-        <w:t>lorsque</w:t>
-      </w:r>
-      <w:proofErr w:type="gramEnd"/>
-      <w:r>
-        <w:t xml:space="preserve"> le ou les fournisseurs retenus ont soumis un RCA qui consigne les résultats des tests par rapport à une autre norme d’accessibilité des TIC, le ou les fournisseurs retenus doivent fournir, avant une date ferme, un RCA dans un format accessible qui montre les tests par rapport à la norme EN 301 549 (2021).</w:t>
+      <w:r>
+        <w:t>lorsque le ou les fournisseurs retenus ont soumis un RCA qui consigne les résultats des tests par rapport à une autre norme d’accessibilité des TIC, le ou les fournisseurs retenus doivent fournir, avant une date ferme, un RCA dans un format accessible qui montre les tests par rapport à la norme EN 301 549 (2021).</w:t>
       </w:r>
     </w:p>
     <w:p>
@@ -4814,13 +4612,8 @@
           <w:numId w:val="12"/>
         </w:numPr>
       </w:pPr>
-      <w:proofErr w:type="gramStart"/>
-      <w:r>
-        <w:t>inclure</w:t>
-      </w:r>
-      <w:proofErr w:type="gramEnd"/>
-      <w:r>
-        <w:t xml:space="preserve"> un libellé indiquant que le Canada comprend qu’il est peu probable que les fournisseurs soient en mesure de se conformer entièrement à la norme EN 301 549 (2021) au moment de la clôture des soumissions, mais qu’au moment de l’attribution du contrat, la soumission retenue devra démontrer comment la conformité totale sera atteinte. Lors de l’attribution du contrat, le fournisseur retenu devra :</w:t>
+      <w:r>
+        <w:t>inclure un libellé indiquant que le Canada comprend qu’il est peu probable que les fournisseurs soient en mesure de se conformer entièrement à la norme EN 301 549 (2021) au moment de la clôture des soumissions, mais qu’au moment de l’attribution du contrat, la soumission retenue devra démontrer comment la conformité totale sera atteinte. Lors de l’attribution du contrat, le fournisseur retenu devra :</w:t>
       </w:r>
     </w:p>
     <w:p>
@@ -4831,13 +4624,8 @@
           <w:numId w:val="12"/>
         </w:numPr>
       </w:pPr>
-      <w:proofErr w:type="gramStart"/>
-      <w:r>
-        <w:t>soumettre</w:t>
-      </w:r>
-      <w:proofErr w:type="gramEnd"/>
-      <w:r>
-        <w:t xml:space="preserve"> une feuille de route détaillée dans un format accessible lorsque la solution de TIC proposée n’est pas entièrement conforme à la norme EN 301 549 (2021) </w:t>
+      <w:r>
+        <w:t xml:space="preserve">soumettre une feuille de route détaillée dans un format accessible lorsque la solution de TIC proposée n’est pas entièrement conforme à la norme EN 301 549 (2021) </w:t>
       </w:r>
       <w:r>
         <w:t xml:space="preserve">comme spécifié par le </w:t>
@@ -4846,11 +4634,7 @@
         <w:t>propriétaire fonctionnel</w:t>
       </w:r>
       <w:r>
-        <w:t xml:space="preserve">. Dans </w:t>
-      </w:r>
-      <w:r>
-        <w:lastRenderedPageBreak/>
-        <w:t>ce cas, le contrat devrait contenir une date ferme à laquelle le fournisseur de la solution de TIC doit fournir la feuille de route. La feuille de route devrait comprendre :</w:t>
+        <w:t>. Dans ce cas, le contrat devrait contenir une date ferme à laquelle le fournisseur de la solution de TIC doit fournir la feuille de route. La feuille de route devrait comprendre :</w:t>
       </w:r>
     </w:p>
     <w:p>
@@ -4861,13 +4645,8 @@
           <w:numId w:val="12"/>
         </w:numPr>
       </w:pPr>
-      <w:proofErr w:type="gramStart"/>
-      <w:r>
-        <w:t>des</w:t>
-      </w:r>
-      <w:proofErr w:type="gramEnd"/>
-      <w:r>
-        <w:t xml:space="preserve"> précisions sur la manière dont le ou les fournisseurs retenus de la solution de TIC corrigeront leur solution de TIC pour se conformer à la norme EN 301 549 (2021) dans le délai défini dans le contrat; </w:t>
+      <w:r>
+        <w:t xml:space="preserve">des précisions sur la manière dont le ou les fournisseurs retenus de la solution de TIC corrigeront leur solution de TIC pour se conformer à la norme EN 301 549 (2021) dans le délai défini dans le contrat; </w:t>
       </w:r>
     </w:p>
     <w:p>
@@ -4878,13 +4657,8 @@
           <w:numId w:val="12"/>
         </w:numPr>
       </w:pPr>
-      <w:proofErr w:type="gramStart"/>
-      <w:r>
-        <w:t>suffisamment</w:t>
-      </w:r>
-      <w:proofErr w:type="gramEnd"/>
-      <w:r>
-        <w:t xml:space="preserve"> de détails pour surveiller les progrès et la livraison de la solution de TIC.</w:t>
+      <w:r>
+        <w:t>suffisamment de détails pour surveiller les progrès et la livraison de la solution de TIC.</w:t>
       </w:r>
     </w:p>
     <w:p>
@@ -4895,13 +4669,8 @@
           <w:numId w:val="12"/>
         </w:numPr>
       </w:pPr>
-      <w:proofErr w:type="gramStart"/>
-      <w:r>
-        <w:t>s’assurer</w:t>
-      </w:r>
-      <w:proofErr w:type="gramEnd"/>
-      <w:r>
-        <w:t xml:space="preserve"> que le processus comprend les exigences suivantes :</w:t>
+      <w:r>
+        <w:t>s’assurer que le processus comprend les exigences suivantes :</w:t>
       </w:r>
     </w:p>
     <w:p>
@@ -4912,13 +4681,8 @@
           <w:numId w:val="12"/>
         </w:numPr>
       </w:pPr>
-      <w:proofErr w:type="gramStart"/>
-      <w:r>
-        <w:t>des</w:t>
-      </w:r>
-      <w:proofErr w:type="gramEnd"/>
-      <w:r>
-        <w:t xml:space="preserve"> tests de conformité de l’accessibilité effectués comme suit :</w:t>
+      <w:r>
+        <w:t>des tests de conformité de l’accessibilité effectués comme suit :</w:t>
       </w:r>
     </w:p>
     <w:p>
@@ -4929,13 +4693,8 @@
           <w:numId w:val="12"/>
         </w:numPr>
       </w:pPr>
-      <w:proofErr w:type="gramStart"/>
-      <w:r>
-        <w:t>pour</w:t>
-      </w:r>
-      <w:proofErr w:type="gramEnd"/>
-      <w:r>
-        <w:t xml:space="preserve"> évaluer la conformité de l’accessibilité à la norme EN 301 549 (2021) durant la phase d’évaluation des soumissions; </w:t>
+      <w:r>
+        <w:t xml:space="preserve">pour évaluer la conformité de l’accessibilité à la norme EN 301 549 (2021) durant la phase d’évaluation des soumissions; </w:t>
       </w:r>
     </w:p>
     <w:p>
@@ -4946,13 +4705,8 @@
           <w:numId w:val="12"/>
         </w:numPr>
       </w:pPr>
-      <w:proofErr w:type="gramStart"/>
-      <w:r>
-        <w:t>comme</w:t>
-      </w:r>
-      <w:proofErr w:type="gramEnd"/>
-      <w:r>
-        <w:t xml:space="preserve"> il convient, à des intervalles prédéterminés durant toute la durée du contrat. </w:t>
+      <w:r>
+        <w:t xml:space="preserve">comme il convient, à des intervalles prédéterminés durant toute la durée du contrat. </w:t>
       </w:r>
     </w:p>
     <w:p>
@@ -4963,13 +4717,8 @@
           <w:numId w:val="12"/>
         </w:numPr>
       </w:pPr>
-      <w:proofErr w:type="gramStart"/>
-      <w:r>
-        <w:t>des</w:t>
-      </w:r>
-      <w:proofErr w:type="gramEnd"/>
-      <w:r>
-        <w:t xml:space="preserve"> tests d’utilisateur auprès des personnes en situation de handicap effectués comme suit :</w:t>
+      <w:r>
+        <w:t>des tests d’utilisateur auprès des personnes en situation de handicap effectués comme suit :</w:t>
       </w:r>
     </w:p>
     <w:p>
@@ -4980,13 +4729,8 @@
           <w:numId w:val="12"/>
         </w:numPr>
       </w:pPr>
-      <w:proofErr w:type="gramStart"/>
-      <w:r>
-        <w:t>durant</w:t>
-      </w:r>
-      <w:proofErr w:type="gramEnd"/>
-      <w:r>
-        <w:t xml:space="preserve"> la phase d’évaluation des soumissions;</w:t>
+      <w:r>
+        <w:t>durant la phase d’évaluation des soumissions;</w:t>
       </w:r>
     </w:p>
     <w:p>
@@ -4997,13 +4741,8 @@
           <w:numId w:val="12"/>
         </w:numPr>
       </w:pPr>
-      <w:proofErr w:type="gramStart"/>
-      <w:r>
-        <w:t>comme</w:t>
-      </w:r>
-      <w:proofErr w:type="gramEnd"/>
-      <w:r>
-        <w:t xml:space="preserve"> il convient, à des intervalles prédéterminés durant toute la durée du contrat.</w:t>
+      <w:r>
+        <w:t>comme il convient, à des intervalles prédéterminés durant toute la durée du contrat.</w:t>
       </w:r>
     </w:p>
     <w:p>
@@ -5014,13 +4753,8 @@
           <w:numId w:val="12"/>
         </w:numPr>
       </w:pPr>
-      <w:proofErr w:type="gramStart"/>
-      <w:r>
-        <w:t>un</w:t>
-      </w:r>
-      <w:proofErr w:type="gramEnd"/>
-      <w:r>
-        <w:t xml:space="preserve"> mécanisme de rétroaction pour aborder les plaintes des utilisateurs et les problèmes d’accessibilité qui :</w:t>
+      <w:r>
+        <w:t>un mécanisme de rétroaction pour aborder les plaintes des utilisateurs et les problèmes d’accessibilité qui :</w:t>
       </w:r>
     </w:p>
     <w:p>
@@ -5031,13 +4765,8 @@
           <w:numId w:val="12"/>
         </w:numPr>
       </w:pPr>
-      <w:proofErr w:type="gramStart"/>
-      <w:r>
-        <w:t>sont</w:t>
-      </w:r>
-      <w:proofErr w:type="gramEnd"/>
-      <w:r>
-        <w:t xml:space="preserve"> connus avant l’attribution du contrat;</w:t>
+      <w:r>
+        <w:t>sont connus avant l’attribution du contrat;</w:t>
       </w:r>
     </w:p>
     <w:p>
@@ -5048,13 +4777,8 @@
           <w:numId w:val="12"/>
         </w:numPr>
       </w:pPr>
-      <w:proofErr w:type="gramStart"/>
-      <w:r>
-        <w:t>surviennent</w:t>
-      </w:r>
-      <w:proofErr w:type="gramEnd"/>
-      <w:r>
-        <w:t xml:space="preserve"> durant l’administration du contrat.</w:t>
+      <w:r>
+        <w:t>surviennent durant l’administration du contrat.</w:t>
       </w:r>
     </w:p>
     <w:p>
@@ -5065,13 +4789,8 @@
           <w:numId w:val="12"/>
         </w:numPr>
       </w:pPr>
-      <w:proofErr w:type="gramStart"/>
-      <w:r>
-        <w:t>examiner</w:t>
-      </w:r>
-      <w:proofErr w:type="gramEnd"/>
-      <w:r>
-        <w:t xml:space="preserve"> et comprendre les déclarations du fournisseur dans son RCA sur la manière dont sa solution de TIC est conforme aux sections pertinentes de la norme EN 301 549 (2021);</w:t>
+      <w:r>
+        <w:t>examiner et comprendre les déclarations du fournisseur dans son RCA sur la manière dont sa solution de TIC est conforme aux sections pertinentes de la norme EN 301 549;</w:t>
       </w:r>
     </w:p>
     <w:p>
@@ -5082,22 +4801,16 @@
           <w:numId w:val="12"/>
         </w:numPr>
       </w:pPr>
-      <w:proofErr w:type="gramStart"/>
-      <w:r>
-        <w:t>effectuer</w:t>
-      </w:r>
-      <w:proofErr w:type="gramEnd"/>
-      <w:r>
-        <w:t xml:space="preserve"> l’évaluation technique.</w:t>
+      <w:r>
+        <w:t>effectuer l’évaluation technique.</w:t>
       </w:r>
     </w:p>
     <w:p>
       <w:pPr>
         <w:pStyle w:val="Heading2"/>
       </w:pPr>
-      <w:bookmarkStart w:id="17" w:name="_Toc187907169"/>
-      <w:r>
-        <w:lastRenderedPageBreak/>
+      <w:bookmarkStart w:id="17" w:name="_Toc227226698"/>
+      <w:r>
         <w:t>On encourage fortement les autorités contractantes à :</w:t>
       </w:r>
       <w:bookmarkEnd w:id="17"/>
@@ -5110,13 +4823,8 @@
           <w:numId w:val="13"/>
         </w:numPr>
       </w:pPr>
-      <w:proofErr w:type="gramStart"/>
-      <w:r>
-        <w:t>discuter</w:t>
-      </w:r>
-      <w:proofErr w:type="gramEnd"/>
-      <w:r>
-        <w:t xml:space="preserve"> avec les propriétaires fonctionnels de la nécessité d’un engagement industriel avant d’entamer un processus d’approvisionnement lié aux TIC (p. ex., une demande d’information accompagnée d’un projet d’énoncé des travaux). Ce travail peut aider à évaluer la capacité du marché à livrer une solution de TIC entièrement accessible au moment de l’attribution du contrat ou si une approche progressive est nécessaire;</w:t>
+      <w:r>
+        <w:t>discuter avec les propriétaires fonctionnels de la nécessité d’un engagement industriel avant d’entamer un processus d’approvisionnement lié aux TIC (p. ex., une demande d’information accompagnée d’un projet d’énoncé des travaux). Ce travail peut aider à évaluer la capacité du marché à livrer une solution de TIC entièrement accessible au moment de l’attribution du contrat ou si une approche progressive est nécessaire;</w:t>
       </w:r>
     </w:p>
     <w:p>
@@ -5127,13 +4835,8 @@
           <w:numId w:val="13"/>
         </w:numPr>
       </w:pPr>
-      <w:proofErr w:type="gramStart"/>
-      <w:r>
-        <w:t>veiller</w:t>
-      </w:r>
-      <w:proofErr w:type="gramEnd"/>
-      <w:r>
-        <w:t xml:space="preserve"> à ce que la demande de soumissions et le contrat subséquent contiennent un langage d’accessibilité et des exigences en matière de TIC ayant force exécutoire;</w:t>
+      <w:r>
+        <w:t>veiller à ce que la demande de soumissions et le contrat subséquent contiennent un langage d’accessibilité et des exigences en matière de TIC ayant force exécutoire;</w:t>
       </w:r>
     </w:p>
     <w:p>
@@ -5144,71 +4847,63 @@
           <w:numId w:val="13"/>
         </w:numPr>
       </w:pPr>
-      <w:proofErr w:type="gramStart"/>
-      <w:r>
-        <w:t>s’assurer</w:t>
-      </w:r>
-      <w:proofErr w:type="gramEnd"/>
-      <w:r>
-        <w:t xml:space="preserve"> que la demande de soumissions et le contrat subséquent incluent les exigences du propriétaire fonctionnel en matière de TIC qui peuvent être générées à partir du générateur (prototype) d’exigences en matière de technologies de l’information et des communications (TIC) de SPC pour la norme EN 301 549 (2021). </w:t>
-      </w:r>
-      <w:hyperlink r:id="rId28" w:history="1">
+      <w:r>
+        <w:t xml:space="preserve">s’assurer que la demande de soumissions et le contrat subséquent incluent les exigences du propriétaire fonctionnel en matière de TIC qui peuvent être générées à partir du générateur (prototype) d’exigences en matière de technologies de l’information et des communications (TIC) de SPC pour la norme EN 301 549. </w:t>
+      </w:r>
+      <w:hyperlink r:id="rId22" w:history="1">
         <w:r>
           <w:rPr>
             <w:rStyle w:val="Hyperlink"/>
           </w:rPr>
-          <w:t>L’outil de SPC génère</w:t>
+          <w:t>L’outil de SPC génèr</w:t>
         </w:r>
-      </w:hyperlink>
-      <w:r>
-        <w:t xml:space="preserve"> les exigences de la norme EN 301 549 (2021).</w:t>
-      </w:r>
-      <w:r>
-        <w:t xml:space="preserve"> </w:t>
-      </w:r>
-      <w:r>
-        <w:br/>
-      </w:r>
-      <w:r>
-        <w:rPr>
-          <w:rStyle w:val="Strong"/>
-          <w:b w:val="0"/>
-          <w:bCs w:val="0"/>
-        </w:rPr>
-        <w:t>Remarque</w:t>
-      </w:r>
-      <w:r>
-        <w:rPr>
-          <w:rStyle w:val="Strong"/>
-        </w:rPr>
-        <w:t> :</w:t>
-      </w:r>
-      <w:r>
-        <w:t xml:space="preserve"> Les autorités contractantes peuvent également fournir un lien hypertexte vers :</w:t>
-      </w:r>
-    </w:p>
-    <w:p>
-      <w:pPr>
-        <w:pStyle w:val="ListParagraph"/>
-        <w:numPr>
-          <w:ilvl w:val="1"/>
-          <w:numId w:val="13"/>
-        </w:numPr>
-      </w:pPr>
-      <w:hyperlink r:id="rId29" w:history="1">
-        <w:proofErr w:type="gramStart"/>
         <w:r>
           <w:rPr>
             <w:rStyle w:val="Hyperlink"/>
           </w:rPr>
-          <w:t>les</w:t>
+          <w:t>e actuellement</w:t>
         </w:r>
-        <w:proofErr w:type="gramEnd"/>
+      </w:hyperlink>
+      <w:r>
+        <w:t xml:space="preserve"> les exigences de la norme EN 301 549 (2021).</w:t>
+      </w:r>
+    </w:p>
+    <w:p>
+      <w:pPr>
+        <w:pStyle w:val="ListParagraph"/>
+      </w:pPr>
+      <w:r>
+        <w:rPr>
+          <w:rStyle w:val="Strong"/>
+          <w:b w:val="0"/>
+          <w:bCs w:val="0"/>
+        </w:rPr>
+        <w:t>Remarque</w:t>
+      </w:r>
+      <w:r>
+        <w:rPr>
+          <w:rStyle w:val="Strong"/>
+        </w:rPr>
+        <w:t> :</w:t>
+      </w:r>
+      <w:r>
+        <w:t xml:space="preserve"> Les autorités contractantes peuvent également fournir un lien hypertexte vers :</w:t>
+      </w:r>
+    </w:p>
+    <w:p>
+      <w:pPr>
+        <w:pStyle w:val="ListParagraph"/>
+        <w:numPr>
+          <w:ilvl w:val="1"/>
+          <w:numId w:val="13"/>
+        </w:numPr>
+      </w:pPr>
+      <w:hyperlink r:id="rId23" w:history="1">
         <w:r>
           <w:rPr>
             <w:rStyle w:val="Hyperlink"/>
           </w:rPr>
-          <w:t xml:space="preserve"> exigences d’accessibilité des technologies de l’information et des communications</w:t>
+          <w:t>les exigences d’accessibilité des technologies de l’information et des communications</w:t>
         </w:r>
       </w:hyperlink>
       <w:r>
@@ -5226,15 +4921,10 @@
           <w:numId w:val="13"/>
         </w:numPr>
       </w:pPr>
-      <w:proofErr w:type="gramStart"/>
-      <w:r>
-        <w:t>le</w:t>
-      </w:r>
-      <w:proofErr w:type="gramEnd"/>
-      <w:r>
-        <w:t xml:space="preserve"> </w:t>
-      </w:r>
-      <w:hyperlink r:id="rId30" w:history="1">
+      <w:r>
+        <w:t xml:space="preserve">le </w:t>
+      </w:r>
+      <w:hyperlink r:id="rId24" w:history="1">
         <w:proofErr w:type="spellStart"/>
         <w:r>
           <w:rPr>
@@ -5262,7 +4952,7 @@
           <w:numId w:val="13"/>
         </w:numPr>
       </w:pPr>
-      <w:hyperlink r:id="rId31" w:history="1">
+      <w:hyperlink r:id="rId25" w:history="1">
         <w:r>
           <w:rPr>
             <w:rStyle w:val="Hyperlink"/>
@@ -5282,19 +4972,17 @@
           <w:numId w:val="13"/>
         </w:numPr>
       </w:pPr>
-      <w:proofErr w:type="gramStart"/>
-      <w:r>
-        <w:t>s’assurer</w:t>
-      </w:r>
-      <w:proofErr w:type="gramEnd"/>
-      <w:r>
-        <w:t xml:space="preserve"> que les exigences d’accessibilité des TIC figurent dans les exigences techniques lors de l’établissement ou du renouvellement d’une méthode d’approvisionnement commune, par exemple les offres à commandes et les arrangement en matière d'approvisionnement</w:t>
-      </w:r>
-      <w:r>
-        <w:t xml:space="preserve"> </w:t>
-      </w:r>
-      <w:r>
-        <w:t>(AMA). Ainsi, les utilisateurs identifiés ont la capacité d’intégrer les exigences d’accessibilité de la norme EN 301 549 (2021) dans les futurs contrats ou commandes subséquentes;</w:t>
+      <w:r>
+        <w:t xml:space="preserve">Remarque : </w:t>
+      </w:r>
+      <w:r>
+        <w:t>Un nouvel outil de SPC qui générera les exigences</w:t>
+      </w:r>
+      <w:r>
+        <w:t xml:space="preserve"> de la mise à jour attendue de la norme EN 301 549</w:t>
+      </w:r>
+      <w:r>
+        <w:t xml:space="preserve"> devrait être publié en 2026-2027.</w:t>
       </w:r>
     </w:p>
     <w:p>
@@ -5305,13 +4993,26 @@
           <w:numId w:val="13"/>
         </w:numPr>
       </w:pPr>
-      <w:proofErr w:type="gramStart"/>
-      <w:r>
-        <w:t>veiller</w:t>
-      </w:r>
-      <w:proofErr w:type="gramEnd"/>
-      <w:r>
-        <w:t xml:space="preserve"> à ce que le propriétaire fonctionnel exige que le ou les fournisseurs retenus :</w:t>
+      <w:r>
+        <w:t>s’assurer que les exigences d’accessibilité des TIC figurent dans les exigences techniques lors de l’établissement ou du renouvellement d’une méthode d’approvisionnement commune, par exemple les offres à commandes et les arrangement en matière d'approvisionnement</w:t>
+      </w:r>
+      <w:r>
+        <w:t xml:space="preserve"> </w:t>
+      </w:r>
+      <w:r>
+        <w:t>(AMA). Ainsi, les utilisateurs identifiés ont la capacité d’intégrer les exigences d’accessibilité de la norme EN 301 549 (2021) dans les futurs contrats ou commandes subséquentes;</w:t>
+      </w:r>
+    </w:p>
+    <w:p>
+      <w:pPr>
+        <w:pStyle w:val="ListParagraph"/>
+        <w:numPr>
+          <w:ilvl w:val="0"/>
+          <w:numId w:val="13"/>
+        </w:numPr>
+      </w:pPr>
+      <w:r>
+        <w:t>veiller à ce que le propriétaire fonctionnel exige que le ou les fournisseurs retenus :</w:t>
       </w:r>
     </w:p>
     <w:p>
@@ -5322,14 +5023,8 @@
           <w:numId w:val="13"/>
         </w:numPr>
       </w:pPr>
-      <w:proofErr w:type="gramStart"/>
-      <w:r>
-        <w:lastRenderedPageBreak/>
-        <w:t>fournissent</w:t>
-      </w:r>
-      <w:proofErr w:type="gramEnd"/>
-      <w:r>
-        <w:t>, avant une date ferme, un RCA dans un format accessible qui montre les résultats des tests par rapport à la bonne norme d’accessibilité comme il est précisé dans le contrat;</w:t>
+      <w:r>
+        <w:t>fournissent, avant une date ferme, un RCA dans un format accessible qui montre les résultats des tests par rapport à la bonne norme d’accessibilité comme il est précisé dans le contrat;</w:t>
       </w:r>
     </w:p>
     <w:p>
@@ -5340,13 +5035,8 @@
           <w:numId w:val="13"/>
         </w:numPr>
       </w:pPr>
-      <w:proofErr w:type="gramStart"/>
-      <w:r>
-        <w:t>fournissent</w:t>
-      </w:r>
-      <w:proofErr w:type="gramEnd"/>
-      <w:r>
-        <w:t xml:space="preserve"> une feuille de route détaillée dans un format accessible lorsque la solution de TIC proposée n’est pas entièrement conforme à la norme EN 301 549 (2021) au moment de l’attribution du contrat. Dans ce cas, le contrat devrait contenir une date ferme à laquelle le fournisseur de la solution de TIC doit fournir la feuille de route. La feuille de route devrait comprendre :</w:t>
+      <w:r>
+        <w:t>fournissent une feuille de route détaillée dans un format accessible lorsque la solution de TIC proposée n’est pas entièrement conforme à la norme EN 301 549 (2021) au moment de l’attribution du contrat. Dans ce cas, le contrat devrait contenir une date ferme à laquelle le fournisseur de la solution de TIC doit fournir la feuille de route. La feuille de route devrait comprendre :</w:t>
       </w:r>
     </w:p>
     <w:p>
@@ -5357,13 +5047,8 @@
           <w:numId w:val="14"/>
         </w:numPr>
       </w:pPr>
-      <w:proofErr w:type="gramStart"/>
-      <w:r>
-        <w:t>des</w:t>
-      </w:r>
-      <w:proofErr w:type="gramEnd"/>
-      <w:r>
-        <w:t xml:space="preserve"> précisions sur la manière dont le ou les fournisseurs retenus de la solution de TIC corrigeront leur solution de TIC pour se conformer à la norme EN 301 549 (2021) dans le délai précisé dans le contrat; </w:t>
+      <w:r>
+        <w:t xml:space="preserve">des précisions sur la manière dont le ou les fournisseurs retenus de la solution de TIC corrigeront leur solution de TIC pour se conformer à la norme EN 301 549 (2021) dans le délai précisé dans le contrat; </w:t>
       </w:r>
     </w:p>
     <w:p>
@@ -5374,13 +5059,8 @@
           <w:numId w:val="14"/>
         </w:numPr>
       </w:pPr>
-      <w:proofErr w:type="gramStart"/>
-      <w:r>
-        <w:t>suffisamment</w:t>
-      </w:r>
-      <w:proofErr w:type="gramEnd"/>
-      <w:r>
-        <w:t xml:space="preserve"> de détails pour surveiller les progrès et la livraison de la solution de TIC.</w:t>
+      <w:r>
+        <w:t>suffisamment de détails pour surveiller les progrès et la livraison de la solution de TIC.</w:t>
       </w:r>
     </w:p>
     <w:p>
@@ -5391,13 +5071,8 @@
           <w:numId w:val="13"/>
         </w:numPr>
       </w:pPr>
-      <w:proofErr w:type="gramStart"/>
-      <w:r>
-        <w:t>surveiller</w:t>
-      </w:r>
-      <w:proofErr w:type="gramEnd"/>
-      <w:r>
-        <w:t>, de concert avec le propriétaire fonctionnel, les problèmes de rendement de l’entrepreneur. Cela comprend les problèmes concernant le respect des engagements envers l’accessibilité des TIC. Ces renseignements aideront à sélectionner les mesures appropriées pour aborder les problèmes documentés.</w:t>
+      <w:r>
+        <w:t>surveiller, de concert avec le propriétaire fonctionnel, les problèmes de rendement de l’entrepreneur. Cela comprend les problèmes concernant le respect des engagements envers l’accessibilité des TIC. Ces renseignements aideront à sélectionner les mesures appropriées pour aborder les problèmes documentés.</w:t>
       </w:r>
     </w:p>
     <w:p>
@@ -5406,7 +5081,7 @@
       </w:pPr>
       <w:bookmarkStart w:id="18" w:name="_Exception_process"/>
       <w:bookmarkStart w:id="19" w:name="_Justification_for_accessibility"/>
-      <w:bookmarkStart w:id="20" w:name="_Toc187907170"/>
+      <w:bookmarkStart w:id="20" w:name="_Toc227226699"/>
       <w:bookmarkEnd w:id="18"/>
       <w:bookmarkEnd w:id="19"/>
       <w:r>
@@ -5448,13 +5123,8 @@
           <w:numId w:val="13"/>
         </w:numPr>
       </w:pPr>
-      <w:proofErr w:type="gramStart"/>
-      <w:r>
-        <w:t>quand</w:t>
-      </w:r>
-      <w:proofErr w:type="gramEnd"/>
-      <w:r>
-        <w:t xml:space="preserve"> l’accessibilité ne s’applique peut-être pas; </w:t>
+      <w:r>
+        <w:t xml:space="preserve">quand l’accessibilité ne s’applique peut-être pas; </w:t>
       </w:r>
     </w:p>
     <w:p>
@@ -5465,14 +5135,8 @@
           <w:numId w:val="13"/>
         </w:numPr>
       </w:pPr>
-      <w:proofErr w:type="gramStart"/>
-      <w:r>
-        <w:lastRenderedPageBreak/>
-        <w:t>quand</w:t>
-      </w:r>
-      <w:proofErr w:type="gramEnd"/>
-      <w:r>
-        <w:t xml:space="preserve"> utiliser une approche progressive.</w:t>
+      <w:r>
+        <w:t>quand utiliser une approche progressive.</w:t>
       </w:r>
     </w:p>
     <w:p>
@@ -5481,8 +5145,8 @@
       </w:pPr>
       <w:bookmarkStart w:id="21" w:name="_SSC_tools_and"/>
       <w:bookmarkStart w:id="22" w:name="_Shared_Services_Canada"/>
-      <w:bookmarkStart w:id="23" w:name="_Toc187907171"/>
-      <w:bookmarkEnd w:id="7"/>
+      <w:bookmarkStart w:id="23" w:name="_Toc227226700"/>
+      <w:bookmarkEnd w:id="8"/>
       <w:bookmarkEnd w:id="21"/>
       <w:bookmarkEnd w:id="22"/>
       <w:r>
@@ -5507,27 +5171,347 @@
         <w:t>’</w:t>
       </w:r>
       <w:r>
-        <w:t>accessibilité pertinentes de la norme EN 301 549 (2021), conformément à la Ligne directrice sur l</w:t>
+        <w:t xml:space="preserve">accessibilité pertinentes de la norme EN 301 549 (2021), conformément </w:t>
+      </w:r>
+      <w:r>
+        <w:t xml:space="preserve">au </w:t>
+      </w:r>
+      <w:hyperlink r:id="rId26" w:history="1">
+        <w:r>
+          <w:rPr>
+            <w:rStyle w:val="Hyperlink"/>
+            <w:i/>
+            <w:iCs/>
+          </w:rPr>
+          <w:t>Règlement modifiant le Règlement canadien sur l’accessibilité</w:t>
+        </w:r>
+      </w:hyperlink>
+      <w:r>
+        <w:t xml:space="preserve"> </w:t>
+      </w:r>
+      <w:r>
+        <w:t xml:space="preserve">et à la </w:t>
+      </w:r>
+      <w:hyperlink r:id="rId27" w:history="1">
+        <w:r>
+          <w:rPr>
+            <w:rStyle w:val="Hyperlink"/>
+          </w:rPr>
+          <w:t>Direction relative à l’accessibilité des technologies de l’information et des communications</w:t>
+        </w:r>
+      </w:hyperlink>
+      <w:r>
+        <w:t>.</w:t>
+      </w:r>
+    </w:p>
+    <w:p>
+      <w:r>
+        <w:t>Les fournisseurs peuvent également consulter</w:t>
+      </w:r>
+      <w:r>
+        <w:t> :</w:t>
+      </w:r>
+    </w:p>
+    <w:p>
+      <w:pPr>
+        <w:pStyle w:val="ListParagraph"/>
+        <w:numPr>
+          <w:ilvl w:val="0"/>
+          <w:numId w:val="25"/>
+        </w:numPr>
+      </w:pPr>
+      <w:r>
+        <w:t xml:space="preserve">les </w:t>
+      </w:r>
+      <w:hyperlink r:id="rId28" w:history="1">
+        <w:r>
+          <w:rPr>
+            <w:rStyle w:val="Hyperlink"/>
+          </w:rPr>
+          <w:t>Lignes directrices sur la règlementation sur l’accessibilité des technologies numériques</w:t>
+        </w:r>
+        <w:r>
+          <w:rPr>
+            <w:rStyle w:val="Hyperlink"/>
+          </w:rPr>
+          <w:t xml:space="preserve"> – Canada.ca</w:t>
+        </w:r>
+      </w:hyperlink>
+      <w:r>
+        <w:t>;</w:t>
+      </w:r>
+    </w:p>
+    <w:p>
+      <w:pPr>
+        <w:pStyle w:val="ListParagraph"/>
+        <w:numPr>
+          <w:ilvl w:val="0"/>
+          <w:numId w:val="25"/>
+        </w:numPr>
+      </w:pPr>
+      <w:r>
+        <w:t xml:space="preserve">la </w:t>
+      </w:r>
+      <w:hyperlink r:id="rId29" w:history="1">
+        <w:r>
+          <w:rPr>
+            <w:rStyle w:val="Hyperlink"/>
+          </w:rPr>
+          <w:t>Boîte à outils de l</w:t>
+        </w:r>
+        <w:r>
+          <w:rPr>
+            <w:rStyle w:val="Hyperlink"/>
+          </w:rPr>
+          <w:t>’</w:t>
+        </w:r>
+        <w:r>
+          <w:rPr>
+            <w:rStyle w:val="Hyperlink"/>
+          </w:rPr>
+          <w:t>accessibilité numérique</w:t>
+        </w:r>
+      </w:hyperlink>
+      <w:r>
+        <w:t xml:space="preserve">. </w:t>
+      </w:r>
+      <w:r>
+        <w:t>Cette ressource accessible au public a été créée par des fonctionnaires fédéraux et comprend :</w:t>
+      </w:r>
+    </w:p>
+    <w:p>
+      <w:pPr>
+        <w:pStyle w:val="ListParagraph"/>
+        <w:numPr>
+          <w:ilvl w:val="0"/>
+          <w:numId w:val="15"/>
+        </w:numPr>
+        <w:ind w:left="1134"/>
+      </w:pPr>
+      <w:r>
+        <w:t xml:space="preserve">des ressources pour en savoir plus sur la norme </w:t>
+      </w:r>
+      <w:r>
+        <w:t>EN 301 549</w:t>
+      </w:r>
+      <w:r>
+        <w:t xml:space="preserve"> </w:t>
+      </w:r>
+      <w:r>
+        <w:t>(2021)</w:t>
+      </w:r>
+      <w:r>
+        <w:t xml:space="preserve">; </w:t>
+      </w:r>
+    </w:p>
+    <w:p>
+      <w:pPr>
+        <w:pStyle w:val="ListParagraph"/>
+        <w:numPr>
+          <w:ilvl w:val="0"/>
+          <w:numId w:val="15"/>
+        </w:numPr>
+        <w:ind w:left="1134"/>
+      </w:pPr>
+      <w:r>
+        <w:t>des guides et des outils pour renforcer la capacité de créer du contenu et des solutions numériques accessibles.</w:t>
+      </w:r>
+    </w:p>
+    <w:p>
+      <w:r>
+        <w:rPr>
+          <w:rStyle w:val="Strong"/>
+        </w:rPr>
+        <w:t>R</w:t>
+      </w:r>
+      <w:r>
+        <w:rPr>
+          <w:rStyle w:val="Strong"/>
+        </w:rPr>
+        <w:t>appel :</w:t>
+      </w:r>
+      <w:r>
+        <w:t xml:space="preserve"> </w:t>
+      </w:r>
+      <w:r>
+        <w:t>Les fournisseurs doivent adresser leurs questions au sujet des approvisionnements actifs à l</w:t>
       </w:r>
       <w:r>
         <w:t>’</w:t>
       </w:r>
       <w:r>
-        <w:t>utilisabilité de la technologie de l</w:t>
+        <w:t xml:space="preserve">autorité contractante désignée dans les documents </w:t>
+      </w:r>
+      <w:r>
+        <w:t>d</w:t>
       </w:r>
       <w:r>
         <w:t>’</w:t>
       </w:r>
       <w:r>
-        <w:t>information par tous</w:t>
+        <w:t>invitation à soumissionner</w:t>
       </w:r>
       <w:r>
         <w:t>.</w:t>
       </w:r>
     </w:p>
     <w:p>
-      <w:r>
-        <w:t xml:space="preserve">Les fournisseurs peuvent également consulter la </w:t>
+      <w:pPr>
+        <w:pStyle w:val="Heading1"/>
+      </w:pPr>
+      <w:bookmarkStart w:id="24" w:name="_Where_to_find"/>
+      <w:bookmarkStart w:id="25" w:name="_Toc227226701"/>
+      <w:bookmarkStart w:id="26" w:name="_Toc208490764"/>
+      <w:bookmarkEnd w:id="24"/>
+      <w:r>
+        <w:t>Où trouver de l</w:t>
+      </w:r>
+      <w:r>
+        <w:t>’</w:t>
+      </w:r>
+      <w:r>
+        <w:t>aide et des ressources</w:t>
+      </w:r>
+      <w:bookmarkEnd w:id="25"/>
+    </w:p>
+    <w:p>
+      <w:pPr>
+        <w:pStyle w:val="Heading2"/>
+      </w:pPr>
+      <w:bookmarkStart w:id="27" w:name="_Shared_Services_Canada_1"/>
+      <w:bookmarkStart w:id="28" w:name="_Toc227226702"/>
+      <w:bookmarkEnd w:id="27"/>
+      <w:r>
+        <w:t>Outils et ressources pour le GC :</w:t>
+      </w:r>
+      <w:bookmarkEnd w:id="28"/>
+    </w:p>
+    <w:p>
+      <w:pPr>
+        <w:pStyle w:val="ListParagraph"/>
+        <w:numPr>
+          <w:ilvl w:val="0"/>
+          <w:numId w:val="16"/>
+        </w:numPr>
+      </w:pPr>
+      <w:r>
+        <w:t>R</w:t>
+      </w:r>
+      <w:r>
+        <w:t xml:space="preserve">enseignements mis uniquement à la disposition du </w:t>
+      </w:r>
+      <w:r>
+        <w:t>GC</w:t>
+      </w:r>
+      <w:r>
+        <w:t> :</w:t>
+      </w:r>
+    </w:p>
+    <w:p>
+      <w:pPr>
+        <w:pStyle w:val="ListParagraph"/>
+        <w:numPr>
+          <w:ilvl w:val="1"/>
+          <w:numId w:val="16"/>
+        </w:numPr>
+      </w:pPr>
+      <w:r>
+        <w:t>la Boîte à outils pour l</w:t>
+      </w:r>
+      <w:r>
+        <w:t>’</w:t>
+      </w:r>
+      <w:r>
+        <w:t xml:space="preserve">approvisionnement en TIC accessibles de SPC disponible à </w:t>
+      </w:r>
+      <w:hyperlink r:id="rId30" w:history="1">
+        <w:r>
+          <w:rPr>
+            <w:rStyle w:val="Hyperlink"/>
+          </w:rPr>
+          <w:t xml:space="preserve">Approvisionnement </w:t>
+        </w:r>
+        <w:r>
+          <w:rPr>
+            <w:rStyle w:val="Hyperlink"/>
+          </w:rPr>
+          <w:t xml:space="preserve">– </w:t>
+        </w:r>
+        <w:r>
+          <w:rPr>
+            <w:rStyle w:val="Hyperlink"/>
+          </w:rPr>
+          <w:t>GCpedia</w:t>
+        </w:r>
+      </w:hyperlink>
+      <w:r>
+        <w:t>.</w:t>
+      </w:r>
+    </w:p>
+    <w:p>
+      <w:pPr>
+        <w:pStyle w:val="Heading2"/>
+      </w:pPr>
+      <w:bookmarkStart w:id="29" w:name="_Toc227226703"/>
+      <w:r>
+        <w:t>Outils et ressources pour le GC et à l</w:t>
+      </w:r>
+      <w:r>
+        <w:t>’</w:t>
+      </w:r>
+      <w:r>
+        <w:t>externe :</w:t>
+      </w:r>
+      <w:bookmarkEnd w:id="29"/>
+    </w:p>
+    <w:p>
+      <w:pPr>
+        <w:pStyle w:val="ListParagraph"/>
+        <w:numPr>
+          <w:ilvl w:val="0"/>
+          <w:numId w:val="16"/>
+        </w:numPr>
+      </w:pPr>
+      <w:r>
+        <w:t>L</w:t>
+      </w:r>
+      <w:r>
+        <w:t>es renseignements accessibles au public comprennent :</w:t>
+      </w:r>
+    </w:p>
+    <w:p>
+      <w:pPr>
+        <w:pStyle w:val="ListParagraph"/>
+        <w:numPr>
+          <w:ilvl w:val="1"/>
+          <w:numId w:val="16"/>
+        </w:numPr>
+      </w:pPr>
+      <w:r>
+        <w:t xml:space="preserve">les </w:t>
+      </w:r>
+      <w:hyperlink r:id="rId31" w:history="1">
+        <w:r>
+          <w:rPr>
+            <w:rStyle w:val="Hyperlink"/>
+          </w:rPr>
+          <w:t>Lignes directrices sur la règlementation sur l’accessibilité des technologies numériques – Canada.ca</w:t>
+        </w:r>
+      </w:hyperlink>
+      <w:r>
+        <w:t>;</w:t>
+      </w:r>
+    </w:p>
+    <w:p>
+      <w:pPr>
+        <w:pStyle w:val="ListParagraph"/>
+        <w:numPr>
+          <w:ilvl w:val="1"/>
+          <w:numId w:val="16"/>
+        </w:numPr>
+      </w:pPr>
+      <w:r>
+        <w:t xml:space="preserve">la </w:t>
       </w:r>
       <w:hyperlink r:id="rId32" w:history="1">
         <w:r>
@@ -5550,290 +5534,26 @@
         </w:r>
       </w:hyperlink>
       <w:r>
-        <w:t xml:space="preserve">. </w:t>
-      </w:r>
-      <w:r>
-        <w:t>Cette ressource accessible au public a été créée par des fonctionnaires fédéraux et comprend :</w:t>
-      </w:r>
-    </w:p>
-    <w:p>
-      <w:pPr>
-        <w:pStyle w:val="ListParagraph"/>
-        <w:numPr>
-          <w:ilvl w:val="0"/>
-          <w:numId w:val="15"/>
-        </w:numPr>
-      </w:pPr>
-      <w:proofErr w:type="gramStart"/>
-      <w:r>
-        <w:t>des</w:t>
-      </w:r>
-      <w:proofErr w:type="gramEnd"/>
-      <w:r>
-        <w:t xml:space="preserve"> ressources pour en savoir plus sur la norme </w:t>
-      </w:r>
-      <w:r>
-        <w:t>EN 301 549</w:t>
-      </w:r>
-      <w:r>
         <w:t xml:space="preserve"> </w:t>
       </w:r>
       <w:r>
-        <w:t>(2021)</w:t>
-      </w:r>
-      <w:r>
-        <w:t xml:space="preserve">; </w:t>
-      </w:r>
-    </w:p>
-    <w:p>
-      <w:pPr>
-        <w:pStyle w:val="ListParagraph"/>
-        <w:numPr>
-          <w:ilvl w:val="0"/>
-          <w:numId w:val="15"/>
-        </w:numPr>
-      </w:pPr>
-      <w:proofErr w:type="gramStart"/>
-      <w:r>
-        <w:t>des</w:t>
-      </w:r>
-      <w:proofErr w:type="gramEnd"/>
-      <w:r>
-        <w:t xml:space="preserve"> guides et des outils pour renforcer la capacité de créer du contenu et des solutions numériques accessibles.</w:t>
-      </w:r>
-    </w:p>
-    <w:p>
-      <w:r>
-        <w:rPr>
-          <w:rStyle w:val="Strong"/>
-        </w:rPr>
-        <w:t>R</w:t>
-      </w:r>
-      <w:r>
-        <w:rPr>
-          <w:rStyle w:val="Strong"/>
-        </w:rPr>
-        <w:t>appel :</w:t>
-      </w:r>
-      <w:r>
-        <w:t xml:space="preserve"> </w:t>
-      </w:r>
-      <w:r>
-        <w:t>Les fournisseurs doivent adresser leurs questions au sujet des approvisionnements actifs à l</w:t>
-      </w:r>
-      <w:r>
-        <w:t>’</w:t>
-      </w:r>
-      <w:r>
-        <w:t xml:space="preserve">autorité contractante désignée dans les documents </w:t>
-      </w:r>
-      <w:r>
-        <w:t>d</w:t>
-      </w:r>
-      <w:r>
-        <w:t>’</w:t>
-      </w:r>
-      <w:r>
-        <w:t>invitation à soumissionner</w:t>
-      </w:r>
-      <w:r>
-        <w:t>.</w:t>
-      </w:r>
-    </w:p>
-    <w:p>
-      <w:pPr>
-        <w:pStyle w:val="Heading1"/>
-      </w:pPr>
-      <w:bookmarkStart w:id="24" w:name="_Where_to_find"/>
-      <w:bookmarkStart w:id="25" w:name="_Toc187907172"/>
-      <w:bookmarkStart w:id="26" w:name="_Toc208490764"/>
-      <w:bookmarkEnd w:id="24"/>
-      <w:r>
-        <w:t>Où trouver de l</w:t>
-      </w:r>
-      <w:r>
-        <w:t>’</w:t>
-      </w:r>
-      <w:r>
-        <w:t>aide et des ressources</w:t>
-      </w:r>
-      <w:bookmarkEnd w:id="25"/>
-    </w:p>
-    <w:p>
-      <w:pPr>
-        <w:pStyle w:val="Heading2"/>
-      </w:pPr>
-      <w:bookmarkStart w:id="27" w:name="_Shared_Services_Canada_1"/>
-      <w:bookmarkStart w:id="28" w:name="_Toc187907173"/>
-      <w:bookmarkEnd w:id="27"/>
-      <w:r>
-        <w:t>Outils et ressources pour le GC :</w:t>
-      </w:r>
-      <w:bookmarkEnd w:id="28"/>
-    </w:p>
-    <w:p>
-      <w:pPr>
-        <w:pStyle w:val="ListParagraph"/>
-        <w:numPr>
-          <w:ilvl w:val="0"/>
+        <w:t>– un site Web externe pour :</w:t>
+      </w:r>
+    </w:p>
+    <w:p>
+      <w:pPr>
+        <w:pStyle w:val="ListParagraph"/>
+        <w:numPr>
+          <w:ilvl w:val="2"/>
           <w:numId w:val="16"/>
         </w:numPr>
       </w:pPr>
-      <w:r>
-        <w:t>R</w:t>
-      </w:r>
-      <w:r>
-        <w:t xml:space="preserve">enseignements mis uniquement à la disposition du </w:t>
-      </w:r>
-      <w:r>
-        <w:t>GC</w:t>
-      </w:r>
-      <w:r>
-        <w:t> :</w:t>
-      </w:r>
-    </w:p>
-    <w:p>
-      <w:pPr>
-        <w:pStyle w:val="ListParagraph"/>
-        <w:numPr>
-          <w:ilvl w:val="1"/>
-          <w:numId w:val="16"/>
-        </w:numPr>
-      </w:pPr>
-      <w:proofErr w:type="gramStart"/>
-      <w:r>
-        <w:t>la</w:t>
-      </w:r>
-      <w:proofErr w:type="gramEnd"/>
-      <w:r>
-        <w:t xml:space="preserve"> Boîte à outils pour l</w:t>
-      </w:r>
-      <w:r>
-        <w:t>’</w:t>
-      </w:r>
-      <w:r>
-        <w:t xml:space="preserve">approvisionnement en TIC accessibles de SPC disponible à </w:t>
-      </w:r>
       <w:hyperlink r:id="rId33" w:history="1">
         <w:r>
           <w:rPr>
             <w:rStyle w:val="Hyperlink"/>
           </w:rPr>
-          <w:t xml:space="preserve">Approvisionnement </w:t>
-        </w:r>
-        <w:r>
-          <w:rPr>
-            <w:rStyle w:val="Hyperlink"/>
-          </w:rPr>
-          <w:t xml:space="preserve">– </w:t>
-        </w:r>
-        <w:r>
-          <w:rPr>
-            <w:rStyle w:val="Hyperlink"/>
-          </w:rPr>
-          <w:t>GCpedia</w:t>
-        </w:r>
-      </w:hyperlink>
-      <w:r>
-        <w:t>.</w:t>
-      </w:r>
-    </w:p>
-    <w:p>
-      <w:pPr>
-        <w:pStyle w:val="Heading2"/>
-      </w:pPr>
-      <w:bookmarkStart w:id="29" w:name="_Toc187907174"/>
-      <w:r>
-        <w:t>Outils et ressources pour le GC et à l</w:t>
-      </w:r>
-      <w:r>
-        <w:t>’</w:t>
-      </w:r>
-      <w:r>
-        <w:t>externe :</w:t>
-      </w:r>
-      <w:bookmarkEnd w:id="29"/>
-    </w:p>
-    <w:p>
-      <w:pPr>
-        <w:pStyle w:val="ListParagraph"/>
-        <w:numPr>
-          <w:ilvl w:val="0"/>
-          <w:numId w:val="16"/>
-        </w:numPr>
-      </w:pPr>
-      <w:r>
-        <w:t>L</w:t>
-      </w:r>
-      <w:r>
-        <w:t>es renseignements accessibles au public comprennent :</w:t>
-      </w:r>
-    </w:p>
-    <w:p>
-      <w:pPr>
-        <w:pStyle w:val="ListParagraph"/>
-        <w:numPr>
-          <w:ilvl w:val="1"/>
-          <w:numId w:val="16"/>
-        </w:numPr>
-      </w:pPr>
-      <w:proofErr w:type="gramStart"/>
-      <w:r>
-        <w:t>la</w:t>
-      </w:r>
-      <w:proofErr w:type="gramEnd"/>
-      <w:r>
-        <w:t xml:space="preserve"> </w:t>
-      </w:r>
-      <w:hyperlink r:id="rId34" w:history="1">
-        <w:r>
-          <w:rPr>
-            <w:rStyle w:val="Hyperlink"/>
-          </w:rPr>
-          <w:t>Boîte à outils de l</w:t>
-        </w:r>
-        <w:r>
-          <w:rPr>
-            <w:rStyle w:val="Hyperlink"/>
-          </w:rPr>
-          <w:t>’</w:t>
-        </w:r>
-        <w:r>
-          <w:rPr>
-            <w:rStyle w:val="Hyperlink"/>
-          </w:rPr>
-          <w:t>accessibilité numérique</w:t>
-        </w:r>
-      </w:hyperlink>
-      <w:r>
-        <w:t xml:space="preserve"> </w:t>
-      </w:r>
-      <w:r>
-        <w:t>– un site Web externe pour :</w:t>
-      </w:r>
-    </w:p>
-    <w:p>
-      <w:pPr>
-        <w:pStyle w:val="ListParagraph"/>
-        <w:numPr>
-          <w:ilvl w:val="2"/>
-          <w:numId w:val="16"/>
-        </w:numPr>
-      </w:pPr>
-      <w:hyperlink r:id="rId35" w:history="1">
-        <w:proofErr w:type="gramStart"/>
-        <w:r>
-          <w:rPr>
-            <w:rStyle w:val="Hyperlink"/>
-          </w:rPr>
-          <w:t>générer</w:t>
-        </w:r>
-        <w:proofErr w:type="gramEnd"/>
-        <w:r>
-          <w:rPr>
-            <w:rStyle w:val="Hyperlink"/>
-          </w:rPr>
-          <w:t xml:space="preserve"> les exigences de la norme </w:t>
+          <w:t xml:space="preserve">générer les exigences de la norme </w:t>
         </w:r>
         <w:r>
           <w:rPr>
@@ -5866,13 +5586,60 @@
           <w:numId w:val="16"/>
         </w:numPr>
       </w:pPr>
-      <w:proofErr w:type="gramStart"/>
-      <w:r>
-        <w:t>examiner</w:t>
-      </w:r>
-      <w:proofErr w:type="gramEnd"/>
-      <w:r>
-        <w:t xml:space="preserve"> toutes </w:t>
+      <w:r>
+        <w:t xml:space="preserve">accéder au </w:t>
+      </w:r>
+      <w:hyperlink r:id="rId34" w:history="1">
+        <w:r>
+          <w:rPr>
+            <w:rStyle w:val="Hyperlink"/>
+          </w:rPr>
+          <w:t>modèle de feuille de route pour la correction des problèmes d’accessibilité</w:t>
+        </w:r>
+      </w:hyperlink>
+      <w:r>
+        <w:t>;</w:t>
+      </w:r>
+    </w:p>
+    <w:p>
+      <w:pPr>
+        <w:pStyle w:val="ListParagraph"/>
+        <w:numPr>
+          <w:ilvl w:val="2"/>
+          <w:numId w:val="16"/>
+        </w:numPr>
+      </w:pPr>
+      <w:r>
+        <w:t xml:space="preserve">accéder au </w:t>
+      </w:r>
+      <w:hyperlink r:id="rId35" w:history="1">
+        <w:r>
+          <w:rPr>
+            <w:rStyle w:val="Hyperlink"/>
+          </w:rPr>
+          <w:t>résumé technique de la norme EN 301 549</w:t>
+        </w:r>
+        <w:r>
+          <w:rPr>
+            <w:rStyle w:val="Hyperlink"/>
+          </w:rPr>
+          <w:t xml:space="preserve"> v3.2.1 (2021)</w:t>
+        </w:r>
+      </w:hyperlink>
+      <w:r>
+        <w:t>;</w:t>
+      </w:r>
+    </w:p>
+    <w:p>
+      <w:pPr>
+        <w:pStyle w:val="ListParagraph"/>
+        <w:numPr>
+          <w:ilvl w:val="2"/>
+          <w:numId w:val="16"/>
+        </w:numPr>
+      </w:pPr>
+      <w:r>
+        <w:t xml:space="preserve">examiner toutes </w:t>
       </w:r>
       <w:hyperlink r:id="rId36" w:history="1">
         <w:r>
@@ -5918,13 +5685,8 @@
           <w:numId w:val="16"/>
         </w:numPr>
       </w:pPr>
-      <w:proofErr w:type="gramStart"/>
-      <w:r>
-        <w:t>faire</w:t>
-      </w:r>
-      <w:proofErr w:type="gramEnd"/>
-      <w:r>
-        <w:t xml:space="preserve"> référence à d</w:t>
+      <w:r>
+        <w:t>faire référence à d</w:t>
       </w:r>
       <w:r>
         <w:t>’</w:t>
@@ -5957,7 +5719,6 @@
         <w:rPr>
           <w:rStyle w:val="Strong"/>
         </w:rPr>
-        <w:lastRenderedPageBreak/>
         <w:t>Programme d</w:t>
       </w:r>
       <w:r>
@@ -6002,7 +5763,6 @@
       <w:r>
         <w:t xml:space="preserve">. </w:t>
       </w:r>
-      <w:proofErr w:type="gramStart"/>
       <w:r>
         <w:rPr>
           <w:lang w:val="en-CA"/>
@@ -6015,7 +5775,6 @@
         </w:rPr>
         <w:t> :</w:t>
       </w:r>
-      <w:proofErr w:type="gramEnd"/>
       <w:r>
         <w:rPr>
           <w:lang w:val="en-CA"/>
@@ -6066,7 +5825,7 @@
       <w:pPr>
         <w:pStyle w:val="Heading2"/>
       </w:pPr>
-      <w:bookmarkStart w:id="30" w:name="_Toc187907175"/>
+      <w:bookmarkStart w:id="30" w:name="_Toc227226704"/>
       <w:r>
         <w:t xml:space="preserve">Services partagés </w:t>
       </w:r>
@@ -6082,6 +5841,9 @@
           <w:ilvl w:val="0"/>
           <w:numId w:val="17"/>
         </w:numPr>
+        <w:rPr>
+          <w:lang w:val="en-CA"/>
+        </w:rPr>
       </w:pPr>
       <w:r>
         <w:t>Les autorités contractantes de SPC peuvent s</w:t>
@@ -6096,61 +5858,74 @@
         <w:t>’</w:t>
       </w:r>
       <w:r>
-        <w:t xml:space="preserve">équipe de la </w:t>
+        <w:t>équipe de l</w:t>
+      </w:r>
+      <w:r>
+        <w:t>’</w:t>
+      </w:r>
+      <w:r>
+        <w:rPr>
+          <w:rStyle w:val="Strong"/>
+        </w:rPr>
+        <w:t xml:space="preserve">Approvisionnement social, politique et gouvernance </w:t>
+      </w:r>
+      <w:r>
+        <w:t>(ASPG)</w:t>
+      </w:r>
+      <w:r>
+        <w:t xml:space="preserve"> </w:t>
+      </w:r>
+      <w:r>
+        <w:t>pour toute question d</w:t>
+      </w:r>
+      <w:r>
+        <w:t>’</w:t>
+      </w:r>
+      <w:r>
+        <w:t>approvisionnement</w:t>
+      </w:r>
+      <w:r>
+        <w:t xml:space="preserve">. </w:t>
+      </w:r>
+      <w:r>
+        <w:rPr>
+          <w:lang w:val="en-CA"/>
+        </w:rPr>
+        <w:t>Contact</w:t>
+      </w:r>
+      <w:r>
+        <w:rPr>
+          <w:lang w:val="en-CA"/>
+        </w:rPr>
+        <w:t> :</w:t>
+      </w:r>
+      <w:r>
+        <w:rPr>
+          <w:lang w:val="en-CA"/>
+        </w:rPr>
+        <w:t xml:space="preserve"> </w:t>
       </w:r>
       <w:r>
         <w:rPr>
           <w:szCs w:val="24"/>
-          <w:lang w:val="fr-FR"/>
-        </w:rPr>
-        <w:t xml:space="preserve">des </w:t>
-      </w:r>
-      <w:r>
-        <w:rPr>
-          <w:rStyle w:val="Strong"/>
-        </w:rPr>
-        <w:t>initiatives stratégiques (IS)</w:t>
-      </w:r>
-      <w:r>
-        <w:t xml:space="preserve"> </w:t>
-      </w:r>
-      <w:r>
-        <w:t>pour toute question d</w:t>
-      </w:r>
-      <w:r>
-        <w:t>’</w:t>
-      </w:r>
-      <w:r>
-        <w:t>approvisionnement</w:t>
-      </w:r>
-      <w:r>
-        <w:t xml:space="preserve">. </w:t>
-      </w:r>
-      <w:r>
-        <w:t>Contact</w:t>
-      </w:r>
-      <w:r>
-        <w:t> :</w:t>
-      </w:r>
-      <w:r>
-        <w:t xml:space="preserve"> </w:t>
-      </w:r>
-      <w:r>
-        <w:rPr>
-          <w:szCs w:val="24"/>
-        </w:rPr>
-        <w:t xml:space="preserve">SI / IS (SSC/SPC) </w:t>
+          <w:lang w:val="en-CA"/>
+        </w:rPr>
+        <w:t xml:space="preserve">SPPG/ASPG (SSC/SPC) </w:t>
       </w:r>
       <w:hyperlink r:id="rId38" w:history="1">
         <w:r>
           <w:rPr>
             <w:rStyle w:val="Hyperlink"/>
             <w:szCs w:val="24"/>
+            <w:lang w:val="en-CA"/>
           </w:rPr>
-          <w:t>eitpstrategicinitiatives.initiativesstrategiquesatie@ssc-spc.gc.ca</w:t>
+          <w:t>eitpsocialprocurement-approvisionnementsocialatie@ssc-spc.gc.ca</w:t>
         </w:r>
       </w:hyperlink>
       <w:r>
+        <w:rPr>
+          <w:lang w:val="en-CA"/>
+        </w:rPr>
         <w:t>.</w:t>
       </w:r>
     </w:p>
@@ -6158,7 +5933,7 @@
       <w:pPr>
         <w:pStyle w:val="Heading2"/>
       </w:pPr>
-      <w:bookmarkStart w:id="31" w:name="_Toc187907176"/>
+      <w:bookmarkStart w:id="31" w:name="_Toc227226705"/>
       <w:r>
         <w:t xml:space="preserve">Services publics et Approvisionnement Canada </w:t>
       </w:r>
@@ -6251,7 +6026,7 @@
       <w:pPr>
         <w:pStyle w:val="Heading1"/>
       </w:pPr>
-      <w:bookmarkStart w:id="32" w:name="_Toc187907177"/>
+      <w:bookmarkStart w:id="32" w:name="_Toc227226706"/>
       <w:r>
         <w:t>Demandes de renseignements et commentaires au sujet du présent Guide</w:t>
       </w:r>
@@ -6279,7 +6054,7 @@
       <w:bookmarkEnd w:id="33"/>
       <w:r>
         <w:rPr>
-          <w:lang w:val="nl-BE"/>
+          <w:rStyle w:val="Strong"/>
         </w:rPr>
         <w:t>Site Web :</w:t>
       </w:r>
@@ -6305,6 +6080,9 @@
         </w:rPr>
       </w:pPr>
       <w:r>
+        <w:rPr>
+          <w:rStyle w:val="Strong"/>
+        </w:rPr>
         <w:t>Courriel :</w:t>
       </w:r>
       <w:r>
@@ -6326,7 +6104,13 @@
         </w:rPr>
       </w:pPr>
       <w:r>
-        <w:t xml:space="preserve">Numéro sans frais : </w:t>
+        <w:rPr>
+          <w:rStyle w:val="Strong"/>
+        </w:rPr>
+        <w:t>Numéro sans frais :</w:t>
+      </w:r>
+      <w:r>
+        <w:t xml:space="preserve"> </w:t>
       </w:r>
       <w:r>
         <w:t>1-866-442-2228</w:t>
@@ -6337,7 +6121,7 @@
         <w:pStyle w:val="Heading1"/>
       </w:pPr>
       <w:bookmarkStart w:id="36" w:name="_References_[Needs_to"/>
-      <w:bookmarkStart w:id="37" w:name="_Toc187907178"/>
+      <w:bookmarkStart w:id="37" w:name="_Toc227226707"/>
       <w:bookmarkEnd w:id="36"/>
       <w:r>
         <w:t>R</w:t>
@@ -6357,7 +6141,7 @@
         <w:pStyle w:val="Heading2"/>
       </w:pPr>
       <w:bookmarkStart w:id="38" w:name="_Related_External_Standards"/>
-      <w:bookmarkStart w:id="39" w:name="_Toc187907179"/>
+      <w:bookmarkStart w:id="39" w:name="_Toc227226708"/>
       <w:bookmarkEnd w:id="38"/>
       <w:r>
         <w:t>Normes et spécifications externes connexes</w:t>
@@ -6368,7 +6152,7 @@
       <w:pPr>
         <w:pStyle w:val="Heading3"/>
       </w:pPr>
-      <w:bookmarkStart w:id="40" w:name="_Toc187907180"/>
+      <w:bookmarkStart w:id="40" w:name="_Toc227226709"/>
       <w:r>
         <w:t>Hyperliens externes de SPC</w:t>
       </w:r>
@@ -6422,9 +6206,8 @@
       <w:pPr>
         <w:pStyle w:val="Heading3"/>
       </w:pPr>
-      <w:bookmarkStart w:id="41" w:name="_Toc187907181"/>
-      <w:r>
-        <w:lastRenderedPageBreak/>
+      <w:bookmarkStart w:id="41" w:name="_Toc227226710"/>
+      <w:r>
         <w:t>Autres hyperliens sur l</w:t>
       </w:r>
       <w:r>
@@ -6500,56 +6283,9 @@
     </w:p>
     <w:p>
       <w:pPr>
-        <w:pStyle w:val="ListParagraph"/>
-        <w:numPr>
-          <w:ilvl w:val="0"/>
-          <w:numId w:val="17"/>
-        </w:numPr>
-      </w:pPr>
-      <w:hyperlink r:id="rId46" w:history="1">
-        <w:r>
-          <w:rPr>
-            <w:rStyle w:val="Hyperlink"/>
-          </w:rPr>
-          <w:t>Règles pour l</w:t>
-        </w:r>
-        <w:r>
-          <w:rPr>
-            <w:rStyle w:val="Hyperlink"/>
-          </w:rPr>
-          <w:t>’</w:t>
-        </w:r>
-        <w:r>
-          <w:rPr>
-            <w:rStyle w:val="Hyperlink"/>
-          </w:rPr>
-          <w:t xml:space="preserve">accessibilité des contenus Web </w:t>
-        </w:r>
-        <w:r>
-          <w:rPr>
-            <w:rStyle w:val="Hyperlink"/>
-          </w:rPr>
-          <w:t>(WCAG) 2.1</w:t>
-        </w:r>
-      </w:hyperlink>
-      <w:r>
-        <w:t xml:space="preserve"> </w:t>
-      </w:r>
-      <w:r>
-        <w:t xml:space="preserve">– </w:t>
-      </w:r>
-      <w:r>
-        <w:t>World Wide Web Consortium (W3C)</w:t>
-      </w:r>
-      <w:r>
-        <w:t xml:space="preserve"> </w:t>
-      </w:r>
-    </w:p>
-    <w:p>
-      <w:pPr>
         <w:pStyle w:val="Heading3"/>
       </w:pPr>
-      <w:bookmarkStart w:id="42" w:name="_Toc187907182"/>
+      <w:bookmarkStart w:id="42" w:name="_Toc227226711"/>
       <w:r>
         <w:t>Go</w:t>
       </w:r>
@@ -6584,7 +6320,7 @@
           <w:iCs/>
         </w:rPr>
       </w:pPr>
-      <w:hyperlink r:id="rId47" w:history="1">
+      <w:hyperlink r:id="rId46" w:history="1">
         <w:r>
           <w:rPr>
             <w:rStyle w:val="Hyperlink"/>
@@ -6627,7 +6363,7 @@
           <w:numId w:val="18"/>
         </w:numPr>
       </w:pPr>
-      <w:hyperlink r:id="rId48" w:history="1">
+      <w:hyperlink r:id="rId47" w:history="1">
         <w:r>
           <w:rPr>
             <w:rStyle w:val="Hyperlink"/>
@@ -6648,7 +6384,7 @@
           <w:iCs/>
         </w:rPr>
       </w:pPr>
-      <w:hyperlink r:id="rId49" w:history="1">
+      <w:hyperlink r:id="rId48" w:history="1">
         <w:r>
           <w:rPr>
             <w:rStyle w:val="Hyperlink"/>
@@ -6671,6 +6407,33 @@
           <w:iCs/>
         </w:rPr>
       </w:pPr>
+      <w:hyperlink r:id="rId49" w:history="1">
+        <w:r>
+          <w:rPr>
+            <w:rStyle w:val="Hyperlink"/>
+            <w:i/>
+            <w:iCs/>
+          </w:rPr>
+          <w:t>Loi sur la gestion des finances publiques</w:t>
+        </w:r>
+      </w:hyperlink>
+    </w:p>
+    <w:p>
+      <w:pPr>
+        <w:pStyle w:val="Heading4"/>
+      </w:pPr>
+      <w:r>
+        <w:t>Règlement</w:t>
+      </w:r>
+    </w:p>
+    <w:p>
+      <w:pPr>
+        <w:pStyle w:val="ListParagraph"/>
+        <w:numPr>
+          <w:ilvl w:val="0"/>
+          <w:numId w:val="26"/>
+        </w:numPr>
+      </w:pPr>
       <w:hyperlink r:id="rId50" w:history="1">
         <w:r>
           <w:rPr>
@@ -6678,7 +6441,13 @@
             <w:i/>
             <w:iCs/>
           </w:rPr>
-          <w:t>Loi sur la gestion des finances publiques</w:t>
+          <w:t>Règlement canadien sur l’accessibilité</w:t>
+        </w:r>
+        <w:r>
+          <w:rPr>
+            <w:rStyle w:val="Hyperlink"/>
+          </w:rPr>
+          <w:t xml:space="preserve"> (DORS/2021/241)</w:t>
         </w:r>
       </w:hyperlink>
     </w:p>
@@ -6859,10 +6628,18 @@
     </w:p>
     <w:p>
       <w:pPr>
+        <w:pStyle w:val="Heading4"/>
+      </w:pPr>
+      <w:r>
+        <w:t>Orientation</w:t>
+      </w:r>
+    </w:p>
+    <w:p>
+      <w:pPr>
         <w:pStyle w:val="ListParagraph"/>
         <w:numPr>
           <w:ilvl w:val="0"/>
-          <w:numId w:val="19"/>
+          <w:numId w:val="20"/>
         </w:numPr>
       </w:pPr>
       <w:hyperlink r:id="rId58" w:history="1">
@@ -6870,29 +6647,29 @@
           <w:rPr>
             <w:rStyle w:val="Hyperlink"/>
           </w:rPr>
-          <w:t>Norme sur l</w:t>
+          <w:t xml:space="preserve">Résumé des modifications apportées au </w:t>
+        </w:r>
+        <w:r>
+          <w:rPr>
+            <w:rStyle w:val="Hyperlink"/>
+            <w:i/>
+            <w:iCs/>
+          </w:rPr>
+          <w:t>Règlement canadien sur l’accessibilité</w:t>
         </w:r>
         <w:r>
           <w:rPr>
             <w:rStyle w:val="Hyperlink"/>
           </w:rPr>
-          <w:t>’</w:t>
+          <w:t xml:space="preserve"> concernant l’accessibilité numérique</w:t>
         </w:r>
         <w:r>
           <w:rPr>
             <w:rStyle w:val="Hyperlink"/>
           </w:rPr>
-          <w:t>accessibilité des sites Web</w:t>
+          <w:t xml:space="preserve"> – Canada.ca</w:t>
         </w:r>
       </w:hyperlink>
-    </w:p>
-    <w:p>
-      <w:pPr>
-        <w:pStyle w:val="Heading4"/>
-      </w:pPr>
-      <w:r>
-        <w:t>Orientation</w:t>
-      </w:r>
     </w:p>
     <w:p>
       <w:pPr>
@@ -6907,43 +6684,24 @@
           <w:rPr>
             <w:rStyle w:val="Hyperlink"/>
           </w:rPr>
-          <w:t>Ligne directrice sur l</w:t>
+          <w:t>Aperçu des lignes directrices des modifications règlementaires : Technologies numériques - Phase 1 – Canada.ca</w:t>
         </w:r>
+      </w:hyperlink>
+    </w:p>
+    <w:p>
+      <w:pPr>
+        <w:pStyle w:val="ListParagraph"/>
+        <w:numPr>
+          <w:ilvl w:val="0"/>
+          <w:numId w:val="20"/>
+        </w:numPr>
+      </w:pPr>
+      <w:hyperlink r:id="rId60" w:history="1">
         <w:r>
           <w:rPr>
             <w:rStyle w:val="Hyperlink"/>
           </w:rPr>
-          <w:t>’</w:t>
-        </w:r>
-        <w:r>
-          <w:rPr>
-            <w:rStyle w:val="Hyperlink"/>
-          </w:rPr>
-          <w:t>utilisabilité de la technologie de l</w:t>
-        </w:r>
-        <w:r>
-          <w:rPr>
-            <w:rStyle w:val="Hyperlink"/>
-          </w:rPr>
-          <w:t>’</w:t>
-        </w:r>
-        <w:r>
-          <w:rPr>
-            <w:rStyle w:val="Hyperlink"/>
-          </w:rPr>
-          <w:t xml:space="preserve">information (TI) par tous </w:t>
-        </w:r>
-        <w:r>
-          <w:rPr>
-            <w:rStyle w:val="Hyperlink"/>
-          </w:rPr>
-          <w:t xml:space="preserve">– </w:t>
-        </w:r>
-        <w:r>
-          <w:rPr>
-            <w:rStyle w:val="Hyperlink"/>
-          </w:rPr>
-          <w:t>Canada.ca</w:t>
+          <w:t>Direction relative à l’accessibilité des technologies de l’information et des communications</w:t>
         </w:r>
       </w:hyperlink>
     </w:p>
@@ -6955,7 +6713,7 @@
           <w:numId w:val="20"/>
         </w:numPr>
       </w:pPr>
-      <w:hyperlink r:id="rId60" w:history="1">
+      <w:hyperlink r:id="rId61" w:history="1">
         <w:r>
           <w:rPr>
             <w:rStyle w:val="Hyperlink"/>
@@ -6984,7 +6742,7 @@
           <w:numId w:val="20"/>
         </w:numPr>
       </w:pPr>
-      <w:hyperlink r:id="rId61" w:history="1">
+      <w:hyperlink r:id="rId62" w:history="1">
         <w:r>
           <w:rPr>
             <w:rStyle w:val="Hyperlink"/>
@@ -6999,7 +6757,7 @@
       </w:pPr>
       <w:bookmarkStart w:id="43" w:name="_Definitions"/>
       <w:bookmarkStart w:id="44" w:name="_Toc208490766"/>
-      <w:bookmarkStart w:id="45" w:name="_Toc187907183"/>
+      <w:bookmarkStart w:id="45" w:name="_Toc227226712"/>
       <w:bookmarkEnd w:id="43"/>
       <w:r>
         <w:t>D</w:t>
@@ -7026,7 +6784,7 @@
       <w:r>
         <w:t xml:space="preserve"> </w:t>
       </w:r>
-      <w:hyperlink r:id="rId62" w:history="1">
+      <w:hyperlink r:id="rId63" w:history="1">
         <w:r>
           <w:rPr>
             <w:rStyle w:val="Hyperlink"/>
@@ -7055,7 +6813,10 @@
         <w:t xml:space="preserve"> </w:t>
       </w:r>
       <w:r>
-        <w:t>– « degré selon lequel des produits, des systèmes, des services, des environnements et des installations peuvent être utilisés par des personnes issues d</w:t>
+        <w:t>signifie</w:t>
+      </w:r>
+      <w:r>
+        <w:t xml:space="preserve"> « degré selon lequel des produits, des systèmes, des services, des environnements et des installations peuvent être utilisés par des personnes issues d</w:t>
       </w:r>
       <w:r>
         <w:t>’</w:t>
@@ -7157,19 +6918,92 @@
         <w:rPr>
           <w:rStyle w:val="Strong"/>
         </w:rPr>
-        <w:t>accessibilité fondé</w:t>
+        <w:t xml:space="preserve">accessibilité </w:t>
       </w:r>
       <w:r>
         <w:rPr>
           <w:rStyle w:val="Strong"/>
         </w:rPr>
-        <w:t>s</w:t>
-      </w:r>
+        <w:t>ou RCA</w:t>
+      </w:r>
+      <w:r>
+        <w:t xml:space="preserve"> </w:t>
+      </w:r>
+      <w:r>
+        <w:t>signifie</w:t>
+      </w:r>
+      <w:r>
+        <w:t xml:space="preserve"> </w:t>
+      </w:r>
+      <w:r>
+        <w:t>rapport non expurgé produit par un tiers ou par le spécialiste de l’accessibilité du fournisseur</w:t>
+      </w:r>
+      <w:r>
+        <w:t xml:space="preserve">, qui est fondé sur le </w:t>
+      </w:r>
+      <w:r>
+        <w:t xml:space="preserve">Modèle volontaire d’accessibilité des produits </w:t>
+      </w:r>
+      <w:r>
+        <w:t>(</w:t>
+      </w:r>
+      <w:hyperlink r:id="rId64" w:history="1">
+        <w:r>
+          <w:rPr>
+            <w:rStyle w:val="Hyperlink"/>
+          </w:rPr>
+          <w:t>VPAT</w:t>
+        </w:r>
+      </w:hyperlink>
+      <w:r>
+        <w:rPr>
+          <w:vertAlign w:val="superscript"/>
+        </w:rPr>
+        <w:t>®</w:t>
+      </w:r>
+      <w:r>
+        <w:t>)</w:t>
+      </w:r>
+      <w:r>
+        <w:rPr>
+          <w:rStyle w:val="FootnoteReference"/>
+        </w:rPr>
+        <w:footnoteReference w:id="3"/>
+      </w:r>
+      <w:r>
+        <w:t xml:space="preserve"> </w:t>
+      </w:r>
+      <w:r>
+        <w:t xml:space="preserve">ou un format comparable, </w:t>
+      </w:r>
+      <w:r>
+        <w:t xml:space="preserve">et détaille les résultats des tests de la solution de TIC par rapport </w:t>
+      </w:r>
+      <w:r>
+        <w:t>aux articles de la norme d’accessibilité indiqué</w:t>
+      </w:r>
+      <w:r>
+        <w:t>e</w:t>
+      </w:r>
+      <w:r>
+        <w:t xml:space="preserve"> </w:t>
+      </w:r>
+      <w:r>
+        <w:t xml:space="preserve">dans les documents de demande de soumissions ou, si aucune norme d’accessibilité n’est précisée, </w:t>
+      </w:r>
+      <w:r>
+        <w:t xml:space="preserve">de la norme </w:t>
+      </w:r>
+      <w:r>
+        <w:t>EN 301 549.</w:t>
+      </w:r>
+    </w:p>
+    <w:p>
       <w:r>
         <w:rPr>
           <w:rStyle w:val="Strong"/>
         </w:rPr>
-        <w:t xml:space="preserve"> sur le modèle volontaire d</w:t>
+        <w:t>Tests de conformité de l</w:t>
       </w:r>
       <w:r>
         <w:rPr>
@@ -7181,105 +7015,16 @@
         <w:rPr>
           <w:rStyle w:val="Strong"/>
         </w:rPr>
-        <w:t>accessibilité des produits</w:t>
+        <w:t>accessibilité</w:t>
       </w:r>
       <w:r>
         <w:t xml:space="preserve"> </w:t>
       </w:r>
       <w:r>
-        <w:t>–</w:t>
-      </w:r>
-      <w:r>
-        <w:t xml:space="preserve"> </w:t>
-      </w:r>
-      <w:r>
-        <w:t>« Le rapport de conformité de l</w:t>
-      </w:r>
-      <w:r>
-        <w:t>’</w:t>
-      </w:r>
-      <w:r>
-        <w:t>accessibilité (RCA) fondé sur le VPAT</w:t>
-      </w:r>
-      <w:r>
-        <w:rPr>
-          <w:vertAlign w:val="superscript"/>
-        </w:rPr>
-        <w:t>®</w:t>
-      </w:r>
-      <w:r>
-        <w:t xml:space="preserve"> de l</w:t>
-      </w:r>
-      <w:r>
-        <w:t>’</w:t>
-      </w:r>
-      <w:r>
-        <w:t>ITI est le principal format de rapport mondial permettant aux acheteurs et aux vendeurs de reconnaître les produits et services des technologies de l</w:t>
-      </w:r>
-      <w:r>
-        <w:t>’</w:t>
-      </w:r>
-      <w:r>
-        <w:t>information et des communications (TIC) présentant des caractéristiques d</w:t>
-      </w:r>
-      <w:r>
-        <w:t>’</w:t>
-      </w:r>
-      <w:r>
-        <w:t>accessibilité. La version 2 du VPAT</w:t>
-      </w:r>
-      <w:r>
-        <w:rPr>
-          <w:vertAlign w:val="superscript"/>
-        </w:rPr>
-        <w:t>®</w:t>
-      </w:r>
-      <w:r>
-        <w:t xml:space="preserve"> a été élargie pour inclure les principales normes d</w:t>
-      </w:r>
-      <w:r>
-        <w:t>’</w:t>
-      </w:r>
-      <w:r>
-        <w:t>accessibilité des TIC : article 508 (États-Unis), norme EN 301 549 (Union européenne) et W3C/WAI WCAG</w:t>
-      </w:r>
-      <w:r>
-        <w:t>.</w:t>
-      </w:r>
-      <w:r>
-        <w:t xml:space="preserve"> »</w:t>
-      </w:r>
-      <w:r>
-        <w:rPr>
-          <w:rStyle w:val="FootnoteReference"/>
-        </w:rPr>
-        <w:footnoteReference w:id="3"/>
-      </w:r>
-    </w:p>
-    <w:p>
-      <w:r>
-        <w:rPr>
-          <w:rStyle w:val="Strong"/>
-        </w:rPr>
-        <w:t>Tests de conformité de l</w:t>
-      </w:r>
-      <w:r>
-        <w:rPr>
-          <w:rStyle w:val="Strong"/>
-        </w:rPr>
-        <w:t>’</w:t>
-      </w:r>
-      <w:r>
-        <w:rPr>
-          <w:rStyle w:val="Strong"/>
-        </w:rPr>
-        <w:t>accessibilité</w:t>
-      </w:r>
-      <w:r>
-        <w:t xml:space="preserve"> </w:t>
-      </w:r>
-      <w:r>
-        <w:t>– évaluation d</w:t>
+        <w:t>signifie</w:t>
+      </w:r>
+      <w:r>
+        <w:t xml:space="preserve"> évaluation d</w:t>
       </w:r>
       <w:r>
         <w:t>’</w:t>
@@ -7329,7 +7074,10 @@
         <w:t xml:space="preserve"> </w:t>
       </w:r>
       <w:r>
-        <w:t>– le dernier utilisateur d</w:t>
+        <w:t>signifie</w:t>
+      </w:r>
+      <w:r>
+        <w:t xml:space="preserve"> le dernier utilisateur d</w:t>
       </w:r>
       <w:r>
         <w:t>’</w:t>
@@ -7365,7 +7113,6 @@
         <w:rPr>
           <w:rStyle w:val="Strong"/>
         </w:rPr>
-        <w:lastRenderedPageBreak/>
         <w:t>U</w:t>
       </w:r>
       <w:r>
@@ -7456,7 +7203,10 @@
         <w:t xml:space="preserve"> </w:t>
       </w:r>
       <w:r>
-        <w:t>– l</w:t>
+        <w:t>signifie</w:t>
+      </w:r>
+      <w:r>
+        <w:t xml:space="preserve"> l</w:t>
       </w:r>
       <w:r>
         <w:t xml:space="preserve">e </w:t>
@@ -7503,13 +7253,8 @@
           <w:numId w:val="21"/>
         </w:numPr>
       </w:pPr>
-      <w:proofErr w:type="gramStart"/>
-      <w:r>
-        <w:t>est</w:t>
-      </w:r>
-      <w:proofErr w:type="gramEnd"/>
-      <w:r>
-        <w:t xml:space="preserve"> accessible et facile à utiliser pour tous les utilisateurs, y compris les personnes en situation de handicap;</w:t>
+      <w:r>
+        <w:t>est accessible et facile à utiliser pour tous les utilisateurs, y compris les personnes en situation de handicap;</w:t>
       </w:r>
       <w:r>
         <w:t xml:space="preserve"> </w:t>
@@ -7523,13 +7268,8 @@
           <w:numId w:val="21"/>
         </w:numPr>
       </w:pPr>
-      <w:proofErr w:type="gramStart"/>
-      <w:r>
-        <w:t>est</w:t>
-      </w:r>
-      <w:proofErr w:type="gramEnd"/>
-      <w:r>
-        <w:t xml:space="preserve"> conçu pour être inclusif et n</w:t>
+      <w:r>
+        <w:t>est conçu pour être inclusif et n</w:t>
       </w:r>
       <w:r>
         <w:t>’</w:t>
@@ -7571,13 +7311,8 @@
           <w:numId w:val="22"/>
         </w:numPr>
       </w:pPr>
-      <w:proofErr w:type="gramStart"/>
-      <w:r>
-        <w:t>recruter</w:t>
-      </w:r>
-      <w:proofErr w:type="gramEnd"/>
-      <w:r>
-        <w:t xml:space="preserve"> des participants présentant une grande variété </w:t>
+      <w:r>
+        <w:t xml:space="preserve">recruter des participants présentant une grande variété </w:t>
       </w:r>
       <w:r>
         <w:t>de handicaps</w:t>
@@ -7618,13 +7353,8 @@
           <w:numId w:val="22"/>
         </w:numPr>
       </w:pPr>
-      <w:proofErr w:type="gramStart"/>
-      <w:r>
-        <w:t>veiller</w:t>
-      </w:r>
-      <w:proofErr w:type="gramEnd"/>
-      <w:r>
-        <w:t xml:space="preserve"> à ce que l</w:t>
+      <w:r>
+        <w:t>veiller à ce que l</w:t>
       </w:r>
       <w:r>
         <w:t>’</w:t>
@@ -7714,7 +7444,16 @@
         <w:t xml:space="preserve"> </w:t>
       </w:r>
       <w:r>
-        <w:t xml:space="preserve">– </w:t>
+        <w:t>signifie</w:t>
+      </w:r>
+      <w:r>
+        <w:t xml:space="preserve"> </w:t>
+      </w:r>
+      <w:r>
+        <w:t xml:space="preserve">la </w:t>
+      </w:r>
+      <w:r>
+        <w:t>« </w:t>
       </w:r>
       <w:r>
         <w:t xml:space="preserve">technologie, </w:t>
@@ -7798,7 +7537,10 @@
         <w:t>NOTE</w:t>
       </w:r>
       <w:r>
-        <w:t xml:space="preserve"> :</w:t>
+        <w:t> </w:t>
+      </w:r>
+      <w:r>
+        <w:t>:</w:t>
       </w:r>
       <w:r>
         <w:t xml:space="preserve"> Des exemples de TIC sont les pages Web, le contenu électronique, les produits de télécommunication, les ordinateurs et équipements auxiliaires, les logiciels, y compris les applications mobiles, les guichets d</w:t>
@@ -7807,16 +7549,15 @@
         <w:t>’</w:t>
       </w:r>
       <w:r>
-        <w:t xml:space="preserve">information et machines de transaction, les vidéos, les services informatiques et les machines </w:t>
-      </w:r>
-      <w:r>
-        <w:lastRenderedPageBreak/>
-        <w:t>bureautiques multifonctions qui photocopient, numérisent et télécopient des documents</w:t>
+        <w:t>information et machines de transaction, les vidéos, les services informatiques et les machines bureautiques multifonctions qui photocopient, numérisent et télécopient des documents</w:t>
       </w:r>
       <w:r>
         <w:t>.</w:t>
       </w:r>
       <w:r>
+        <w:t> »</w:t>
+      </w:r>
+      <w:r>
         <w:rPr>
           <w:rStyle w:val="FootnoteReference"/>
         </w:rPr>
@@ -7830,122 +7571,91 @@
       <w:pPr>
         <w:pStyle w:val="Heading1"/>
       </w:pPr>
-      <w:bookmarkStart w:id="48" w:name="_What_information_should"/>
-      <w:bookmarkStart w:id="49" w:name="_Toc187907184"/>
+      <w:bookmarkStart w:id="47" w:name="_What_information_should"/>
+      <w:bookmarkStart w:id="48" w:name="_Toc227226713"/>
+      <w:bookmarkEnd w:id="47"/>
+      <w:r>
+        <w:t>Quels renseignements un rapport de conformité de l</w:t>
+      </w:r>
+      <w:r>
+        <w:t>’</w:t>
+      </w:r>
+      <w:r>
+        <w:t>accessibilité (RC</w:t>
+      </w:r>
+      <w:r>
+        <w:t>A</w:t>
+      </w:r>
+      <w:r>
+        <w:t>)</w:t>
+      </w:r>
+      <w:r>
+        <w:t xml:space="preserve"> </w:t>
+      </w:r>
+      <w:r>
+        <w:t>devrait-il contenir</w:t>
+      </w:r>
+      <w:r>
+        <w:t>?</w:t>
+      </w:r>
       <w:bookmarkEnd w:id="48"/>
-      <w:r>
-        <w:lastRenderedPageBreak/>
-        <w:t>Quels renseignements un rapport de conformité de l</w:t>
+    </w:p>
+    <w:p>
+      <w:r>
+        <w:t>Nous recommandons aux fournisseurs d</w:t>
       </w:r>
       <w:r>
         <w:t>’</w:t>
       </w:r>
       <w:r>
-        <w:t>accessibilité (RC</w:t>
-      </w:r>
-      <w:r>
-        <w:t>A</w:t>
-      </w:r>
-      <w:r>
-        <w:t>)</w:t>
-      </w:r>
-      <w:r>
-        <w:t xml:space="preserve"> </w:t>
-      </w:r>
-      <w:r>
-        <w:t>devrait-il contenir</w:t>
-      </w:r>
-      <w:r>
-        <w:t>?</w:t>
-      </w:r>
-      <w:bookmarkEnd w:id="49"/>
-    </w:p>
-    <w:p>
-      <w:r>
-        <w:t>Nous recommandons aux fournisseurs d</w:t>
+        <w:t>utiliser le modèle industriel créé par l</w:t>
       </w:r>
       <w:r>
         <w:t>’</w:t>
       </w:r>
       <w:r>
-        <w:t>utiliser le modèle industriel créé par l</w:t>
+        <w:rPr>
+          <w:lang w:val="en-CA"/>
+        </w:rPr>
+        <w:t>Information Technology Industry Council</w:t>
+      </w:r>
+      <w:r>
+        <w:t xml:space="preserve"> (ITI)</w:t>
+      </w:r>
+      <w:r>
+        <w:t xml:space="preserve">. Le « </w:t>
+      </w:r>
+      <w:r>
+        <w:rPr>
+          <w:lang w:val="en-CA"/>
+        </w:rPr>
+        <w:t>Voluntary Product Accessibility Template</w:t>
+      </w:r>
+      <w:r>
+        <w:t xml:space="preserve"> » (modèle volontaire d</w:t>
       </w:r>
       <w:r>
         <w:t>’</w:t>
       </w:r>
       <w:r>
-        <w:t xml:space="preserve">Information </w:t>
-      </w:r>
-      <w:proofErr w:type="spellStart"/>
-      <w:r>
-        <w:t>Technology</w:t>
-      </w:r>
-      <w:proofErr w:type="spellEnd"/>
-      <w:r>
-        <w:t xml:space="preserve"> </w:t>
-      </w:r>
-      <w:proofErr w:type="spellStart"/>
-      <w:r>
-        <w:t>Industry</w:t>
-      </w:r>
-      <w:proofErr w:type="spellEnd"/>
-      <w:r>
-        <w:t xml:space="preserve"> Council (ITI)</w:t>
-      </w:r>
-      <w:r>
-        <w:t xml:space="preserve">. Le « </w:t>
-      </w:r>
-      <w:proofErr w:type="spellStart"/>
-      <w:r>
-        <w:t>Voluntary</w:t>
-      </w:r>
-      <w:proofErr w:type="spellEnd"/>
-      <w:r>
-        <w:t xml:space="preserve"> Product </w:t>
-      </w:r>
-      <w:proofErr w:type="spellStart"/>
-      <w:r>
-        <w:t>Accessibility</w:t>
-      </w:r>
-      <w:proofErr w:type="spellEnd"/>
-      <w:r>
-        <w:t xml:space="preserve"> Template</w:t>
-      </w:r>
-      <w:r>
-        <w:t xml:space="preserve"> » (modèle volontaire d</w:t>
+        <w:t>accessibilité des produits) et le « VPAT » sont des marques de service déposées de l</w:t>
       </w:r>
       <w:r>
         <w:t>’</w:t>
       </w:r>
       <w:r>
-        <w:t>accessibilité des produits) et le « VPAT » sont des marques de service déposées de l</w:t>
-      </w:r>
-      <w:r>
-        <w:t>’</w:t>
-      </w:r>
-      <w:r>
-        <w:t xml:space="preserve">Information </w:t>
-      </w:r>
-      <w:proofErr w:type="spellStart"/>
-      <w:r>
-        <w:t>Technology</w:t>
-      </w:r>
-      <w:proofErr w:type="spellEnd"/>
-      <w:r>
-        <w:t xml:space="preserve"> </w:t>
-      </w:r>
-      <w:proofErr w:type="spellStart"/>
-      <w:r>
-        <w:t>Industry</w:t>
-      </w:r>
-      <w:proofErr w:type="spellEnd"/>
-      <w:r>
-        <w:t xml:space="preserve"> Council (ITI)</w:t>
+        <w:rPr>
+          <w:lang w:val="en-CA"/>
+        </w:rPr>
+        <w:t>Information Technology Industry Council</w:t>
+      </w:r>
+      <w:r>
+        <w:t xml:space="preserve"> (ITI)</w:t>
       </w:r>
       <w:r>
         <w:t xml:space="preserve">. Pour de plus amples renseignements, veuillez consulter le </w:t>
       </w:r>
-      <w:hyperlink r:id="rId63" w:history="1">
+      <w:hyperlink r:id="rId65" w:history="1">
         <w:r>
           <w:rPr>
             <w:rStyle w:val="Hyperlink"/>
@@ -7994,13 +7704,8 @@
           <w:numId w:val="24"/>
         </w:numPr>
       </w:pPr>
-      <w:proofErr w:type="gramStart"/>
-      <w:r>
-        <w:t>être</w:t>
-      </w:r>
-      <w:proofErr w:type="gramEnd"/>
-      <w:r>
-        <w:t xml:space="preserve"> dans un format </w:t>
+      <w:r>
+        <w:t xml:space="preserve">être dans un format </w:t>
       </w:r>
       <w:r>
         <w:t>accessible</w:t>
@@ -8017,13 +7722,8 @@
           <w:numId w:val="24"/>
         </w:numPr>
       </w:pPr>
-      <w:proofErr w:type="gramStart"/>
-      <w:r>
-        <w:t>déclarer</w:t>
-      </w:r>
-      <w:proofErr w:type="gramEnd"/>
-      <w:r>
-        <w:t xml:space="preserve"> la conformité à la norme d</w:t>
+      <w:r>
+        <w:t>déclarer la conformité à la norme d</w:t>
       </w:r>
       <w:r>
         <w:t>’</w:t>
@@ -8040,13 +7740,8 @@
           <w:numId w:val="24"/>
         </w:numPr>
       </w:pPr>
-      <w:proofErr w:type="gramStart"/>
-      <w:r>
-        <w:t>indiquer</w:t>
-      </w:r>
-      <w:proofErr w:type="gramEnd"/>
-      <w:r>
-        <w:t xml:space="preserve"> clairement quand </w:t>
+      <w:r>
+        <w:t xml:space="preserve">indiquer clairement quand </w:t>
       </w:r>
       <w:r>
         <w:t xml:space="preserve">le rapport </w:t>
@@ -8063,13 +7758,8 @@
           <w:numId w:val="24"/>
         </w:numPr>
       </w:pPr>
-      <w:proofErr w:type="gramStart"/>
-      <w:r>
-        <w:t>fournir</w:t>
-      </w:r>
-      <w:proofErr w:type="gramEnd"/>
-      <w:r>
-        <w:t xml:space="preserve"> les coordonnées de la personne qui a créé le rapport</w:t>
+      <w:r>
+        <w:t>fournir les coordonnées de la personne qui a créé le rapport</w:t>
       </w:r>
       <w:r>
         <w:t>;</w:t>
@@ -8083,13 +7773,8 @@
           <w:numId w:val="24"/>
         </w:numPr>
       </w:pPr>
-      <w:proofErr w:type="gramStart"/>
-      <w:r>
-        <w:t>indiquer</w:t>
-      </w:r>
-      <w:proofErr w:type="gramEnd"/>
-      <w:r>
-        <w:t xml:space="preserve"> ce qui a été testé, y compris la version du produit</w:t>
+      <w:r>
+        <w:t>indiquer ce qui a été testé, y compris la version du produit</w:t>
       </w:r>
       <w:r>
         <w:t xml:space="preserve">, </w:t>
@@ -8118,13 +7803,8 @@
           <w:numId w:val="24"/>
         </w:numPr>
       </w:pPr>
-      <w:proofErr w:type="gramStart"/>
-      <w:r>
-        <w:t>expliquer</w:t>
-      </w:r>
-      <w:proofErr w:type="gramEnd"/>
-      <w:r>
-        <w:t xml:space="preserve"> le type de tests et d</w:t>
+      <w:r>
+        <w:t>expliquer le type de tests et d</w:t>
       </w:r>
       <w:r>
         <w:t>’</w:t>
@@ -8147,13 +7827,8 @@
           <w:numId w:val="24"/>
         </w:numPr>
       </w:pPr>
-      <w:proofErr w:type="gramStart"/>
-      <w:r>
-        <w:t>fournir</w:t>
-      </w:r>
-      <w:proofErr w:type="gramEnd"/>
-      <w:r>
-        <w:t xml:space="preserve"> une liste de l</w:t>
+      <w:r>
+        <w:t>fournir une liste de l</w:t>
       </w:r>
       <w:r>
         <w:t>’</w:t>
@@ -8173,13 +7848,8 @@
           <w:numId w:val="24"/>
         </w:numPr>
       </w:pPr>
-      <w:proofErr w:type="gramStart"/>
-      <w:r>
-        <w:t>fournir</w:t>
-      </w:r>
-      <w:proofErr w:type="gramEnd"/>
-      <w:r>
-        <w:t xml:space="preserve"> tout renseignement supplémentaire nécessaire pour donner un contexte et permettre au RCA de communiquer clairement son niveau de conformité.</w:t>
+      <w:r>
+        <w:t>fournir tout renseignement supplémentaire nécessaire pour donner un contexte et permettre au RCA de communiquer clairement son niveau de conformité.</w:t>
       </w:r>
     </w:p>
     <w:p>
@@ -8196,15 +7866,7 @@
         <w:t>’</w:t>
       </w:r>
       <w:r>
-        <w:t xml:space="preserve">industrie, nous vous recommandons </w:t>
-      </w:r>
-      <w:proofErr w:type="gramStart"/>
-      <w:r>
-        <w:t>de faire</w:t>
-      </w:r>
-      <w:proofErr w:type="gramEnd"/>
-      <w:r>
-        <w:t xml:space="preserve"> des recherches supplémentaires pour comprendre ce qui constitue un RCA de bonne qualité et quels renseignements vous devez fournir au sujet de la conformité de votre solution en matière d</w:t>
+        <w:t>industrie, nous vous recommandons de faire des recherches supplémentaires pour comprendre ce qui constitue un RCA de bonne qualité et quels renseignements vous devez fournir au sujet de la conformité de votre solution en matière d</w:t>
       </w:r>
       <w:r>
         <w:t>’</w:t>
@@ -8214,9 +7876,9 @@
       </w:r>
     </w:p>
     <w:sectPr>
-      <w:headerReference w:type="even" r:id="rId64"/>
-      <w:footerReference w:type="default" r:id="rId65"/>
-      <w:headerReference w:type="first" r:id="rId66"/>
+      <w:headerReference w:type="even" r:id="rId66"/>
+      <w:footerReference w:type="default" r:id="rId67"/>
+      <w:headerReference w:type="first" r:id="rId68"/>
       <w:pgSz w:w="12240" w:h="15840"/>
       <w:pgMar w:top="1440" w:right="1440" w:bottom="1440" w:left="1440" w:header="720" w:footer="720" w:gutter="0"/>
       <w:cols w:space="720"/>
@@ -8264,60 +7926,40 @@
     <w:pPr>
       <w:pStyle w:val="Footer"/>
       <w:rPr>
-        <w:lang w:val="en-CA"/>
+        <w:lang w:val="fr-FR"/>
       </w:rPr>
     </w:pPr>
+    <w:fldSimple w:instr=" FILENAME   \* MERGEFORMAT ">
+      <w:r>
+        <w:rPr>
+          <w:noProof/>
+        </w:rPr>
+        <w:t>Guide pour l’inclusion de l’accessibilité dans l’approvisionnement lié aux TIC 16avr2026</w:t>
+      </w:r>
+    </w:fldSimple>
     <w:r>
-      <w:fldChar w:fldCharType="begin"/>
+      <w:rPr>
+        <w:noProof/>
+        <w:lang w:val="fr-FR"/>
+      </w:rPr>
+      <w:t xml:space="preserve"> </w:t>
     </w:r>
     <w:r>
       <w:rPr>
-        <w:lang w:val="en-CA"/>
-      </w:rPr>
-      <w:instrText>FILENAME   \* MERGEFORMAT</w:instrText>
-    </w:r>
-    <w:r>
-      <w:fldChar w:fldCharType="separate"/>
-    </w:r>
-    <w:r>
-      <w:rPr>
-        <w:noProof/>
-        <w:lang w:val="en-CA"/>
-      </w:rPr>
-      <w:t>Guide for Including Accessibility in ICT related Procurement 23Jan2025 FR</w:t>
-    </w:r>
-    <w:r>
-      <w:rPr>
-        <w:noProof/>
-      </w:rPr>
-      <w:fldChar w:fldCharType="end"/>
-    </w:r>
-    <w:r>
-      <w:rPr>
-        <w:noProof/>
-        <w:lang w:val="en-CA"/>
+        <w:lang w:val="fr-FR"/>
       </w:rPr>
       <w:tab/>
     </w:r>
     <w:r>
       <w:rPr>
-        <w:noProof/>
-        <w:lang w:val="en-CA"/>
+        <w:lang w:val="fr-FR"/>
       </w:rPr>
       <w:tab/>
     </w:r>
     <w:r>
       <w:rPr>
-        <w:noProof/>
-        <w:lang w:val="en-CA"/>
-      </w:rPr>
-      <w:t xml:space="preserve"> </w:t>
-    </w:r>
-    <w:r>
-      <w:rPr>
-        <w:lang w:val="en-CA"/>
-      </w:rPr>
-      <w:tab/>
+        <w:lang w:val="fr-FR"/>
+      </w:rPr>
       <w:t xml:space="preserve">Page </w:t>
     </w:r>
     <w:r>
@@ -8325,7 +7967,7 @@
     </w:r>
     <w:r>
       <w:rPr>
-        <w:lang w:val="en-CA"/>
+        <w:lang w:val="fr-FR"/>
       </w:rPr>
       <w:instrText xml:space="preserve"> PAGE   \* MERGEFORMAT </w:instrText>
     </w:r>
@@ -8335,7 +7977,7 @@
     <w:r>
       <w:rPr>
         <w:noProof/>
-        <w:lang w:val="en-CA"/>
+        <w:lang w:val="fr-FR"/>
       </w:rPr>
       <w:t>1</w:t>
     </w:r>
@@ -8344,19 +7986,19 @@
     </w:r>
     <w:r>
       <w:rPr>
-        <w:lang w:val="en-CA"/>
+        <w:lang w:val="fr-FR"/>
       </w:rPr>
       <w:t xml:space="preserve"> </w:t>
     </w:r>
     <w:r>
       <w:rPr>
-        <w:lang w:val="en-CA"/>
+        <w:lang w:val="fr-FR"/>
       </w:rPr>
       <w:t>de</w:t>
     </w:r>
     <w:r>
       <w:rPr>
-        <w:lang w:val="en-CA"/>
+        <w:lang w:val="fr-FR"/>
       </w:rPr>
       <w:t xml:space="preserve"> </w:t>
     </w:r>
@@ -8365,7 +8007,7 @@
     </w:r>
     <w:r>
       <w:rPr>
-        <w:lang w:val="en-CA"/>
+        <w:lang w:val="fr-FR"/>
       </w:rPr>
       <w:instrText>NUMPAGES   \* MERGEFORMAT</w:instrText>
     </w:r>
@@ -8375,7 +8017,7 @@
     <w:r>
       <w:rPr>
         <w:noProof/>
-        <w:lang w:val="en-CA"/>
+        <w:lang w:val="fr-FR"/>
       </w:rPr>
       <w:t>1</w:t>
     </w:r>
@@ -8422,67 +8064,138 @@
     <w:p>
       <w:pPr>
         <w:pStyle w:val="FootnoteText"/>
+        <w:rPr>
+          <w:sz w:val="24"/>
+          <w:szCs w:val="24"/>
+        </w:rPr>
       </w:pPr>
       <w:r>
         <w:rPr>
           <w:rStyle w:val="FootnoteReference"/>
+          <w:sz w:val="24"/>
+          <w:szCs w:val="24"/>
         </w:rPr>
         <w:footnoteRef/>
       </w:r>
       <w:r>
+        <w:rPr>
+          <w:sz w:val="24"/>
+          <w:szCs w:val="24"/>
+        </w:rPr>
+        <w:t xml:space="preserve"> Copi</w:t>
+      </w:r>
+      <w:r>
+        <w:rPr>
+          <w:sz w:val="24"/>
+          <w:szCs w:val="24"/>
+        </w:rPr>
+        <w:t xml:space="preserve">é de la norme </w:t>
+      </w:r>
+      <w:r>
+        <w:rPr>
+          <w:sz w:val="24"/>
+          <w:szCs w:val="24"/>
+        </w:rPr>
+        <w:t xml:space="preserve">EN 301 549 </w:t>
+      </w:r>
+      <w:r>
+        <w:rPr>
+          <w:sz w:val="24"/>
+          <w:szCs w:val="24"/>
+        </w:rPr>
+        <w:t>V3.2.1 (2021-03)</w:t>
+      </w:r>
+      <w:r>
+        <w:rPr>
+          <w:sz w:val="24"/>
+          <w:szCs w:val="24"/>
+        </w:rPr>
+        <w:t>, 3 D</w:t>
+      </w:r>
+      <w:r>
+        <w:rPr>
+          <w:sz w:val="24"/>
+          <w:szCs w:val="24"/>
+        </w:rPr>
+        <w:t>é</w:t>
+      </w:r>
+      <w:r>
+        <w:rPr>
+          <w:sz w:val="24"/>
+          <w:szCs w:val="24"/>
+        </w:rPr>
+        <w:t>finition</w:t>
+      </w:r>
+      <w:r>
+        <w:rPr>
+          <w:sz w:val="24"/>
+          <w:szCs w:val="24"/>
+        </w:rPr>
+        <w:t xml:space="preserve"> des termes</w:t>
+      </w:r>
+      <w:r>
+        <w:rPr>
+          <w:sz w:val="24"/>
+          <w:szCs w:val="24"/>
+        </w:rPr>
+        <w:t>, symbol</w:t>
+      </w:r>
+      <w:r>
+        <w:rPr>
+          <w:sz w:val="24"/>
+          <w:szCs w:val="24"/>
+        </w:rPr>
+        <w:t>es</w:t>
+      </w:r>
+      <w:r>
+        <w:rPr>
+          <w:sz w:val="24"/>
+          <w:szCs w:val="24"/>
+        </w:rPr>
         <w:t xml:space="preserve"> </w:t>
       </w:r>
       <w:r>
-        <w:t>Copi</w:t>
-      </w:r>
-      <w:r>
-        <w:t xml:space="preserve">é de la norme </w:t>
-      </w:r>
-      <w:r>
-        <w:t xml:space="preserve">EN 301 549 </w:t>
-      </w:r>
-      <w:r>
-        <w:t>V3.2.1 (2021-03)</w:t>
-      </w:r>
-      <w:r>
-        <w:t>, 3 D</w:t>
-      </w:r>
-      <w:r>
+        <w:rPr>
+          <w:sz w:val="24"/>
+          <w:szCs w:val="24"/>
+        </w:rPr>
+        <w:t xml:space="preserve">et </w:t>
+      </w:r>
+      <w:r>
+        <w:rPr>
+          <w:sz w:val="24"/>
+          <w:szCs w:val="24"/>
+        </w:rPr>
+        <w:t>abr</w:t>
+      </w:r>
+      <w:r>
+        <w:rPr>
+          <w:sz w:val="24"/>
+          <w:szCs w:val="24"/>
+        </w:rPr>
         <w:t>é</w:t>
       </w:r>
       <w:r>
-        <w:t>finition</w:t>
-      </w:r>
-      <w:r>
-        <w:t xml:space="preserve"> des termes</w:t>
-      </w:r>
-      <w:r>
-        <w:t>, symbol</w:t>
-      </w:r>
-      <w:r>
-        <w:t>es</w:t>
-      </w:r>
-      <w:r>
-        <w:t xml:space="preserve"> </w:t>
-      </w:r>
-      <w:r>
-        <w:t xml:space="preserve">et </w:t>
-      </w:r>
-      <w:r>
-        <w:t>abr</w:t>
-      </w:r>
-      <w:r>
-        <w:t>é</w:t>
-      </w:r>
-      <w:r>
+        <w:rPr>
+          <w:sz w:val="24"/>
+          <w:szCs w:val="24"/>
+        </w:rPr>
         <w:t>viations, p</w:t>
       </w:r>
       <w:bookmarkStart w:id="46" w:name="_Hlk183434982"/>
       <w:r>
+        <w:rPr>
+          <w:sz w:val="24"/>
+          <w:szCs w:val="24"/>
+        </w:rPr>
         <w:t>age</w:t>
       </w:r>
       <w:bookmarkEnd w:id="46"/>
       <w:r>
+        <w:rPr>
+          <w:sz w:val="24"/>
+          <w:szCs w:val="24"/>
+        </w:rPr>
         <w:t xml:space="preserve"> 15</w:t>
       </w:r>
     </w:p>
@@ -8502,36 +8215,72 @@
         <w:t xml:space="preserve"> </w:t>
       </w:r>
       <w:r>
-        <w:t>Copi</w:t>
-      </w:r>
-      <w:r>
-        <w:t>é du site Web de l</w:t>
-      </w:r>
-      <w:r>
-        <w:t>’</w:t>
-      </w:r>
-      <w:r>
-        <w:t>Inf</w:t>
-      </w:r>
-      <w:bookmarkStart w:id="47" w:name="_Hlk183435005"/>
-      <w:r>
-        <w:t>ormatio</w:t>
-      </w:r>
-      <w:bookmarkEnd w:id="47"/>
-      <w:r>
-        <w:t>n Technology Industry Council</w:t>
-      </w:r>
-      <w:r>
-        <w:t xml:space="preserve"> (ITI) </w:t>
+        <w:rPr>
+          <w:sz w:val="24"/>
+          <w:szCs w:val="24"/>
+        </w:rPr>
+        <w:t xml:space="preserve">Copié du site </w:t>
+      </w:r>
+      <w:r>
+        <w:rPr>
+          <w:sz w:val="24"/>
+          <w:szCs w:val="24"/>
+          <w:lang w:val="en-CA"/>
+        </w:rPr>
+        <w:t xml:space="preserve">Web de </w:t>
+      </w:r>
+      <w:r>
+        <w:rPr>
+          <w:sz w:val="24"/>
+          <w:szCs w:val="24"/>
+        </w:rPr>
+        <w:t>l’</w:t>
+      </w:r>
+      <w:r>
+        <w:rPr>
+          <w:sz w:val="24"/>
+          <w:szCs w:val="24"/>
+          <w:lang w:val="en-CA"/>
+        </w:rPr>
+        <w:t xml:space="preserve">Information Technology Industry Council (ITI) </w:t>
       </w:r>
       <w:hyperlink r:id="rId1" w:history="1">
         <w:r>
           <w:rPr>
             <w:rStyle w:val="Hyperlink"/>
+            <w:sz w:val="24"/>
+            <w:szCs w:val="24"/>
+            <w:lang w:val="en-CA"/>
           </w:rPr>
-          <w:t>VPAT® – Information Technology Industry Council (itic.org) (en anglais seulement)</w:t>
+          <w:t>VPAT</w:t>
+        </w:r>
+        <w:r>
+          <w:rPr>
+            <w:rStyle w:val="Hyperlink"/>
+            <w:sz w:val="24"/>
+            <w:szCs w:val="24"/>
+            <w:vertAlign w:val="superscript"/>
+            <w:lang w:val="en-CA"/>
+          </w:rPr>
+          <w:t>®</w:t>
+        </w:r>
+        <w:r>
+          <w:rPr>
+            <w:rStyle w:val="Hyperlink"/>
+            <w:sz w:val="24"/>
+            <w:szCs w:val="24"/>
+            <w:lang w:val="en-CA"/>
+          </w:rPr>
+          <w:t xml:space="preserve"> – Information Technology Industry Council (itic.org)</w:t>
         </w:r>
       </w:hyperlink>
+      <w:r>
+        <w:rPr>
+          <w:sz w:val="24"/>
+          <w:szCs w:val="24"/>
+        </w:rPr>
+        <w:t>.</w:t>
+      </w:r>
     </w:p>
   </w:footnote>
   <w:footnote w:id="4">
@@ -8541,86 +8290,66 @@
           <w:rFonts w:ascii="Calibri" w:hAnsi="Calibri"/>
           <w:b/>
           <w:bCs/>
-          <w:sz w:val="20"/>
-          <w:szCs w:val="20"/>
+          <w:szCs w:val="24"/>
         </w:rPr>
       </w:pPr>
       <w:r>
         <w:rPr>
           <w:rStyle w:val="FootnoteReference"/>
-          <w:sz w:val="20"/>
-          <w:szCs w:val="20"/>
+          <w:szCs w:val="24"/>
         </w:rPr>
         <w:footnoteRef/>
       </w:r>
       <w:r>
         <w:rPr>
-          <w:sz w:val="20"/>
-          <w:szCs w:val="20"/>
+          <w:szCs w:val="24"/>
         </w:rPr>
         <w:t xml:space="preserve"> </w:t>
       </w:r>
       <w:r>
-        <w:rPr>
-          <w:sz w:val="20"/>
-          <w:szCs w:val="18"/>
-        </w:rPr>
         <w:t xml:space="preserve">Traduction en français de la </w:t>
       </w:r>
       <w:hyperlink r:id="rId2" w:history="1">
         <w:r>
           <w:rPr>
             <w:rStyle w:val="Hyperlink"/>
-            <w:sz w:val="20"/>
-            <w:szCs w:val="18"/>
           </w:rPr>
           <w:t xml:space="preserve">définition </w:t>
         </w:r>
         <w:r>
           <w:rPr>
             <w:rStyle w:val="Hyperlink"/>
-            <w:sz w:val="20"/>
-            <w:szCs w:val="18"/>
           </w:rPr>
           <w:t xml:space="preserve">en anglais </w:t>
         </w:r>
         <w:r>
           <w:rPr>
             <w:rStyle w:val="Hyperlink"/>
-            <w:sz w:val="20"/>
-            <w:szCs w:val="18"/>
           </w:rPr>
           <w:t>d</w:t>
         </w:r>
         <w:r>
           <w:rPr>
             <w:rStyle w:val="Hyperlink"/>
-            <w:sz w:val="20"/>
-            <w:szCs w:val="18"/>
           </w:rPr>
           <w:t>’</w:t>
         </w:r>
         <w:r>
           <w:rPr>
             <w:rStyle w:val="Hyperlink"/>
-            <w:sz w:val="20"/>
-            <w:szCs w:val="18"/>
           </w:rPr>
           <w:t xml:space="preserve">utilisateur final dans le </w:t>
         </w:r>
         <w:r>
           <w:rPr>
             <w:rStyle w:val="Hyperlink"/>
-            <w:sz w:val="20"/>
-            <w:szCs w:val="18"/>
           </w:rPr>
           <w:t>Merriam-Webster</w:t>
         </w:r>
       </w:hyperlink>
       <w:r>
         <w:rPr>
-          <w:sz w:val="20"/>
-          <w:szCs w:val="20"/>
+          <w:szCs w:val="24"/>
         </w:rPr>
         <w:t xml:space="preserve"> </w:t>
       </w:r>
@@ -8630,50 +8359,52 @@
     <w:p>
       <w:pPr>
         <w:pStyle w:val="FootnoteText"/>
+        <w:rPr>
+          <w:sz w:val="24"/>
+          <w:szCs w:val="24"/>
+        </w:rPr>
       </w:pPr>
       <w:r>
         <w:rPr>
           <w:rStyle w:val="FootnoteReference"/>
+          <w:sz w:val="24"/>
+          <w:szCs w:val="24"/>
         </w:rPr>
         <w:footnoteRef/>
       </w:r>
       <w:r>
+        <w:rPr>
+          <w:sz w:val="24"/>
+          <w:szCs w:val="24"/>
+        </w:rPr>
         <w:t xml:space="preserve"> </w:t>
       </w:r>
       <w:r>
-        <w:t>Copié de la norme EN 301 549 V3.2.1 (2021-03), 3 D</w:t>
-      </w:r>
-      <w:r>
-        <w:t>é</w:t>
-      </w:r>
-      <w:r>
-        <w:t>finition</w:t>
-      </w:r>
-      <w:r>
+        <w:rPr>
+          <w:sz w:val="24"/>
+          <w:szCs w:val="24"/>
+        </w:rPr>
+        <w:t>Copié de la norme EN 301 549 V3.2.1 (2021-03), 3 Définition</w:t>
+      </w:r>
+      <w:r>
+        <w:rPr>
+          <w:sz w:val="24"/>
+          <w:szCs w:val="24"/>
+        </w:rPr>
         <w:t xml:space="preserve"> des termes</w:t>
       </w:r>
       <w:r>
-        <w:t>, symbol</w:t>
-      </w:r>
-      <w:r>
-        <w:t>es</w:t>
-      </w:r>
-      <w:r>
-        <w:t xml:space="preserve"> </w:t>
-      </w:r>
-      <w:r>
-        <w:t xml:space="preserve">et </w:t>
-      </w:r>
-      <w:r>
-        <w:t>abr</w:t>
-      </w:r>
-      <w:r>
-        <w:t>é</w:t>
-      </w:r>
-      <w:r>
-        <w:t xml:space="preserve">viations, page </w:t>
-      </w:r>
-      <w:r>
+        <w:rPr>
+          <w:sz w:val="24"/>
+          <w:szCs w:val="24"/>
+        </w:rPr>
+        <w:t xml:space="preserve">, symboles et abréviations, page </w:t>
+      </w:r>
+      <w:r>
+        <w:rPr>
+          <w:sz w:val="24"/>
+          <w:szCs w:val="24"/>
+        </w:rPr>
         <w:t>17</w:t>
       </w:r>
     </w:p>
@@ -9840,6 +9571,119 @@
     </w:lvl>
   </w:abstractNum>
   <w:abstractNum w:abstractNumId="8" w15:restartNumberingAfterBreak="0">
+    <w:nsid w:val="2E2C08C8"/>
+    <w:multiLevelType w:val="hybridMultilevel"/>
+    <w:tmpl w:val="38707C14"/>
+    <w:lvl w:ilvl="0" w:tplc="10090001">
+      <w:start w:val="1"/>
+      <w:numFmt w:val="bullet"/>
+      <w:lvlText w:val=""/>
+      <w:lvlJc w:val="left"/>
+      <w:pPr>
+        <w:ind w:left="720" w:hanging="360"/>
+      </w:pPr>
+      <w:rPr>
+        <w:rFonts w:ascii="Symbol" w:hAnsi="Symbol" w:hint="default"/>
+      </w:rPr>
+    </w:lvl>
+    <w:lvl w:ilvl="1" w:tplc="10090003" w:tentative="1">
+      <w:start w:val="1"/>
+      <w:numFmt w:val="bullet"/>
+      <w:lvlText w:val="o"/>
+      <w:lvlJc w:val="left"/>
+      <w:pPr>
+        <w:ind w:left="1440" w:hanging="360"/>
+      </w:pPr>
+      <w:rPr>
+        <w:rFonts w:ascii="Courier New" w:hAnsi="Courier New" w:cs="Courier New" w:hint="default"/>
+      </w:rPr>
+    </w:lvl>
+    <w:lvl w:ilvl="2" w:tplc="10090005" w:tentative="1">
+      <w:start w:val="1"/>
+      <w:numFmt w:val="bullet"/>
+      <w:lvlText w:val=""/>
+      <w:lvlJc w:val="left"/>
+      <w:pPr>
+        <w:ind w:left="2160" w:hanging="360"/>
+      </w:pPr>
+      <w:rPr>
+        <w:rFonts w:ascii="Wingdings" w:hAnsi="Wingdings" w:hint="default"/>
+      </w:rPr>
+    </w:lvl>
+    <w:lvl w:ilvl="3" w:tplc="10090001" w:tentative="1">
+      <w:start w:val="1"/>
+      <w:numFmt w:val="bullet"/>
+      <w:lvlText w:val=""/>
+      <w:lvlJc w:val="left"/>
+      <w:pPr>
+        <w:ind w:left="2880" w:hanging="360"/>
+      </w:pPr>
+      <w:rPr>
+        <w:rFonts w:ascii="Symbol" w:hAnsi="Symbol" w:hint="default"/>
+      </w:rPr>
+    </w:lvl>
+    <w:lvl w:ilvl="4" w:tplc="10090003" w:tentative="1">
+      <w:start w:val="1"/>
+      <w:numFmt w:val="bullet"/>
+      <w:lvlText w:val="o"/>
+      <w:lvlJc w:val="left"/>
+      <w:pPr>
+        <w:ind w:left="3600" w:hanging="360"/>
+      </w:pPr>
+      <w:rPr>
+        <w:rFonts w:ascii="Courier New" w:hAnsi="Courier New" w:cs="Courier New" w:hint="default"/>
+      </w:rPr>
+    </w:lvl>
+    <w:lvl w:ilvl="5" w:tplc="10090005" w:tentative="1">
+      <w:start w:val="1"/>
+      <w:numFmt w:val="bullet"/>
+      <w:lvlText w:val=""/>
+      <w:lvlJc w:val="left"/>
+      <w:pPr>
+        <w:ind w:left="4320" w:hanging="360"/>
+      </w:pPr>
+      <w:rPr>
+        <w:rFonts w:ascii="Wingdings" w:hAnsi="Wingdings" w:hint="default"/>
+      </w:rPr>
+    </w:lvl>
+    <w:lvl w:ilvl="6" w:tplc="10090001" w:tentative="1">
+      <w:start w:val="1"/>
+      <w:numFmt w:val="bullet"/>
+      <w:lvlText w:val=""/>
+      <w:lvlJc w:val="left"/>
+      <w:pPr>
+        <w:ind w:left="5040" w:hanging="360"/>
+      </w:pPr>
+      <w:rPr>
+        <w:rFonts w:ascii="Symbol" w:hAnsi="Symbol" w:hint="default"/>
+      </w:rPr>
+    </w:lvl>
+    <w:lvl w:ilvl="7" w:tplc="10090003" w:tentative="1">
+      <w:start w:val="1"/>
+      <w:numFmt w:val="bullet"/>
+      <w:lvlText w:val="o"/>
+      <w:lvlJc w:val="left"/>
+      <w:pPr>
+        <w:ind w:left="5760" w:hanging="360"/>
+      </w:pPr>
+      <w:rPr>
+        <w:rFonts w:ascii="Courier New" w:hAnsi="Courier New" w:cs="Courier New" w:hint="default"/>
+      </w:rPr>
+    </w:lvl>
+    <w:lvl w:ilvl="8" w:tplc="10090005" w:tentative="1">
+      <w:start w:val="1"/>
+      <w:numFmt w:val="bullet"/>
+      <w:lvlText w:val=""/>
+      <w:lvlJc w:val="left"/>
+      <w:pPr>
+        <w:ind w:left="6480" w:hanging="360"/>
+      </w:pPr>
+      <w:rPr>
+        <w:rFonts w:ascii="Wingdings" w:hAnsi="Wingdings" w:hint="default"/>
+      </w:rPr>
+    </w:lvl>
+  </w:abstractNum>
+  <w:abstractNum w:abstractNumId="9" w15:restartNumberingAfterBreak="0">
     <w:nsid w:val="2EF52440"/>
     <w:multiLevelType w:val="hybridMultilevel"/>
     <w:tmpl w:val="BE80C15E"/>
@@ -9952,7 +9796,7 @@
       </w:rPr>
     </w:lvl>
   </w:abstractNum>
-  <w:abstractNum w:abstractNumId="9" w15:restartNumberingAfterBreak="0">
+  <w:abstractNum w:abstractNumId="10" w15:restartNumberingAfterBreak="0">
     <w:nsid w:val="3FF31582"/>
     <w:multiLevelType w:val="hybridMultilevel"/>
     <w:tmpl w:val="BA96A212"/>
@@ -10065,7 +9909,7 @@
       </w:rPr>
     </w:lvl>
   </w:abstractNum>
-  <w:abstractNum w:abstractNumId="10" w15:restartNumberingAfterBreak="0">
+  <w:abstractNum w:abstractNumId="11" w15:restartNumberingAfterBreak="0">
     <w:nsid w:val="4B357A63"/>
     <w:multiLevelType w:val="hybridMultilevel"/>
     <w:tmpl w:val="124AE356"/>
@@ -10178,7 +10022,7 @@
       </w:rPr>
     </w:lvl>
   </w:abstractNum>
-  <w:abstractNum w:abstractNumId="11" w15:restartNumberingAfterBreak="0">
+  <w:abstractNum w:abstractNumId="12" w15:restartNumberingAfterBreak="0">
     <w:nsid w:val="4D8C387F"/>
     <w:multiLevelType w:val="hybridMultilevel"/>
     <w:tmpl w:val="36BE677E"/>
@@ -10291,7 +10135,7 @@
       </w:rPr>
     </w:lvl>
   </w:abstractNum>
-  <w:abstractNum w:abstractNumId="12" w15:restartNumberingAfterBreak="0">
+  <w:abstractNum w:abstractNumId="13" w15:restartNumberingAfterBreak="0">
     <w:nsid w:val="53BA549E"/>
     <w:multiLevelType w:val="hybridMultilevel"/>
     <w:tmpl w:val="F52A05CA"/>
@@ -10404,7 +10248,7 @@
       </w:rPr>
     </w:lvl>
   </w:abstractNum>
-  <w:abstractNum w:abstractNumId="13" w15:restartNumberingAfterBreak="0">
+  <w:abstractNum w:abstractNumId="14" w15:restartNumberingAfterBreak="0">
     <w:nsid w:val="596258FA"/>
     <w:multiLevelType w:val="hybridMultilevel"/>
     <w:tmpl w:val="5358E92E"/>
@@ -10517,7 +10361,7 @@
       </w:rPr>
     </w:lvl>
   </w:abstractNum>
-  <w:abstractNum w:abstractNumId="14" w15:restartNumberingAfterBreak="0">
+  <w:abstractNum w:abstractNumId="15" w15:restartNumberingAfterBreak="0">
     <w:nsid w:val="5C48085C"/>
     <w:multiLevelType w:val="hybridMultilevel"/>
     <w:tmpl w:val="D5E42E66"/>
@@ -10630,7 +10474,7 @@
       </w:rPr>
     </w:lvl>
   </w:abstractNum>
-  <w:abstractNum w:abstractNumId="15" w15:restartNumberingAfterBreak="0">
+  <w:abstractNum w:abstractNumId="16" w15:restartNumberingAfterBreak="0">
     <w:nsid w:val="5C667990"/>
     <w:multiLevelType w:val="hybridMultilevel"/>
     <w:tmpl w:val="BB124522"/>
@@ -10743,7 +10587,120 @@
       </w:rPr>
     </w:lvl>
   </w:abstractNum>
-  <w:abstractNum w:abstractNumId="16" w15:restartNumberingAfterBreak="0">
+  <w:abstractNum w:abstractNumId="17" w15:restartNumberingAfterBreak="0">
+    <w:nsid w:val="5EE53134"/>
+    <w:multiLevelType w:val="hybridMultilevel"/>
+    <w:tmpl w:val="9B76A0CC"/>
+    <w:lvl w:ilvl="0" w:tplc="10090001">
+      <w:start w:val="1"/>
+      <w:numFmt w:val="bullet"/>
+      <w:lvlText w:val=""/>
+      <w:lvlJc w:val="left"/>
+      <w:pPr>
+        <w:ind w:left="720" w:hanging="360"/>
+      </w:pPr>
+      <w:rPr>
+        <w:rFonts w:ascii="Symbol" w:hAnsi="Symbol" w:hint="default"/>
+      </w:rPr>
+    </w:lvl>
+    <w:lvl w:ilvl="1" w:tplc="10090003" w:tentative="1">
+      <w:start w:val="1"/>
+      <w:numFmt w:val="bullet"/>
+      <w:lvlText w:val="o"/>
+      <w:lvlJc w:val="left"/>
+      <w:pPr>
+        <w:ind w:left="1440" w:hanging="360"/>
+      </w:pPr>
+      <w:rPr>
+        <w:rFonts w:ascii="Courier New" w:hAnsi="Courier New" w:cs="Courier New" w:hint="default"/>
+      </w:rPr>
+    </w:lvl>
+    <w:lvl w:ilvl="2" w:tplc="10090005" w:tentative="1">
+      <w:start w:val="1"/>
+      <w:numFmt w:val="bullet"/>
+      <w:lvlText w:val=""/>
+      <w:lvlJc w:val="left"/>
+      <w:pPr>
+        <w:ind w:left="2160" w:hanging="360"/>
+      </w:pPr>
+      <w:rPr>
+        <w:rFonts w:ascii="Wingdings" w:hAnsi="Wingdings" w:hint="default"/>
+      </w:rPr>
+    </w:lvl>
+    <w:lvl w:ilvl="3" w:tplc="10090001" w:tentative="1">
+      <w:start w:val="1"/>
+      <w:numFmt w:val="bullet"/>
+      <w:lvlText w:val=""/>
+      <w:lvlJc w:val="left"/>
+      <w:pPr>
+        <w:ind w:left="2880" w:hanging="360"/>
+      </w:pPr>
+      <w:rPr>
+        <w:rFonts w:ascii="Symbol" w:hAnsi="Symbol" w:hint="default"/>
+      </w:rPr>
+    </w:lvl>
+    <w:lvl w:ilvl="4" w:tplc="10090003" w:tentative="1">
+      <w:start w:val="1"/>
+      <w:numFmt w:val="bullet"/>
+      <w:lvlText w:val="o"/>
+      <w:lvlJc w:val="left"/>
+      <w:pPr>
+        <w:ind w:left="3600" w:hanging="360"/>
+      </w:pPr>
+      <w:rPr>
+        <w:rFonts w:ascii="Courier New" w:hAnsi="Courier New" w:cs="Courier New" w:hint="default"/>
+      </w:rPr>
+    </w:lvl>
+    <w:lvl w:ilvl="5" w:tplc="10090005" w:tentative="1">
+      <w:start w:val="1"/>
+      <w:numFmt w:val="bullet"/>
+      <w:lvlText w:val=""/>
+      <w:lvlJc w:val="left"/>
+      <w:pPr>
+        <w:ind w:left="4320" w:hanging="360"/>
+      </w:pPr>
+      <w:rPr>
+        <w:rFonts w:ascii="Wingdings" w:hAnsi="Wingdings" w:hint="default"/>
+      </w:rPr>
+    </w:lvl>
+    <w:lvl w:ilvl="6" w:tplc="10090001" w:tentative="1">
+      <w:start w:val="1"/>
+      <w:numFmt w:val="bullet"/>
+      <w:lvlText w:val=""/>
+      <w:lvlJc w:val="left"/>
+      <w:pPr>
+        <w:ind w:left="5040" w:hanging="360"/>
+      </w:pPr>
+      <w:rPr>
+        <w:rFonts w:ascii="Symbol" w:hAnsi="Symbol" w:hint="default"/>
+      </w:rPr>
+    </w:lvl>
+    <w:lvl w:ilvl="7" w:tplc="10090003" w:tentative="1">
+      <w:start w:val="1"/>
+      <w:numFmt w:val="bullet"/>
+      <w:lvlText w:val="o"/>
+      <w:lvlJc w:val="left"/>
+      <w:pPr>
+        <w:ind w:left="5760" w:hanging="360"/>
+      </w:pPr>
+      <w:rPr>
+        <w:rFonts w:ascii="Courier New" w:hAnsi="Courier New" w:cs="Courier New" w:hint="default"/>
+      </w:rPr>
+    </w:lvl>
+    <w:lvl w:ilvl="8" w:tplc="10090005" w:tentative="1">
+      <w:start w:val="1"/>
+      <w:numFmt w:val="bullet"/>
+      <w:lvlText w:val=""/>
+      <w:lvlJc w:val="left"/>
+      <w:pPr>
+        <w:ind w:left="6480" w:hanging="360"/>
+      </w:pPr>
+      <w:rPr>
+        <w:rFonts w:ascii="Wingdings" w:hAnsi="Wingdings" w:hint="default"/>
+      </w:rPr>
+    </w:lvl>
+  </w:abstractNum>
+  <w:abstractNum w:abstractNumId="18" w15:restartNumberingAfterBreak="0">
     <w:nsid w:val="606C63C9"/>
     <w:multiLevelType w:val="hybridMultilevel"/>
     <w:tmpl w:val="40763900"/>
@@ -10856,7 +10813,7 @@
       </w:rPr>
     </w:lvl>
   </w:abstractNum>
-  <w:abstractNum w:abstractNumId="17" w15:restartNumberingAfterBreak="0">
+  <w:abstractNum w:abstractNumId="19" w15:restartNumberingAfterBreak="0">
     <w:nsid w:val="664948FE"/>
     <w:multiLevelType w:val="hybridMultilevel"/>
     <w:tmpl w:val="F402B9B0"/>
@@ -10969,7 +10926,7 @@
       </w:rPr>
     </w:lvl>
   </w:abstractNum>
-  <w:abstractNum w:abstractNumId="18" w15:restartNumberingAfterBreak="0">
+  <w:abstractNum w:abstractNumId="20" w15:restartNumberingAfterBreak="0">
     <w:nsid w:val="6C263456"/>
     <w:multiLevelType w:val="hybridMultilevel"/>
     <w:tmpl w:val="F280E070"/>
@@ -11082,7 +11039,7 @@
       </w:rPr>
     </w:lvl>
   </w:abstractNum>
-  <w:abstractNum w:abstractNumId="19" w15:restartNumberingAfterBreak="0">
+  <w:abstractNum w:abstractNumId="21" w15:restartNumberingAfterBreak="0">
     <w:nsid w:val="6E62000C"/>
     <w:multiLevelType w:val="hybridMultilevel"/>
     <w:tmpl w:val="F16C542E"/>
@@ -11192,7 +11149,7 @@
       </w:rPr>
     </w:lvl>
   </w:abstractNum>
-  <w:abstractNum w:abstractNumId="20" w15:restartNumberingAfterBreak="0">
+  <w:abstractNum w:abstractNumId="22" w15:restartNumberingAfterBreak="0">
     <w:nsid w:val="706A6647"/>
     <w:multiLevelType w:val="hybridMultilevel"/>
     <w:tmpl w:val="1130DF2C"/>
@@ -11305,7 +11262,7 @@
       </w:rPr>
     </w:lvl>
   </w:abstractNum>
-  <w:abstractNum w:abstractNumId="21" w15:restartNumberingAfterBreak="0">
+  <w:abstractNum w:abstractNumId="23" w15:restartNumberingAfterBreak="0">
     <w:nsid w:val="748C7623"/>
     <w:multiLevelType w:val="hybridMultilevel"/>
     <w:tmpl w:val="00A885DC"/>
@@ -11418,7 +11375,7 @@
       </w:rPr>
     </w:lvl>
   </w:abstractNum>
-  <w:abstractNum w:abstractNumId="22" w15:restartNumberingAfterBreak="0">
+  <w:abstractNum w:abstractNumId="24" w15:restartNumberingAfterBreak="0">
     <w:nsid w:val="76CE2038"/>
     <w:multiLevelType w:val="hybridMultilevel"/>
     <w:tmpl w:val="74369DE4"/>
@@ -11531,7 +11488,7 @@
       </w:rPr>
     </w:lvl>
   </w:abstractNum>
-  <w:abstractNum w:abstractNumId="23" w15:restartNumberingAfterBreak="0">
+  <w:abstractNum w:abstractNumId="25" w15:restartNumberingAfterBreak="0">
     <w:nsid w:val="79701788"/>
     <w:multiLevelType w:val="hybridMultilevel"/>
     <w:tmpl w:val="FD2AF87E"/>
@@ -11648,73 +11605,79 @@
     <w:abstractNumId w:val="7"/>
   </w:num>
   <w:num w:numId="2" w16cid:durableId="1647709719">
-    <w:abstractNumId w:val="10"/>
+    <w:abstractNumId w:val="11"/>
   </w:num>
   <w:num w:numId="3" w16cid:durableId="1958753279">
     <w:abstractNumId w:val="2"/>
   </w:num>
   <w:num w:numId="4" w16cid:durableId="1036321119">
+    <w:abstractNumId w:val="13"/>
+  </w:num>
+  <w:num w:numId="5" w16cid:durableId="2099598263">
     <w:abstractNumId w:val="12"/>
   </w:num>
-  <w:num w:numId="5" w16cid:durableId="2099598263">
-    <w:abstractNumId w:val="11"/>
-  </w:num>
   <w:num w:numId="6" w16cid:durableId="88158146">
-    <w:abstractNumId w:val="17"/>
+    <w:abstractNumId w:val="19"/>
   </w:num>
   <w:num w:numId="7" w16cid:durableId="1018196172">
     <w:abstractNumId w:val="1"/>
   </w:num>
   <w:num w:numId="8" w16cid:durableId="1791128743">
-    <w:abstractNumId w:val="20"/>
+    <w:abstractNumId w:val="22"/>
   </w:num>
   <w:num w:numId="9" w16cid:durableId="2015843440">
     <w:abstractNumId w:val="0"/>
   </w:num>
   <w:num w:numId="10" w16cid:durableId="1081214058">
-    <w:abstractNumId w:val="21"/>
+    <w:abstractNumId w:val="23"/>
   </w:num>
   <w:num w:numId="11" w16cid:durableId="55128110">
     <w:abstractNumId w:val="5"/>
   </w:num>
   <w:num w:numId="12" w16cid:durableId="649139006">
-    <w:abstractNumId w:val="15"/>
+    <w:abstractNumId w:val="16"/>
   </w:num>
   <w:num w:numId="13" w16cid:durableId="1166281107">
     <w:abstractNumId w:val="4"/>
   </w:num>
   <w:num w:numId="14" w16cid:durableId="1884364734">
-    <w:abstractNumId w:val="19"/>
+    <w:abstractNumId w:val="21"/>
   </w:num>
   <w:num w:numId="15" w16cid:durableId="397213815">
-    <w:abstractNumId w:val="22"/>
+    <w:abstractNumId w:val="24"/>
   </w:num>
   <w:num w:numId="16" w16cid:durableId="248077844">
-    <w:abstractNumId w:val="16"/>
+    <w:abstractNumId w:val="18"/>
   </w:num>
   <w:num w:numId="17" w16cid:durableId="1999840339">
-    <w:abstractNumId w:val="9"/>
+    <w:abstractNumId w:val="10"/>
   </w:num>
   <w:num w:numId="18" w16cid:durableId="840974733">
     <w:abstractNumId w:val="3"/>
   </w:num>
   <w:num w:numId="19" w16cid:durableId="599875038">
-    <w:abstractNumId w:val="13"/>
+    <w:abstractNumId w:val="14"/>
   </w:num>
   <w:num w:numId="20" w16cid:durableId="632491498">
-    <w:abstractNumId w:val="23"/>
+    <w:abstractNumId w:val="25"/>
   </w:num>
   <w:num w:numId="21" w16cid:durableId="1029068256">
-    <w:abstractNumId w:val="8"/>
+    <w:abstractNumId w:val="9"/>
   </w:num>
   <w:num w:numId="22" w16cid:durableId="1503542611">
-    <w:abstractNumId w:val="14"/>
+    <w:abstractNumId w:val="15"/>
   </w:num>
   <w:num w:numId="23" w16cid:durableId="1646932370">
-    <w:abstractNumId w:val="18"/>
+    <w:abstractNumId w:val="20"/>
   </w:num>
   <w:num w:numId="24" w16cid:durableId="280844604">
     <w:abstractNumId w:val="6"/>
+  </w:num>
+  <w:num w:numId="25" w16cid:durableId="1006008802">
+    <w:abstractNumId w:val="8"/>
+  </w:num>
+  <w:num w:numId="26" w16cid:durableId="560871372">
+    <w:abstractNumId w:val="17"/>
   </w:num>
   <w:numIdMacAtCleanup w:val="24"/>
 </w:numbering>
@@ -12953,6 +12916,28 @@
       <w:ind w:left="480"/>
     </w:pPr>
   </w:style>
+  <w:style w:type="table" w:styleId="TableGrid">
+    <w:name w:val="Table Grid"/>
+    <w:basedOn w:val="TableNormal"/>
+    <w:uiPriority w:val="39"/>
+    <w:rsid w:val="005164BE"/>
+    <w:pPr>
+      <w:spacing w:after="0" w:line="240" w:lineRule="auto"/>
+    </w:pPr>
+    <w:rPr>
+      <w:lang w:val="en-CA"/>
+    </w:rPr>
+    <w:tblPr>
+      <w:tblBorders>
+        <w:top w:val="single" w:sz="4" w:space="0" w:color="auto"/>
+        <w:left w:val="single" w:sz="4" w:space="0" w:color="auto"/>
+        <w:bottom w:val="single" w:sz="4" w:space="0" w:color="auto"/>
+        <w:right w:val="single" w:sz="4" w:space="0" w:color="auto"/>
+        <w:insideH w:val="single" w:sz="4" w:space="0" w:color="auto"/>
+        <w:insideV w:val="single" w:sz="4" w:space="0" w:color="auto"/>
+      </w:tblBorders>
+    </w:tblPr>
+  </w:style>
 </w:styles>
 </file>
 
@@ -13158,8 +13143,31 @@
 </file>
 
 <file path=customXml/item1.xml><?xml version="1.0" encoding="utf-8"?>
-<ct:contentTypeSchema xmlns:ct="http://schemas.microsoft.com/office/2006/metadata/contentType" xmlns:ma="http://schemas.microsoft.com/office/2006/metadata/properties/metaAttributes" ct:_="" ma:_="" ma:contentTypeName="Document" ma:contentTypeID="0x010100B05E66BA07A98346B3261AD8B646936B" ma:contentTypeVersion="13" ma:contentTypeDescription="Create a new document." ma:contentTypeScope="" ma:versionID="e881eedf18919df59b50d8c8e8b68905">
-  <xsd:schema xmlns:xsd="http://www.w3.org/2001/XMLSchema" xmlns:xs="http://www.w3.org/2001/XMLSchema" xmlns:p="http://schemas.microsoft.com/office/2006/metadata/properties" xmlns:ns2="a5b58bab-3cc2-4c8f-acd6-cc36c5af2e8d" xmlns:ns3="c007984e-1eed-4865-becd-8cfebec4a65c" targetNamespace="http://schemas.microsoft.com/office/2006/metadata/properties" ma:root="true" ma:fieldsID="7e64d17a4556335a64cf56015ff1d874" ns2:_="" ns3:_="">
+<?mso-contentType ?>
+<FormTemplates xmlns="http://schemas.microsoft.com/sharepoint/v3/contenttype/forms">
+  <Display>DocumentLibraryForm</Display>
+  <Edit>DocumentLibraryForm</Edit>
+  <New>DocumentLibraryForm</New>
+</FormTemplates>
+</file>
+
+<file path=customXml/item2.xml><?xml version="1.0" encoding="utf-8"?>
+<b:Sources xmlns:b="http://schemas.openxmlformats.org/officeDocument/2006/bibliography" xmlns="http://schemas.openxmlformats.org/officeDocument/2006/bibliography" SelectedStyle="\APASixthEditionOfficeOnline.xsl" StyleName="APA" Version="6"/>
+</file>
+
+<file path=customXml/item3.xml><?xml version="1.0" encoding="utf-8"?>
+<p:properties xmlns:p="http://schemas.microsoft.com/office/2006/metadata/properties" xmlns:xsi="http://www.w3.org/2001/XMLSchema-instance" xmlns:pc="http://schemas.microsoft.com/office/infopath/2007/PartnerControls">
+  <documentManagement>
+    <lcf76f155ced4ddcb4097134ff3c332f xmlns="a5b58bab-3cc2-4c8f-acd6-cc36c5af2e8d">
+      <Terms xmlns="http://schemas.microsoft.com/office/infopath/2007/PartnerControls"/>
+    </lcf76f155ced4ddcb4097134ff3c332f>
+  </documentManagement>
+</p:properties>
+</file>
+
+<file path=customXml/item4.xml><?xml version="1.0" encoding="utf-8"?>
+<ct:contentTypeSchema xmlns:ct="http://schemas.microsoft.com/office/2006/metadata/contentType" xmlns:ma="http://schemas.microsoft.com/office/2006/metadata/properties/metaAttributes" ct:_="" ma:_="" ma:contentTypeName="Document" ma:contentTypeID="0x010100B05E66BA07A98346B3261AD8B646936B" ma:contentTypeVersion="13" ma:contentTypeDescription="Create a new document." ma:contentTypeScope="" ma:versionID="e5714126c7c062678b1fc085f0107ab2">
+  <xsd:schema xmlns:xsd="http://www.w3.org/2001/XMLSchema" xmlns:xs="http://www.w3.org/2001/XMLSchema" xmlns:p="http://schemas.microsoft.com/office/2006/metadata/properties" xmlns:ns2="a5b58bab-3cc2-4c8f-acd6-cc36c5af2e8d" xmlns:ns3="c007984e-1eed-4865-becd-8cfebec4a65c" targetNamespace="http://schemas.microsoft.com/office/2006/metadata/properties" ma:root="true" ma:fieldsID="a9ee008303d97484889578befa572ef3" ns2:_="" ns3:_="">
     <xsd:import namespace="a5b58bab-3cc2-4c8f-acd6-cc36c5af2e8d"/>
     <xsd:import namespace="c007984e-1eed-4865-becd-8cfebec4a65c"/>
     <xsd:element name="properties">
@@ -13374,44 +13382,10 @@
 </ct:contentTypeSchema>
 </file>
 
-<file path=customXml/item2.xml><?xml version="1.0" encoding="utf-8"?>
-<b:Sources xmlns:b="http://schemas.openxmlformats.org/officeDocument/2006/bibliography" xmlns="http://schemas.openxmlformats.org/officeDocument/2006/bibliography" SelectedStyle="\APASixthEditionOfficeOnline.xsl" StyleName="APA" Version="6"/>
-</file>
-
-<file path=customXml/item3.xml><?xml version="1.0" encoding="utf-8"?>
-<p:properties xmlns:p="http://schemas.microsoft.com/office/2006/metadata/properties" xmlns:xsi="http://www.w3.org/2001/XMLSchema-instance" xmlns:pc="http://schemas.microsoft.com/office/infopath/2007/PartnerControls">
-  <documentManagement>
-    <lcf76f155ced4ddcb4097134ff3c332f xmlns="a5b58bab-3cc2-4c8f-acd6-cc36c5af2e8d">
-      <Terms xmlns="http://schemas.microsoft.com/office/infopath/2007/PartnerControls"/>
-    </lcf76f155ced4ddcb4097134ff3c332f>
-  </documentManagement>
-</p:properties>
-</file>
-
-<file path=customXml/item4.xml><?xml version="1.0" encoding="utf-8"?>
-<?mso-contentType ?>
-<FormTemplates xmlns="http://schemas.microsoft.com/sharepoint/v3/contenttype/forms">
-  <Display>DocumentLibraryForm</Display>
-  <Edit>DocumentLibraryForm</Edit>
-  <New>DocumentLibraryForm</New>
-</FormTemplates>
-</file>
-
 <file path=customXml/itemProps1.xml><?xml version="1.0" encoding="utf-8"?>
-<ds:datastoreItem xmlns:ds="http://schemas.openxmlformats.org/officeDocument/2006/customXml" ds:itemID="{3CB629D3-36CE-45B7-A9B2-2E3EF444920C}">
+<ds:datastoreItem xmlns:ds="http://schemas.openxmlformats.org/officeDocument/2006/customXml" ds:itemID="{09FFADB5-EA6D-4772-B31B-FD6434BF1C8E}">
   <ds:schemaRefs>
-    <ds:schemaRef ds:uri="http://schemas.microsoft.com/office/2006/metadata/contentType"/>
-    <ds:schemaRef ds:uri="http://schemas.microsoft.com/office/2006/metadata/properties/metaAttributes"/>
-    <ds:schemaRef ds:uri="http://www.w3.org/2001/XMLSchema"/>
-    <ds:schemaRef ds:uri="http://schemas.microsoft.com/office/2006/metadata/properties"/>
-    <ds:schemaRef ds:uri="a5b58bab-3cc2-4c8f-acd6-cc36c5af2e8d"/>
-    <ds:schemaRef ds:uri="c007984e-1eed-4865-becd-8cfebec4a65c"/>
-    <ds:schemaRef ds:uri="http://schemas.microsoft.com/office/2006/documentManagement/types"/>
-    <ds:schemaRef ds:uri="http://schemas.microsoft.com/office/infopath/2007/PartnerControls"/>
-    <ds:schemaRef ds:uri="http://schemas.openxmlformats.org/package/2006/metadata/core-properties"/>
-    <ds:schemaRef ds:uri="http://purl.org/dc/elements/1.1/"/>
-    <ds:schemaRef ds:uri="http://purl.org/dc/terms/"/>
-    <ds:schemaRef ds:uri="http://schemas.microsoft.com/internal/obd"/>
+    <ds:schemaRef ds:uri="http://schemas.microsoft.com/sharepoint/v3/contenttype/forms"/>
   </ds:schemaRefs>
 </ds:datastoreItem>
 </file>
@@ -13435,9 +13409,20 @@
 </file>
 
 <file path=customXml/itemProps4.xml><?xml version="1.0" encoding="utf-8"?>
-<ds:datastoreItem xmlns:ds="http://schemas.openxmlformats.org/officeDocument/2006/customXml" ds:itemID="{09FFADB5-EA6D-4772-B31B-FD6434BF1C8E}">
+<ds:datastoreItem xmlns:ds="http://schemas.openxmlformats.org/officeDocument/2006/customXml" ds:itemID="{CB79EE2F-FDFE-4A10-89E4-11F852B47539}">
   <ds:schemaRefs>
-    <ds:schemaRef ds:uri="http://schemas.microsoft.com/sharepoint/v3/contenttype/forms"/>
+    <ds:schemaRef ds:uri="http://schemas.microsoft.com/office/2006/metadata/contentType"/>
+    <ds:schemaRef ds:uri="http://schemas.microsoft.com/office/2006/metadata/properties/metaAttributes"/>
+    <ds:schemaRef ds:uri="http://www.w3.org/2001/XMLSchema"/>
+    <ds:schemaRef ds:uri="http://schemas.microsoft.com/office/2006/metadata/properties"/>
+    <ds:schemaRef ds:uri="a5b58bab-3cc2-4c8f-acd6-cc36c5af2e8d"/>
+    <ds:schemaRef ds:uri="c007984e-1eed-4865-becd-8cfebec4a65c"/>
+    <ds:schemaRef ds:uri="http://schemas.microsoft.com/office/2006/documentManagement/types"/>
+    <ds:schemaRef ds:uri="http://schemas.microsoft.com/office/infopath/2007/PartnerControls"/>
+    <ds:schemaRef ds:uri="http://schemas.openxmlformats.org/package/2006/metadata/core-properties"/>
+    <ds:schemaRef ds:uri="http://purl.org/dc/elements/1.1/"/>
+    <ds:schemaRef ds:uri="http://purl.org/dc/terms/"/>
+    <ds:schemaRef ds:uri="http://schemas.microsoft.com/internal/obd"/>
   </ds:schemaRefs>
 </ds:datastoreItem>
 </file>